--- a/3 year/PBZ/docs/pbz_10.docx
+++ b/3 year/PBZ/docs/pbz_10.docx
@@ -251,23 +251,13 @@
       <w:r>
         <w:br/>
       </w:r>
-      <w:proofErr w:type="spellStart"/>
       <w:r>
         <w:rPr>
           <w:rFonts w:ascii="Times New Roman" w:eastAsia="Times New Roman" w:hAnsi="Times New Roman" w:cs="Times New Roman"/>
           <w:sz w:val="28"/>
           <w:szCs w:val="28"/>
         </w:rPr>
-        <w:t>Савонюк</w:t>
-      </w:r>
-      <w:proofErr w:type="spellEnd"/>
-      <w:r>
-        <w:rPr>
-          <w:rFonts w:ascii="Times New Roman" w:eastAsia="Times New Roman" w:hAnsi="Times New Roman" w:cs="Times New Roman"/>
-          <w:sz w:val="28"/>
-          <w:szCs w:val="28"/>
-        </w:rPr>
-        <w:t xml:space="preserve"> В. А.</w:t>
+        <w:t>Савонюк В. А.</w:t>
       </w:r>
     </w:p>
     <w:p>
@@ -620,25 +610,23 @@
     </w:p>
     <w:p>
       <w:pPr>
-        <w:suppressAutoHyphens w:val="0"/>
-        <w:spacing w:before="100" w:beforeAutospacing="1" w:after="100" w:afterAutospacing="1" w:line="240" w:lineRule="auto"/>
+        <w:pStyle w:val="a8"/>
+        <w:numPr>
+          <w:ilvl w:val="0"/>
+          <w:numId w:val="8"/>
+        </w:numPr>
+        <w:spacing w:before="240" w:after="240"/>
         <w:rPr>
-          <w:rFonts w:ascii="Times New Roman" w:eastAsia="Times New Roman" w:hAnsi="Times New Roman" w:cs="Times New Roman"/>
-          <w:sz w:val="24"/>
-          <w:szCs w:val="24"/>
-          <w:lang w:val="ru-BY" w:eastAsia="ru-BY"/>
+          <w:sz w:val="28"/>
+          <w:szCs w:val="28"/>
         </w:rPr>
       </w:pPr>
       <w:r>
         <w:rPr>
-          <w:rFonts w:ascii="Times New Roman" w:eastAsia="Times New Roman" w:hAnsi="Times New Roman" w:cs="Times New Roman"/>
-          <w:b/>
-          <w:bCs/>
-          <w:sz w:val="24"/>
-          <w:szCs w:val="24"/>
-          <w:lang w:val="ru-BY" w:eastAsia="ru-BY"/>
+          <w:sz w:val="28"/>
+          <w:szCs w:val="28"/>
         </w:rPr>
-        <w:t>Фрейм: Человек</w:t>
+        <w:t>Ключевые фреймы:</w:t>
       </w:r>
     </w:p>
     <w:tbl>
@@ -675,6 +663,45 @@
         <w:tc>
           <w:tcPr>
             <w:tcW w:w="0" w:type="auto"/>
+            <w:gridSpan w:val="4"/>
+            <w:vAlign w:val="center"/>
+          </w:tcPr>
+          <w:p>
+            <w:pPr>
+              <w:suppressAutoHyphens w:val="0"/>
+              <w:spacing w:line="240" w:lineRule="auto"/>
+              <w:jc w:val="center"/>
+              <w:rPr>
+                <w:rFonts w:ascii="Times New Roman" w:eastAsia="Times New Roman" w:hAnsi="Times New Roman" w:cs="Times New Roman"/>
+                <w:b/>
+                <w:bCs/>
+                <w:sz w:val="24"/>
+                <w:szCs w:val="24"/>
+                <w:lang w:eastAsia="ru-BY"/>
+              </w:rPr>
+            </w:pPr>
+            <w:r>
+              <w:rPr>
+                <w:rFonts w:ascii="Times New Roman" w:eastAsia="Times New Roman" w:hAnsi="Times New Roman" w:cs="Times New Roman"/>
+                <w:b/>
+                <w:bCs/>
+                <w:sz w:val="24"/>
+                <w:szCs w:val="24"/>
+                <w:lang w:eastAsia="ru-BY"/>
+              </w:rPr>
+              <w:t>ЧЕЛОВЕК</w:t>
+            </w:r>
+          </w:p>
+        </w:tc>
+      </w:tr>
+      <w:tr>
+        <w:trPr>
+          <w:tblHeader/>
+          <w:tblCellSpacing w:w="15" w:type="dxa"/>
+        </w:trPr>
+        <w:tc>
+          <w:tcPr>
+            <w:tcW w:w="0" w:type="auto"/>
             <w:vAlign w:val="center"/>
             <w:hideMark/>
           </w:tcPr>
@@ -819,81 +846,101 @@
             <w:pPr>
               <w:suppressAutoHyphens w:val="0"/>
               <w:spacing w:line="240" w:lineRule="auto"/>
-              <w:rPr>
-                <w:rFonts w:ascii="Times New Roman" w:eastAsia="Times New Roman" w:hAnsi="Times New Roman" w:cs="Times New Roman"/>
-                <w:sz w:val="24"/>
-                <w:szCs w:val="24"/>
-                <w:lang w:val="ru-BY" w:eastAsia="ru-BY"/>
-              </w:rPr>
-            </w:pPr>
-            <w:r>
-              <w:rPr>
-                <w:rFonts w:ascii="Times New Roman" w:eastAsia="Times New Roman" w:hAnsi="Times New Roman" w:cs="Times New Roman"/>
-                <w:sz w:val="24"/>
-                <w:szCs w:val="24"/>
-                <w:lang w:val="ru-BY" w:eastAsia="ru-BY"/>
-              </w:rPr>
-              <w:t>имя</w:t>
-            </w:r>
-          </w:p>
-        </w:tc>
-        <w:tc>
-          <w:tcPr>
-            <w:tcW w:w="0" w:type="auto"/>
-            <w:vAlign w:val="center"/>
-            <w:hideMark/>
-          </w:tcPr>
-          <w:p>
-            <w:pPr>
-              <w:suppressAutoHyphens w:val="0"/>
-              <w:spacing w:line="240" w:lineRule="auto"/>
-              <w:rPr>
-                <w:rFonts w:ascii="Times New Roman" w:eastAsia="Times New Roman" w:hAnsi="Times New Roman" w:cs="Times New Roman"/>
-                <w:sz w:val="24"/>
-                <w:szCs w:val="24"/>
-                <w:lang w:val="ru-BY" w:eastAsia="ru-BY"/>
-              </w:rPr>
-            </w:pPr>
-          </w:p>
-        </w:tc>
-        <w:tc>
-          <w:tcPr>
-            <w:tcW w:w="0" w:type="auto"/>
-            <w:vAlign w:val="center"/>
-            <w:hideMark/>
-          </w:tcPr>
-          <w:p>
-            <w:pPr>
-              <w:suppressAutoHyphens w:val="0"/>
-              <w:spacing w:line="240" w:lineRule="auto"/>
-              <w:rPr>
-                <w:rFonts w:ascii="Times New Roman" w:eastAsia="Times New Roman" w:hAnsi="Times New Roman" w:cs="Times New Roman"/>
-                <w:sz w:val="24"/>
-                <w:szCs w:val="24"/>
-                <w:lang w:val="ru-BY" w:eastAsia="ru-BY"/>
-              </w:rPr>
-            </w:pPr>
-            <w:r>
-              <w:rPr>
-                <w:rFonts w:ascii="Times New Roman" w:eastAsia="Times New Roman" w:hAnsi="Times New Roman" w:cs="Times New Roman"/>
-                <w:sz w:val="24"/>
-                <w:szCs w:val="24"/>
-                <w:lang w:val="ru-BY" w:eastAsia="ru-BY"/>
-              </w:rPr>
-              <w:t>из внешних источников</w:t>
-            </w:r>
-          </w:p>
-        </w:tc>
-        <w:tc>
-          <w:tcPr>
-            <w:tcW w:w="0" w:type="auto"/>
-            <w:vAlign w:val="center"/>
-            <w:hideMark/>
-          </w:tcPr>
-          <w:p>
-            <w:pPr>
-              <w:suppressAutoHyphens w:val="0"/>
-              <w:spacing w:line="240" w:lineRule="auto"/>
+              <w:jc w:val="center"/>
+              <w:rPr>
+                <w:rFonts w:ascii="Times New Roman" w:eastAsia="Times New Roman" w:hAnsi="Times New Roman" w:cs="Times New Roman"/>
+                <w:sz w:val="24"/>
+                <w:szCs w:val="24"/>
+                <w:lang w:val="ru-BY" w:eastAsia="ru-BY"/>
+              </w:rPr>
+            </w:pPr>
+            <w:r>
+              <w:rPr>
+                <w:rFonts w:ascii="Times New Roman" w:eastAsia="Times New Roman" w:hAnsi="Times New Roman" w:cs="Times New Roman"/>
+                <w:sz w:val="24"/>
+                <w:szCs w:val="24"/>
+                <w:lang w:eastAsia="ru-BY"/>
+              </w:rPr>
+              <w:t>И</w:t>
+            </w:r>
+            <w:r>
+              <w:rPr>
+                <w:rFonts w:ascii="Times New Roman" w:eastAsia="Times New Roman" w:hAnsi="Times New Roman" w:cs="Times New Roman"/>
+                <w:sz w:val="24"/>
+                <w:szCs w:val="24"/>
+                <w:lang w:val="ru-BY" w:eastAsia="ru-BY"/>
+              </w:rPr>
+              <w:t>мя</w:t>
+            </w:r>
+          </w:p>
+        </w:tc>
+        <w:tc>
+          <w:tcPr>
+            <w:tcW w:w="0" w:type="auto"/>
+            <w:vAlign w:val="center"/>
+            <w:hideMark/>
+          </w:tcPr>
+          <w:p>
+            <w:pPr>
+              <w:suppressAutoHyphens w:val="0"/>
+              <w:spacing w:line="240" w:lineRule="auto"/>
+              <w:jc w:val="center"/>
+              <w:rPr>
+                <w:rFonts w:ascii="Times New Roman" w:eastAsia="Times New Roman" w:hAnsi="Times New Roman" w:cs="Times New Roman"/>
+                <w:sz w:val="24"/>
+                <w:szCs w:val="24"/>
+                <w:lang w:val="ru-BY" w:eastAsia="ru-BY"/>
+              </w:rPr>
+            </w:pPr>
+          </w:p>
+        </w:tc>
+        <w:tc>
+          <w:tcPr>
+            <w:tcW w:w="0" w:type="auto"/>
+            <w:vAlign w:val="center"/>
+            <w:hideMark/>
+          </w:tcPr>
+          <w:p>
+            <w:pPr>
+              <w:suppressAutoHyphens w:val="0"/>
+              <w:spacing w:line="240" w:lineRule="auto"/>
+              <w:jc w:val="center"/>
+              <w:rPr>
+                <w:rFonts w:ascii="Times New Roman" w:eastAsia="Times New Roman" w:hAnsi="Times New Roman" w:cs="Times New Roman"/>
+                <w:sz w:val="24"/>
+                <w:szCs w:val="24"/>
+                <w:lang w:val="ru-BY" w:eastAsia="ru-BY"/>
+              </w:rPr>
+            </w:pPr>
+            <w:r>
+              <w:rPr>
+                <w:rFonts w:ascii="Times New Roman" w:hAnsi="Times New Roman" w:cs="Times New Roman"/>
+                <w:sz w:val="24"/>
+                <w:szCs w:val="24"/>
+              </w:rPr>
+              <w:t>И</w:t>
+            </w:r>
+            <w:r>
+              <w:rPr>
+                <w:rFonts w:ascii="Times New Roman" w:hAnsi="Times New Roman" w:cs="Times New Roman"/>
+                <w:sz w:val="24"/>
+                <w:szCs w:val="24"/>
+              </w:rPr>
+              <w:t>з внешних источников</w:t>
+            </w:r>
+          </w:p>
+        </w:tc>
+        <w:tc>
+          <w:tcPr>
+            <w:tcW w:w="0" w:type="auto"/>
+            <w:vAlign w:val="center"/>
+            <w:hideMark/>
+          </w:tcPr>
+          <w:p>
+            <w:pPr>
+              <w:suppressAutoHyphens w:val="0"/>
+              <w:spacing w:line="240" w:lineRule="auto"/>
+              <w:jc w:val="center"/>
               <w:rPr>
                 <w:rFonts w:ascii="Times New Roman" w:eastAsia="Times New Roman" w:hAnsi="Times New Roman" w:cs="Times New Roman"/>
                 <w:sz w:val="24"/>
@@ -918,34 +965,45 @@
             <w:pPr>
               <w:suppressAutoHyphens w:val="0"/>
               <w:spacing w:line="240" w:lineRule="auto"/>
-              <w:rPr>
-                <w:rFonts w:ascii="Times New Roman" w:eastAsia="Times New Roman" w:hAnsi="Times New Roman" w:cs="Times New Roman"/>
-                <w:sz w:val="24"/>
-                <w:szCs w:val="24"/>
-                <w:lang w:val="ru-BY" w:eastAsia="ru-BY"/>
-              </w:rPr>
-            </w:pPr>
-            <w:r>
-              <w:rPr>
-                <w:rFonts w:ascii="Times New Roman" w:eastAsia="Times New Roman" w:hAnsi="Times New Roman" w:cs="Times New Roman"/>
-                <w:sz w:val="24"/>
-                <w:szCs w:val="24"/>
-                <w:lang w:val="ru-BY" w:eastAsia="ru-BY"/>
-              </w:rPr>
-              <w:t>пол</w:t>
-            </w:r>
-          </w:p>
-        </w:tc>
-        <w:tc>
-          <w:tcPr>
-            <w:tcW w:w="0" w:type="auto"/>
-            <w:vAlign w:val="center"/>
-            <w:hideMark/>
-          </w:tcPr>
-          <w:p>
-            <w:pPr>
-              <w:suppressAutoHyphens w:val="0"/>
-              <w:spacing w:line="240" w:lineRule="auto"/>
+              <w:jc w:val="center"/>
+              <w:rPr>
+                <w:rFonts w:ascii="Times New Roman" w:eastAsia="Times New Roman" w:hAnsi="Times New Roman" w:cs="Times New Roman"/>
+                <w:sz w:val="24"/>
+                <w:szCs w:val="24"/>
+                <w:lang w:val="ru-BY" w:eastAsia="ru-BY"/>
+              </w:rPr>
+            </w:pPr>
+            <w:r>
+              <w:rPr>
+                <w:rFonts w:ascii="Times New Roman" w:eastAsia="Times New Roman" w:hAnsi="Times New Roman" w:cs="Times New Roman"/>
+                <w:sz w:val="24"/>
+                <w:szCs w:val="24"/>
+                <w:lang w:eastAsia="ru-BY"/>
+              </w:rPr>
+              <w:t>П</w:t>
+            </w:r>
+            <w:r>
+              <w:rPr>
+                <w:rFonts w:ascii="Times New Roman" w:eastAsia="Times New Roman" w:hAnsi="Times New Roman" w:cs="Times New Roman"/>
+                <w:sz w:val="24"/>
+                <w:szCs w:val="24"/>
+                <w:lang w:val="ru-BY" w:eastAsia="ru-BY"/>
+              </w:rPr>
+              <w:t>ол</w:t>
+            </w:r>
+          </w:p>
+        </w:tc>
+        <w:tc>
+          <w:tcPr>
+            <w:tcW w:w="0" w:type="auto"/>
+            <w:vAlign w:val="center"/>
+            <w:hideMark/>
+          </w:tcPr>
+          <w:p>
+            <w:pPr>
+              <w:suppressAutoHyphens w:val="0"/>
+              <w:spacing w:line="240" w:lineRule="auto"/>
+              <w:jc w:val="center"/>
               <w:rPr>
                 <w:rFonts w:ascii="Times New Roman" w:eastAsia="Times New Roman" w:hAnsi="Times New Roman" w:cs="Times New Roman"/>
                 <w:sz w:val="24"/>
@@ -974,34 +1032,43 @@
             <w:pPr>
               <w:suppressAutoHyphens w:val="0"/>
               <w:spacing w:line="240" w:lineRule="auto"/>
-              <w:rPr>
-                <w:rFonts w:ascii="Times New Roman" w:eastAsia="Times New Roman" w:hAnsi="Times New Roman" w:cs="Times New Roman"/>
-                <w:sz w:val="24"/>
-                <w:szCs w:val="24"/>
-                <w:lang w:val="ru-BY" w:eastAsia="ru-BY"/>
-              </w:rPr>
-            </w:pPr>
-            <w:r>
-              <w:rPr>
-                <w:rFonts w:ascii="Times New Roman" w:eastAsia="Times New Roman" w:hAnsi="Times New Roman" w:cs="Times New Roman"/>
-                <w:sz w:val="24"/>
-                <w:szCs w:val="24"/>
-                <w:lang w:val="ru-BY" w:eastAsia="ru-BY"/>
-              </w:rPr>
-              <w:t>из внешних источников</w:t>
-            </w:r>
-          </w:p>
-        </w:tc>
-        <w:tc>
-          <w:tcPr>
-            <w:tcW w:w="0" w:type="auto"/>
-            <w:vAlign w:val="center"/>
-            <w:hideMark/>
-          </w:tcPr>
-          <w:p>
-            <w:pPr>
-              <w:suppressAutoHyphens w:val="0"/>
-              <w:spacing w:line="240" w:lineRule="auto"/>
+              <w:jc w:val="center"/>
+              <w:rPr>
+                <w:rFonts w:ascii="Times New Roman" w:eastAsia="Times New Roman" w:hAnsi="Times New Roman" w:cs="Times New Roman"/>
+                <w:sz w:val="24"/>
+                <w:szCs w:val="24"/>
+                <w:lang w:val="ru-BY" w:eastAsia="ru-BY"/>
+              </w:rPr>
+            </w:pPr>
+            <w:r>
+              <w:rPr>
+                <w:rFonts w:ascii="Times New Roman" w:hAnsi="Times New Roman" w:cs="Times New Roman"/>
+                <w:sz w:val="24"/>
+                <w:szCs w:val="24"/>
+              </w:rPr>
+              <w:t>И</w:t>
+            </w:r>
+            <w:r>
+              <w:rPr>
+                <w:rFonts w:ascii="Times New Roman" w:hAnsi="Times New Roman" w:cs="Times New Roman"/>
+                <w:sz w:val="24"/>
+                <w:szCs w:val="24"/>
+              </w:rPr>
+              <w:t>з внешних источников</w:t>
+            </w:r>
+          </w:p>
+        </w:tc>
+        <w:tc>
+          <w:tcPr>
+            <w:tcW w:w="0" w:type="auto"/>
+            <w:vAlign w:val="center"/>
+            <w:hideMark/>
+          </w:tcPr>
+          <w:p>
+            <w:pPr>
+              <w:suppressAutoHyphens w:val="0"/>
+              <w:spacing w:line="240" w:lineRule="auto"/>
+              <w:jc w:val="center"/>
               <w:rPr>
                 <w:rFonts w:ascii="Times New Roman" w:eastAsia="Times New Roman" w:hAnsi="Times New Roman" w:cs="Times New Roman"/>
                 <w:sz w:val="24"/>
@@ -1026,90 +1093,102 @@
             <w:pPr>
               <w:suppressAutoHyphens w:val="0"/>
               <w:spacing w:line="240" w:lineRule="auto"/>
-              <w:rPr>
-                <w:rFonts w:ascii="Times New Roman" w:eastAsia="Times New Roman" w:hAnsi="Times New Roman" w:cs="Times New Roman"/>
-                <w:sz w:val="24"/>
-                <w:szCs w:val="24"/>
-                <w:lang w:val="ru-BY" w:eastAsia="ru-BY"/>
-              </w:rPr>
-            </w:pPr>
-            <w:r>
-              <w:rPr>
-                <w:rFonts w:ascii="Times New Roman" w:eastAsia="Times New Roman" w:hAnsi="Times New Roman" w:cs="Times New Roman"/>
-                <w:sz w:val="24"/>
-                <w:szCs w:val="24"/>
-                <w:lang w:val="ru-BY" w:eastAsia="ru-BY"/>
-              </w:rPr>
-              <w:t>возраст</w:t>
-            </w:r>
-          </w:p>
-        </w:tc>
-        <w:tc>
-          <w:tcPr>
-            <w:tcW w:w="0" w:type="auto"/>
-            <w:vAlign w:val="center"/>
-            <w:hideMark/>
-          </w:tcPr>
-          <w:p>
-            <w:pPr>
-              <w:suppressAutoHyphens w:val="0"/>
-              <w:spacing w:line="240" w:lineRule="auto"/>
-              <w:rPr>
-                <w:rFonts w:ascii="Times New Roman" w:eastAsia="Times New Roman" w:hAnsi="Times New Roman" w:cs="Times New Roman"/>
-                <w:sz w:val="24"/>
-                <w:szCs w:val="24"/>
-                <w:lang w:eastAsia="ru-BY"/>
-              </w:rPr>
-            </w:pPr>
-            <w:r>
-              <w:rPr>
-                <w:rFonts w:ascii="Times New Roman" w:eastAsia="Times New Roman" w:hAnsi="Times New Roman" w:cs="Times New Roman"/>
-                <w:sz w:val="24"/>
-                <w:szCs w:val="24"/>
-                <w:lang w:eastAsia="ru-BY"/>
-              </w:rPr>
-              <w:t>От 0 до 100 лет</w:t>
-            </w:r>
-          </w:p>
-        </w:tc>
-        <w:tc>
-          <w:tcPr>
-            <w:tcW w:w="0" w:type="auto"/>
-            <w:vAlign w:val="center"/>
-            <w:hideMark/>
-          </w:tcPr>
-          <w:p>
-            <w:pPr>
-              <w:suppressAutoHyphens w:val="0"/>
-              <w:spacing w:line="240" w:lineRule="auto"/>
-              <w:rPr>
-                <w:rFonts w:ascii="Times New Roman" w:eastAsia="Times New Roman" w:hAnsi="Times New Roman" w:cs="Times New Roman"/>
-                <w:sz w:val="24"/>
-                <w:szCs w:val="24"/>
-                <w:lang w:val="ru-BY" w:eastAsia="ru-BY"/>
-              </w:rPr>
-            </w:pPr>
-            <w:r>
-              <w:rPr>
-                <w:rFonts w:ascii="Times New Roman" w:eastAsia="Times New Roman" w:hAnsi="Times New Roman" w:cs="Times New Roman"/>
-                <w:sz w:val="24"/>
-                <w:szCs w:val="24"/>
-                <w:lang w:val="ru-BY" w:eastAsia="ru-BY"/>
-              </w:rPr>
-              <w:t>из внешних источников</w:t>
-            </w:r>
-          </w:p>
-        </w:tc>
-        <w:tc>
-          <w:tcPr>
-            <w:tcW w:w="0" w:type="auto"/>
-            <w:vAlign w:val="center"/>
-            <w:hideMark/>
-          </w:tcPr>
-          <w:p>
-            <w:pPr>
-              <w:suppressAutoHyphens w:val="0"/>
-              <w:spacing w:line="240" w:lineRule="auto"/>
+              <w:jc w:val="center"/>
+              <w:rPr>
+                <w:rFonts w:ascii="Times New Roman" w:eastAsia="Times New Roman" w:hAnsi="Times New Roman" w:cs="Times New Roman"/>
+                <w:sz w:val="24"/>
+                <w:szCs w:val="24"/>
+                <w:lang w:val="ru-BY" w:eastAsia="ru-BY"/>
+              </w:rPr>
+            </w:pPr>
+            <w:r>
+              <w:rPr>
+                <w:rFonts w:ascii="Times New Roman" w:eastAsia="Times New Roman" w:hAnsi="Times New Roman" w:cs="Times New Roman"/>
+                <w:sz w:val="24"/>
+                <w:szCs w:val="24"/>
+                <w:lang w:eastAsia="ru-BY"/>
+              </w:rPr>
+              <w:t>В</w:t>
+            </w:r>
+            <w:r>
+              <w:rPr>
+                <w:rFonts w:ascii="Times New Roman" w:eastAsia="Times New Roman" w:hAnsi="Times New Roman" w:cs="Times New Roman"/>
+                <w:sz w:val="24"/>
+                <w:szCs w:val="24"/>
+                <w:lang w:val="ru-BY" w:eastAsia="ru-BY"/>
+              </w:rPr>
+              <w:t>озраст</w:t>
+            </w:r>
+          </w:p>
+        </w:tc>
+        <w:tc>
+          <w:tcPr>
+            <w:tcW w:w="0" w:type="auto"/>
+            <w:vAlign w:val="center"/>
+            <w:hideMark/>
+          </w:tcPr>
+          <w:p>
+            <w:pPr>
+              <w:suppressAutoHyphens w:val="0"/>
+              <w:spacing w:line="240" w:lineRule="auto"/>
+              <w:jc w:val="center"/>
+              <w:rPr>
+                <w:rFonts w:ascii="Times New Roman" w:eastAsia="Times New Roman" w:hAnsi="Times New Roman" w:cs="Times New Roman"/>
+                <w:sz w:val="24"/>
+                <w:szCs w:val="24"/>
+                <w:lang w:eastAsia="ru-BY"/>
+              </w:rPr>
+            </w:pPr>
+            <w:r>
+              <w:rPr>
+                <w:rFonts w:ascii="Times New Roman" w:eastAsia="Times New Roman" w:hAnsi="Times New Roman" w:cs="Times New Roman"/>
+                <w:sz w:val="24"/>
+                <w:szCs w:val="24"/>
+                <w:lang w:eastAsia="ru-BY"/>
+              </w:rPr>
+              <w:t>От 0 до 120 лет</w:t>
+            </w:r>
+          </w:p>
+        </w:tc>
+        <w:tc>
+          <w:tcPr>
+            <w:tcW w:w="0" w:type="auto"/>
+            <w:vAlign w:val="center"/>
+            <w:hideMark/>
+          </w:tcPr>
+          <w:p>
+            <w:pPr>
+              <w:suppressAutoHyphens w:val="0"/>
+              <w:spacing w:line="240" w:lineRule="auto"/>
+              <w:jc w:val="center"/>
+              <w:rPr>
+                <w:rFonts w:ascii="Times New Roman" w:eastAsia="Times New Roman" w:hAnsi="Times New Roman" w:cs="Times New Roman"/>
+                <w:sz w:val="24"/>
+                <w:szCs w:val="24"/>
+                <w:lang w:val="ru-BY" w:eastAsia="ru-BY"/>
+              </w:rPr>
+            </w:pPr>
+            <w:r>
+              <w:rPr>
+                <w:rFonts w:ascii="Times New Roman" w:hAnsi="Times New Roman" w:cs="Times New Roman"/>
+                <w:sz w:val="24"/>
+                <w:szCs w:val="24"/>
+              </w:rPr>
+              <w:t>Из внешних источников</w:t>
+            </w:r>
+          </w:p>
+        </w:tc>
+        <w:tc>
+          <w:tcPr>
+            <w:tcW w:w="0" w:type="auto"/>
+            <w:vAlign w:val="center"/>
+            <w:hideMark/>
+          </w:tcPr>
+          <w:p>
+            <w:pPr>
+              <w:suppressAutoHyphens w:val="0"/>
+              <w:spacing w:line="240" w:lineRule="auto"/>
+              <w:jc w:val="center"/>
               <w:rPr>
                 <w:rFonts w:ascii="Times New Roman" w:eastAsia="Times New Roman" w:hAnsi="Times New Roman" w:cs="Times New Roman"/>
                 <w:sz w:val="24"/>
@@ -1123,17 +1202,15 @@
     </w:tbl>
     <w:p>
       <w:pPr>
-        <w:pStyle w:val="a9"/>
+        <w:pStyle w:val="a8"/>
+        <w:spacing w:before="240" w:after="240"/>
+        <w:ind w:left="-66" w:firstLine="0"/>
+        <w:jc w:val="center"/>
         <w:rPr>
-          <w:lang w:eastAsia="ru-BY"/>
+          <w:sz w:val="28"/>
+          <w:szCs w:val="28"/>
         </w:rPr>
       </w:pPr>
-      <w:r>
-        <w:rPr>
-          <w:rStyle w:val="aa"/>
-        </w:rPr>
-        <w:t>Фрейм: Поезд</w:t>
-      </w:r>
     </w:p>
     <w:tbl>
       <w:tblPr>
@@ -1169,6 +1246,36 @@
         <w:tc>
           <w:tcPr>
             <w:tcW w:w="0" w:type="auto"/>
+            <w:gridSpan w:val="4"/>
+            <w:vAlign w:val="center"/>
+          </w:tcPr>
+          <w:p>
+            <w:pPr>
+              <w:jc w:val="center"/>
+              <w:rPr>
+                <w:rFonts w:ascii="Times New Roman" w:hAnsi="Times New Roman" w:cs="Times New Roman"/>
+                <w:b/>
+                <w:bCs/>
+              </w:rPr>
+            </w:pPr>
+            <w:r>
+              <w:rPr>
+                <w:rStyle w:val="aa"/>
+                <w:rFonts w:ascii="Times New Roman" w:hAnsi="Times New Roman" w:cs="Times New Roman"/>
+              </w:rPr>
+              <w:t>ПОЕЗД</w:t>
+            </w:r>
+          </w:p>
+        </w:tc>
+      </w:tr>
+      <w:tr>
+        <w:trPr>
+          <w:tblHeader/>
+          <w:tblCellSpacing w:w="15" w:type="dxa"/>
+        </w:trPr>
+        <w:tc>
+          <w:tcPr>
+            <w:tcW w:w="0" w:type="auto"/>
             <w:vAlign w:val="center"/>
             <w:hideMark/>
           </w:tcPr>
@@ -1295,70 +1402,82 @@
           </w:tcPr>
           <w:p>
             <w:pPr>
-              <w:rPr>
-                <w:rFonts w:ascii="Times New Roman" w:hAnsi="Times New Roman" w:cs="Times New Roman"/>
-                <w:sz w:val="24"/>
-                <w:szCs w:val="24"/>
-              </w:rPr>
-            </w:pPr>
-            <w:r>
-              <w:rPr>
-                <w:rFonts w:ascii="Times New Roman" w:hAnsi="Times New Roman" w:cs="Times New Roman"/>
-                <w:sz w:val="24"/>
-                <w:szCs w:val="24"/>
-              </w:rPr>
-              <w:t>направление</w:t>
-            </w:r>
-          </w:p>
-        </w:tc>
-        <w:tc>
-          <w:tcPr>
-            <w:tcW w:w="0" w:type="auto"/>
-            <w:vAlign w:val="center"/>
-            <w:hideMark/>
-          </w:tcPr>
-          <w:p>
-            <w:pPr>
-              <w:rPr>
-                <w:rFonts w:ascii="Times New Roman" w:hAnsi="Times New Roman" w:cs="Times New Roman"/>
-                <w:sz w:val="24"/>
-                <w:szCs w:val="24"/>
-              </w:rPr>
-            </w:pPr>
-          </w:p>
-        </w:tc>
-        <w:tc>
-          <w:tcPr>
-            <w:tcW w:w="0" w:type="auto"/>
-            <w:vAlign w:val="center"/>
-            <w:hideMark/>
-          </w:tcPr>
-          <w:p>
-            <w:pPr>
-              <w:rPr>
-                <w:rFonts w:ascii="Times New Roman" w:hAnsi="Times New Roman" w:cs="Times New Roman"/>
-                <w:sz w:val="24"/>
-                <w:szCs w:val="24"/>
-              </w:rPr>
-            </w:pPr>
-            <w:r>
-              <w:rPr>
-                <w:rFonts w:ascii="Times New Roman" w:hAnsi="Times New Roman" w:cs="Times New Roman"/>
-                <w:sz w:val="24"/>
-                <w:szCs w:val="24"/>
-              </w:rPr>
-              <w:t>из внешних источников</w:t>
-            </w:r>
-          </w:p>
-        </w:tc>
-        <w:tc>
-          <w:tcPr>
-            <w:tcW w:w="0" w:type="auto"/>
-            <w:vAlign w:val="center"/>
-            <w:hideMark/>
-          </w:tcPr>
-          <w:p>
-            <w:pPr>
+              <w:jc w:val="center"/>
+              <w:rPr>
+                <w:rFonts w:ascii="Times New Roman" w:hAnsi="Times New Roman" w:cs="Times New Roman"/>
+                <w:sz w:val="24"/>
+                <w:szCs w:val="24"/>
+              </w:rPr>
+            </w:pPr>
+            <w:r>
+              <w:rPr>
+                <w:rFonts w:ascii="Times New Roman" w:hAnsi="Times New Roman" w:cs="Times New Roman"/>
+                <w:sz w:val="24"/>
+                <w:szCs w:val="24"/>
+              </w:rPr>
+              <w:t>Название</w:t>
+            </w:r>
+          </w:p>
+        </w:tc>
+        <w:tc>
+          <w:tcPr>
+            <w:tcW w:w="0" w:type="auto"/>
+            <w:vAlign w:val="center"/>
+            <w:hideMark/>
+          </w:tcPr>
+          <w:p>
+            <w:pPr>
+              <w:jc w:val="center"/>
+              <w:rPr>
+                <w:rFonts w:ascii="Times New Roman" w:hAnsi="Times New Roman" w:cs="Times New Roman"/>
+                <w:sz w:val="24"/>
+                <w:szCs w:val="24"/>
+              </w:rPr>
+            </w:pPr>
+          </w:p>
+        </w:tc>
+        <w:tc>
+          <w:tcPr>
+            <w:tcW w:w="0" w:type="auto"/>
+            <w:vAlign w:val="center"/>
+            <w:hideMark/>
+          </w:tcPr>
+          <w:p>
+            <w:pPr>
+              <w:jc w:val="center"/>
+              <w:rPr>
+                <w:rFonts w:ascii="Times New Roman" w:hAnsi="Times New Roman" w:cs="Times New Roman"/>
+                <w:sz w:val="24"/>
+                <w:szCs w:val="24"/>
+              </w:rPr>
+            </w:pPr>
+            <w:r>
+              <w:rPr>
+                <w:rFonts w:ascii="Times New Roman" w:hAnsi="Times New Roman" w:cs="Times New Roman"/>
+                <w:sz w:val="24"/>
+                <w:szCs w:val="24"/>
+              </w:rPr>
+              <w:t>И</w:t>
+            </w:r>
+            <w:r>
+              <w:rPr>
+                <w:rFonts w:ascii="Times New Roman" w:hAnsi="Times New Roman" w:cs="Times New Roman"/>
+                <w:sz w:val="24"/>
+                <w:szCs w:val="24"/>
+              </w:rPr>
+              <w:t>з внешних источников</w:t>
+            </w:r>
+          </w:p>
+        </w:tc>
+        <w:tc>
+          <w:tcPr>
+            <w:tcW w:w="0" w:type="auto"/>
+            <w:vAlign w:val="center"/>
+            <w:hideMark/>
+          </w:tcPr>
+          <w:p>
+            <w:pPr>
+              <w:jc w:val="center"/>
               <w:rPr>
                 <w:rFonts w:ascii="Times New Roman" w:hAnsi="Times New Roman" w:cs="Times New Roman"/>
                 <w:sz w:val="24"/>
@@ -1380,6 +1499,7 @@
           </w:tcPr>
           <w:p>
             <w:pPr>
+              <w:jc w:val="center"/>
               <w:rPr>
                 <w:rFonts w:ascii="Times New Roman" w:hAnsi="Times New Roman" w:cs="Times New Roman"/>
                 <w:sz w:val="24"/>
@@ -1404,33 +1524,2815 @@
           </w:tcPr>
           <w:p>
             <w:pPr>
-              <w:rPr>
-                <w:rFonts w:ascii="Times New Roman" w:hAnsi="Times New Roman" w:cs="Times New Roman"/>
-                <w:sz w:val="24"/>
-                <w:szCs w:val="24"/>
-              </w:rPr>
-            </w:pPr>
-          </w:p>
-        </w:tc>
-        <w:tc>
-          <w:tcPr>
-            <w:tcW w:w="0" w:type="auto"/>
-            <w:vAlign w:val="center"/>
-            <w:hideMark/>
-          </w:tcPr>
-          <w:p>
-            <w:pPr>
-              <w:rPr>
-                <w:rFonts w:ascii="Times New Roman" w:hAnsi="Times New Roman" w:cs="Times New Roman"/>
-                <w:sz w:val="24"/>
-                <w:szCs w:val="24"/>
-              </w:rPr>
-            </w:pPr>
-            <w:r>
-              <w:rPr>
-                <w:rFonts w:ascii="Times New Roman" w:hAnsi="Times New Roman" w:cs="Times New Roman"/>
-                <w:sz w:val="24"/>
-                <w:szCs w:val="24"/>
+              <w:jc w:val="center"/>
+              <w:rPr>
+                <w:rFonts w:ascii="Times New Roman" w:hAnsi="Times New Roman" w:cs="Times New Roman"/>
+                <w:sz w:val="24"/>
+                <w:szCs w:val="24"/>
+              </w:rPr>
+            </w:pPr>
+            <w:r>
+              <w:rPr>
+                <w:rFonts w:ascii="Times New Roman" w:hAnsi="Times New Roman" w:cs="Times New Roman"/>
+                <w:sz w:val="24"/>
+                <w:szCs w:val="24"/>
+              </w:rPr>
+              <w:t>Да или Нет</w:t>
+            </w:r>
+          </w:p>
+        </w:tc>
+        <w:tc>
+          <w:tcPr>
+            <w:tcW w:w="0" w:type="auto"/>
+            <w:vAlign w:val="center"/>
+            <w:hideMark/>
+          </w:tcPr>
+          <w:p>
+            <w:pPr>
+              <w:jc w:val="center"/>
+              <w:rPr>
+                <w:rFonts w:ascii="Times New Roman" w:hAnsi="Times New Roman" w:cs="Times New Roman"/>
+                <w:sz w:val="24"/>
+                <w:szCs w:val="24"/>
+              </w:rPr>
+            </w:pPr>
+            <w:r>
+              <w:rPr>
+                <w:rFonts w:ascii="Times New Roman" w:hAnsi="Times New Roman" w:cs="Times New Roman"/>
+                <w:sz w:val="24"/>
+                <w:szCs w:val="24"/>
+              </w:rPr>
+              <w:t>И</w:t>
+            </w:r>
+            <w:r>
+              <w:rPr>
+                <w:rFonts w:ascii="Times New Roman" w:hAnsi="Times New Roman" w:cs="Times New Roman"/>
+                <w:sz w:val="24"/>
+                <w:szCs w:val="24"/>
+              </w:rPr>
+              <w:t>з внешних источников</w:t>
+            </w:r>
+          </w:p>
+        </w:tc>
+        <w:tc>
+          <w:tcPr>
+            <w:tcW w:w="0" w:type="auto"/>
+            <w:vAlign w:val="center"/>
+            <w:hideMark/>
+          </w:tcPr>
+          <w:p>
+            <w:pPr>
+              <w:jc w:val="center"/>
+              <w:rPr>
+                <w:rFonts w:ascii="Times New Roman" w:hAnsi="Times New Roman" w:cs="Times New Roman"/>
+                <w:sz w:val="24"/>
+                <w:szCs w:val="24"/>
+              </w:rPr>
+            </w:pPr>
+          </w:p>
+        </w:tc>
+      </w:tr>
+      <w:tr>
+        <w:trPr>
+          <w:tblCellSpacing w:w="15" w:type="dxa"/>
+        </w:trPr>
+        <w:tc>
+          <w:tcPr>
+            <w:tcW w:w="0" w:type="auto"/>
+            <w:vAlign w:val="center"/>
+          </w:tcPr>
+          <w:p>
+            <w:pPr>
+              <w:jc w:val="center"/>
+              <w:rPr>
+                <w:rFonts w:ascii="Times New Roman" w:hAnsi="Times New Roman" w:cs="Times New Roman"/>
+                <w:sz w:val="24"/>
+                <w:szCs w:val="24"/>
+              </w:rPr>
+            </w:pPr>
+            <w:r>
+              <w:rPr>
+                <w:rFonts w:ascii="Times New Roman" w:hAnsi="Times New Roman" w:cs="Times New Roman"/>
+                <w:sz w:val="24"/>
+                <w:szCs w:val="24"/>
+              </w:rPr>
+              <w:t>Н</w:t>
+            </w:r>
+            <w:r>
+              <w:rPr>
+                <w:rFonts w:ascii="Times New Roman" w:hAnsi="Times New Roman" w:cs="Times New Roman"/>
+                <w:sz w:val="24"/>
+                <w:szCs w:val="24"/>
+              </w:rPr>
+              <w:t>аправление</w:t>
+            </w:r>
+          </w:p>
+        </w:tc>
+        <w:tc>
+          <w:tcPr>
+            <w:tcW w:w="0" w:type="auto"/>
+            <w:vAlign w:val="center"/>
+          </w:tcPr>
+          <w:p>
+            <w:pPr>
+              <w:jc w:val="center"/>
+              <w:rPr>
+                <w:rFonts w:ascii="Times New Roman" w:hAnsi="Times New Roman" w:cs="Times New Roman"/>
+                <w:sz w:val="24"/>
+                <w:szCs w:val="24"/>
+              </w:rPr>
+            </w:pPr>
+          </w:p>
+        </w:tc>
+        <w:tc>
+          <w:tcPr>
+            <w:tcW w:w="0" w:type="auto"/>
+            <w:vAlign w:val="center"/>
+          </w:tcPr>
+          <w:p>
+            <w:pPr>
+              <w:jc w:val="center"/>
+              <w:rPr>
+                <w:rFonts w:ascii="Times New Roman" w:hAnsi="Times New Roman" w:cs="Times New Roman"/>
+                <w:sz w:val="24"/>
+                <w:szCs w:val="24"/>
+              </w:rPr>
+            </w:pPr>
+            <w:r>
+              <w:rPr>
+                <w:rFonts w:ascii="Times New Roman" w:hAnsi="Times New Roman" w:cs="Times New Roman"/>
+                <w:sz w:val="24"/>
+                <w:szCs w:val="24"/>
+              </w:rPr>
+              <w:t>Из внешних источников</w:t>
+            </w:r>
+          </w:p>
+        </w:tc>
+        <w:tc>
+          <w:tcPr>
+            <w:tcW w:w="0" w:type="auto"/>
+            <w:vAlign w:val="center"/>
+          </w:tcPr>
+          <w:p>
+            <w:pPr>
+              <w:jc w:val="center"/>
+              <w:rPr>
+                <w:rFonts w:ascii="Times New Roman" w:hAnsi="Times New Roman" w:cs="Times New Roman"/>
+                <w:sz w:val="24"/>
+                <w:szCs w:val="24"/>
+              </w:rPr>
+            </w:pPr>
+          </w:p>
+        </w:tc>
+      </w:tr>
+      <w:tr>
+        <w:trPr>
+          <w:tblCellSpacing w:w="15" w:type="dxa"/>
+        </w:trPr>
+        <w:tc>
+          <w:tcPr>
+            <w:tcW w:w="0" w:type="auto"/>
+            <w:vAlign w:val="center"/>
+          </w:tcPr>
+          <w:p>
+            <w:pPr>
+              <w:jc w:val="center"/>
+              <w:rPr>
+                <w:rFonts w:ascii="Times New Roman" w:hAnsi="Times New Roman" w:cs="Times New Roman"/>
+                <w:sz w:val="24"/>
+                <w:szCs w:val="24"/>
+              </w:rPr>
+            </w:pPr>
+            <w:r>
+              <w:rPr>
+                <w:rFonts w:ascii="Times New Roman" w:hAnsi="Times New Roman" w:cs="Times New Roman"/>
+                <w:sz w:val="24"/>
+                <w:szCs w:val="24"/>
+              </w:rPr>
+              <w:t>Депо</w:t>
+            </w:r>
+          </w:p>
+        </w:tc>
+        <w:tc>
+          <w:tcPr>
+            <w:tcW w:w="0" w:type="auto"/>
+            <w:vAlign w:val="center"/>
+          </w:tcPr>
+          <w:p>
+            <w:pPr>
+              <w:jc w:val="center"/>
+              <w:rPr>
+                <w:rFonts w:ascii="Times New Roman" w:hAnsi="Times New Roman" w:cs="Times New Roman"/>
+                <w:sz w:val="24"/>
+                <w:szCs w:val="24"/>
+              </w:rPr>
+            </w:pPr>
+            <w:r>
+              <w:rPr>
+                <w:rFonts w:ascii="Times New Roman" w:hAnsi="Times New Roman" w:cs="Times New Roman"/>
+                <w:sz w:val="24"/>
+                <w:szCs w:val="24"/>
+              </w:rPr>
+              <w:t>Фрейм-объект</w:t>
+            </w:r>
+          </w:p>
+        </w:tc>
+        <w:tc>
+          <w:tcPr>
+            <w:tcW w:w="0" w:type="auto"/>
+            <w:vAlign w:val="center"/>
+          </w:tcPr>
+          <w:p>
+            <w:pPr>
+              <w:jc w:val="center"/>
+              <w:rPr>
+                <w:rFonts w:ascii="Times New Roman" w:hAnsi="Times New Roman" w:cs="Times New Roman"/>
+                <w:sz w:val="24"/>
+                <w:szCs w:val="24"/>
+              </w:rPr>
+            </w:pPr>
+            <w:r>
+              <w:rPr>
+                <w:rFonts w:ascii="Times New Roman" w:hAnsi="Times New Roman" w:cs="Times New Roman"/>
+                <w:sz w:val="24"/>
+                <w:szCs w:val="24"/>
+              </w:rPr>
+              <w:t>Из внешних источников</w:t>
+            </w:r>
+          </w:p>
+        </w:tc>
+        <w:tc>
+          <w:tcPr>
+            <w:tcW w:w="0" w:type="auto"/>
+            <w:vAlign w:val="center"/>
+          </w:tcPr>
+          <w:p>
+            <w:pPr>
+              <w:jc w:val="center"/>
+              <w:rPr>
+                <w:rFonts w:ascii="Times New Roman" w:hAnsi="Times New Roman" w:cs="Times New Roman"/>
+                <w:sz w:val="24"/>
+                <w:szCs w:val="24"/>
+              </w:rPr>
+            </w:pPr>
+          </w:p>
+        </w:tc>
+      </w:tr>
+    </w:tbl>
+    <w:p>
+      <w:pPr>
+        <w:spacing w:before="240" w:after="240"/>
+        <w:jc w:val="center"/>
+        <w:rPr>
+          <w:sz w:val="28"/>
+          <w:szCs w:val="28"/>
+        </w:rPr>
+      </w:pPr>
+    </w:p>
+    <w:tbl>
+      <w:tblPr>
+        <w:tblW w:w="0" w:type="auto"/>
+        <w:tblCellSpacing w:w="15" w:type="dxa"/>
+        <w:tblBorders>
+          <w:top w:val="single" w:sz="4" w:space="0" w:color="auto"/>
+          <w:left w:val="single" w:sz="4" w:space="0" w:color="auto"/>
+          <w:bottom w:val="single" w:sz="4" w:space="0" w:color="auto"/>
+          <w:right w:val="single" w:sz="4" w:space="0" w:color="auto"/>
+          <w:insideH w:val="single" w:sz="4" w:space="0" w:color="auto"/>
+          <w:insideV w:val="single" w:sz="4" w:space="0" w:color="auto"/>
+        </w:tblBorders>
+        <w:tblCellMar>
+          <w:top w:w="15" w:type="dxa"/>
+          <w:left w:w="15" w:type="dxa"/>
+          <w:bottom w:w="15" w:type="dxa"/>
+          <w:right w:w="15" w:type="dxa"/>
+        </w:tblCellMar>
+        <w:tblLook w:val="04A0" w:firstRow="1" w:lastRow="0" w:firstColumn="1" w:lastColumn="0" w:noHBand="0" w:noVBand="1"/>
+      </w:tblPr>
+      <w:tblGrid>
+        <w:gridCol w:w="1421"/>
+        <w:gridCol w:w="1749"/>
+        <w:gridCol w:w="3143"/>
+        <w:gridCol w:w="789"/>
+      </w:tblGrid>
+      <w:tr>
+        <w:trPr>
+          <w:tblHeader/>
+          <w:tblCellSpacing w:w="15" w:type="dxa"/>
+        </w:trPr>
+        <w:tc>
+          <w:tcPr>
+            <w:tcW w:w="0" w:type="auto"/>
+            <w:gridSpan w:val="4"/>
+            <w:vAlign w:val="center"/>
+          </w:tcPr>
+          <w:p>
+            <w:pPr>
+              <w:jc w:val="center"/>
+              <w:rPr>
+                <w:rFonts w:ascii="Times New Roman" w:hAnsi="Times New Roman" w:cs="Times New Roman"/>
+                <w:b/>
+                <w:bCs/>
+              </w:rPr>
+            </w:pPr>
+            <w:r>
+              <w:rPr>
+                <w:rFonts w:ascii="Times New Roman" w:hAnsi="Times New Roman" w:cs="Times New Roman"/>
+                <w:b/>
+                <w:bCs/>
+              </w:rPr>
+              <w:t>ВОКЗАЛ</w:t>
+            </w:r>
+          </w:p>
+        </w:tc>
+      </w:tr>
+      <w:tr>
+        <w:trPr>
+          <w:tblHeader/>
+          <w:tblCellSpacing w:w="15" w:type="dxa"/>
+        </w:trPr>
+        <w:tc>
+          <w:tcPr>
+            <w:tcW w:w="0" w:type="auto"/>
+            <w:vAlign w:val="center"/>
+            <w:hideMark/>
+          </w:tcPr>
+          <w:p>
+            <w:pPr>
+              <w:jc w:val="center"/>
+              <w:rPr>
+                <w:rFonts w:ascii="Times New Roman" w:hAnsi="Times New Roman" w:cs="Times New Roman"/>
+                <w:b/>
+                <w:bCs/>
+                <w:sz w:val="24"/>
+                <w:szCs w:val="24"/>
+              </w:rPr>
+            </w:pPr>
+            <w:r>
+              <w:rPr>
+                <w:rFonts w:ascii="Times New Roman" w:hAnsi="Times New Roman" w:cs="Times New Roman"/>
+                <w:b/>
+                <w:bCs/>
+                <w:sz w:val="24"/>
+                <w:szCs w:val="24"/>
+              </w:rPr>
+              <w:t>Имя слота</w:t>
+            </w:r>
+          </w:p>
+        </w:tc>
+        <w:tc>
+          <w:tcPr>
+            <w:tcW w:w="0" w:type="auto"/>
+            <w:vAlign w:val="center"/>
+            <w:hideMark/>
+          </w:tcPr>
+          <w:p>
+            <w:pPr>
+              <w:jc w:val="center"/>
+              <w:rPr>
+                <w:rFonts w:ascii="Times New Roman" w:hAnsi="Times New Roman" w:cs="Times New Roman"/>
+                <w:b/>
+                <w:bCs/>
+                <w:sz w:val="24"/>
+                <w:szCs w:val="24"/>
+              </w:rPr>
+            </w:pPr>
+            <w:r>
+              <w:rPr>
+                <w:rFonts w:ascii="Times New Roman" w:hAnsi="Times New Roman" w:cs="Times New Roman"/>
+                <w:b/>
+                <w:bCs/>
+                <w:sz w:val="24"/>
+                <w:szCs w:val="24"/>
+              </w:rPr>
+              <w:t>Значение слота</w:t>
+            </w:r>
+          </w:p>
+        </w:tc>
+        <w:tc>
+          <w:tcPr>
+            <w:tcW w:w="0" w:type="auto"/>
+            <w:vAlign w:val="center"/>
+            <w:hideMark/>
+          </w:tcPr>
+          <w:p>
+            <w:pPr>
+              <w:jc w:val="center"/>
+              <w:rPr>
+                <w:rFonts w:ascii="Times New Roman" w:hAnsi="Times New Roman" w:cs="Times New Roman"/>
+                <w:b/>
+                <w:bCs/>
+                <w:sz w:val="24"/>
+                <w:szCs w:val="24"/>
+              </w:rPr>
+            </w:pPr>
+            <w:r>
+              <w:rPr>
+                <w:rFonts w:ascii="Times New Roman" w:hAnsi="Times New Roman" w:cs="Times New Roman"/>
+                <w:b/>
+                <w:bCs/>
+                <w:sz w:val="24"/>
+                <w:szCs w:val="24"/>
+              </w:rPr>
+              <w:t>Способ получения значения</w:t>
+            </w:r>
+          </w:p>
+        </w:tc>
+        <w:tc>
+          <w:tcPr>
+            <w:tcW w:w="0" w:type="auto"/>
+            <w:vAlign w:val="center"/>
+            <w:hideMark/>
+          </w:tcPr>
+          <w:p>
+            <w:pPr>
+              <w:jc w:val="center"/>
+              <w:rPr>
+                <w:rFonts w:ascii="Times New Roman" w:hAnsi="Times New Roman" w:cs="Times New Roman"/>
+                <w:b/>
+                <w:bCs/>
+                <w:sz w:val="24"/>
+                <w:szCs w:val="24"/>
+              </w:rPr>
+            </w:pPr>
+            <w:r>
+              <w:rPr>
+                <w:rFonts w:ascii="Times New Roman" w:hAnsi="Times New Roman" w:cs="Times New Roman"/>
+                <w:b/>
+                <w:bCs/>
+                <w:sz w:val="24"/>
+                <w:szCs w:val="24"/>
+              </w:rPr>
+              <w:t>Демон</w:t>
+            </w:r>
+          </w:p>
+        </w:tc>
+      </w:tr>
+      <w:tr>
+        <w:trPr>
+          <w:tblCellSpacing w:w="15" w:type="dxa"/>
+        </w:trPr>
+        <w:tc>
+          <w:tcPr>
+            <w:tcW w:w="0" w:type="auto"/>
+            <w:vAlign w:val="center"/>
+            <w:hideMark/>
+          </w:tcPr>
+          <w:p>
+            <w:pPr>
+              <w:jc w:val="center"/>
+              <w:rPr>
+                <w:rFonts w:ascii="Times New Roman" w:hAnsi="Times New Roman" w:cs="Times New Roman"/>
+                <w:sz w:val="24"/>
+                <w:szCs w:val="24"/>
+              </w:rPr>
+            </w:pPr>
+            <w:r>
+              <w:rPr>
+                <w:rFonts w:ascii="Times New Roman" w:hAnsi="Times New Roman" w:cs="Times New Roman"/>
+                <w:sz w:val="24"/>
+                <w:szCs w:val="24"/>
+              </w:rPr>
+              <w:t>Название</w:t>
+            </w:r>
+          </w:p>
+        </w:tc>
+        <w:tc>
+          <w:tcPr>
+            <w:tcW w:w="0" w:type="auto"/>
+            <w:vAlign w:val="center"/>
+            <w:hideMark/>
+          </w:tcPr>
+          <w:p>
+            <w:pPr>
+              <w:jc w:val="center"/>
+              <w:rPr>
+                <w:rFonts w:ascii="Times New Roman" w:hAnsi="Times New Roman" w:cs="Times New Roman"/>
+                <w:sz w:val="24"/>
+                <w:szCs w:val="24"/>
+              </w:rPr>
+            </w:pPr>
+          </w:p>
+        </w:tc>
+        <w:tc>
+          <w:tcPr>
+            <w:tcW w:w="0" w:type="auto"/>
+            <w:vAlign w:val="center"/>
+            <w:hideMark/>
+          </w:tcPr>
+          <w:p>
+            <w:pPr>
+              <w:jc w:val="center"/>
+              <w:rPr>
+                <w:rFonts w:ascii="Times New Roman" w:hAnsi="Times New Roman" w:cs="Times New Roman"/>
+                <w:sz w:val="24"/>
+                <w:szCs w:val="24"/>
+              </w:rPr>
+            </w:pPr>
+            <w:r>
+              <w:rPr>
+                <w:rFonts w:ascii="Times New Roman" w:hAnsi="Times New Roman" w:cs="Times New Roman"/>
+                <w:sz w:val="24"/>
+                <w:szCs w:val="24"/>
+              </w:rPr>
+              <w:t>И</w:t>
+            </w:r>
+            <w:r>
+              <w:rPr>
+                <w:rFonts w:ascii="Times New Roman" w:hAnsi="Times New Roman" w:cs="Times New Roman"/>
+                <w:sz w:val="24"/>
+                <w:szCs w:val="24"/>
+              </w:rPr>
+              <w:t>з внешних источников</w:t>
+            </w:r>
+          </w:p>
+        </w:tc>
+        <w:tc>
+          <w:tcPr>
+            <w:tcW w:w="0" w:type="auto"/>
+            <w:vAlign w:val="center"/>
+            <w:hideMark/>
+          </w:tcPr>
+          <w:p>
+            <w:pPr>
+              <w:jc w:val="center"/>
+              <w:rPr>
+                <w:rFonts w:ascii="Times New Roman" w:hAnsi="Times New Roman" w:cs="Times New Roman"/>
+                <w:sz w:val="24"/>
+                <w:szCs w:val="24"/>
+              </w:rPr>
+            </w:pPr>
+          </w:p>
+        </w:tc>
+      </w:tr>
+      <w:tr>
+        <w:trPr>
+          <w:tblCellSpacing w:w="15" w:type="dxa"/>
+        </w:trPr>
+        <w:tc>
+          <w:tcPr>
+            <w:tcW w:w="0" w:type="auto"/>
+            <w:vAlign w:val="center"/>
+            <w:hideMark/>
+          </w:tcPr>
+          <w:p>
+            <w:pPr>
+              <w:jc w:val="center"/>
+              <w:rPr>
+                <w:rFonts w:ascii="Times New Roman" w:hAnsi="Times New Roman" w:cs="Times New Roman"/>
+                <w:sz w:val="24"/>
+                <w:szCs w:val="24"/>
+              </w:rPr>
+            </w:pPr>
+            <w:r>
+              <w:rPr>
+                <w:rFonts w:ascii="Times New Roman" w:hAnsi="Times New Roman" w:cs="Times New Roman"/>
+                <w:sz w:val="24"/>
+                <w:szCs w:val="24"/>
+              </w:rPr>
+              <w:t>Адрес</w:t>
+            </w:r>
+          </w:p>
+        </w:tc>
+        <w:tc>
+          <w:tcPr>
+            <w:tcW w:w="0" w:type="auto"/>
+            <w:vAlign w:val="center"/>
+            <w:hideMark/>
+          </w:tcPr>
+          <w:p>
+            <w:pPr>
+              <w:jc w:val="center"/>
+              <w:rPr>
+                <w:rFonts w:ascii="Times New Roman" w:hAnsi="Times New Roman" w:cs="Times New Roman"/>
+                <w:sz w:val="24"/>
+                <w:szCs w:val="24"/>
+              </w:rPr>
+            </w:pPr>
+          </w:p>
+        </w:tc>
+        <w:tc>
+          <w:tcPr>
+            <w:tcW w:w="0" w:type="auto"/>
+            <w:vAlign w:val="center"/>
+            <w:hideMark/>
+          </w:tcPr>
+          <w:p>
+            <w:pPr>
+              <w:jc w:val="center"/>
+              <w:rPr>
+                <w:rFonts w:ascii="Times New Roman" w:hAnsi="Times New Roman" w:cs="Times New Roman"/>
+                <w:sz w:val="24"/>
+                <w:szCs w:val="24"/>
+              </w:rPr>
+            </w:pPr>
+            <w:r>
+              <w:rPr>
+                <w:rFonts w:ascii="Times New Roman" w:hAnsi="Times New Roman" w:cs="Times New Roman"/>
+                <w:sz w:val="24"/>
+                <w:szCs w:val="24"/>
+              </w:rPr>
+              <w:t>И</w:t>
+            </w:r>
+            <w:r>
+              <w:rPr>
+                <w:rFonts w:ascii="Times New Roman" w:hAnsi="Times New Roman" w:cs="Times New Roman"/>
+                <w:sz w:val="24"/>
+                <w:szCs w:val="24"/>
+              </w:rPr>
+              <w:t>з внешних источников</w:t>
+            </w:r>
+          </w:p>
+        </w:tc>
+        <w:tc>
+          <w:tcPr>
+            <w:tcW w:w="0" w:type="auto"/>
+            <w:vAlign w:val="center"/>
+            <w:hideMark/>
+          </w:tcPr>
+          <w:p>
+            <w:pPr>
+              <w:jc w:val="center"/>
+              <w:rPr>
+                <w:rFonts w:ascii="Times New Roman" w:hAnsi="Times New Roman" w:cs="Times New Roman"/>
+                <w:sz w:val="24"/>
+                <w:szCs w:val="24"/>
+              </w:rPr>
+            </w:pPr>
+          </w:p>
+        </w:tc>
+      </w:tr>
+      <w:tr>
+        <w:trPr>
+          <w:tblCellSpacing w:w="15" w:type="dxa"/>
+        </w:trPr>
+        <w:tc>
+          <w:tcPr>
+            <w:tcW w:w="0" w:type="auto"/>
+            <w:vAlign w:val="center"/>
+          </w:tcPr>
+          <w:p>
+            <w:pPr>
+              <w:jc w:val="center"/>
+              <w:rPr>
+                <w:rFonts w:ascii="Times New Roman" w:hAnsi="Times New Roman" w:cs="Times New Roman"/>
+                <w:sz w:val="24"/>
+                <w:szCs w:val="24"/>
+              </w:rPr>
+            </w:pPr>
+            <w:r>
+              <w:rPr>
+                <w:rFonts w:ascii="Times New Roman" w:hAnsi="Times New Roman" w:cs="Times New Roman"/>
+                <w:sz w:val="24"/>
+                <w:szCs w:val="24"/>
+              </w:rPr>
+              <w:t>Часы работы</w:t>
+            </w:r>
+          </w:p>
+        </w:tc>
+        <w:tc>
+          <w:tcPr>
+            <w:tcW w:w="0" w:type="auto"/>
+            <w:vAlign w:val="center"/>
+          </w:tcPr>
+          <w:p>
+            <w:pPr>
+              <w:jc w:val="center"/>
+              <w:rPr>
+                <w:rFonts w:ascii="Times New Roman" w:hAnsi="Times New Roman" w:cs="Times New Roman"/>
+                <w:sz w:val="24"/>
+                <w:szCs w:val="24"/>
+              </w:rPr>
+            </w:pPr>
+          </w:p>
+        </w:tc>
+        <w:tc>
+          <w:tcPr>
+            <w:tcW w:w="0" w:type="auto"/>
+            <w:vAlign w:val="center"/>
+          </w:tcPr>
+          <w:p>
+            <w:pPr>
+              <w:jc w:val="center"/>
+              <w:rPr>
+                <w:rFonts w:ascii="Times New Roman" w:hAnsi="Times New Roman" w:cs="Times New Roman"/>
+                <w:sz w:val="24"/>
+                <w:szCs w:val="24"/>
+              </w:rPr>
+            </w:pPr>
+            <w:r>
+              <w:rPr>
+                <w:rFonts w:ascii="Times New Roman" w:hAnsi="Times New Roman" w:cs="Times New Roman"/>
+                <w:sz w:val="24"/>
+                <w:szCs w:val="24"/>
+              </w:rPr>
+              <w:t>Из внешних источников</w:t>
+            </w:r>
+          </w:p>
+        </w:tc>
+        <w:tc>
+          <w:tcPr>
+            <w:tcW w:w="0" w:type="auto"/>
+            <w:vAlign w:val="center"/>
+          </w:tcPr>
+          <w:p>
+            <w:pPr>
+              <w:jc w:val="center"/>
+              <w:rPr>
+                <w:rFonts w:ascii="Times New Roman" w:hAnsi="Times New Roman" w:cs="Times New Roman"/>
+                <w:sz w:val="24"/>
+                <w:szCs w:val="24"/>
+              </w:rPr>
+            </w:pPr>
+          </w:p>
+        </w:tc>
+      </w:tr>
+    </w:tbl>
+    <w:p>
+      <w:pPr>
+        <w:spacing w:before="240" w:after="240"/>
+        <w:jc w:val="center"/>
+        <w:rPr>
+          <w:sz w:val="28"/>
+          <w:szCs w:val="28"/>
+        </w:rPr>
+      </w:pPr>
+    </w:p>
+    <w:tbl>
+      <w:tblPr>
+        <w:tblW w:w="0" w:type="auto"/>
+        <w:tblCellSpacing w:w="15" w:type="dxa"/>
+        <w:tblBorders>
+          <w:top w:val="single" w:sz="4" w:space="0" w:color="auto"/>
+          <w:left w:val="single" w:sz="4" w:space="0" w:color="auto"/>
+          <w:bottom w:val="single" w:sz="4" w:space="0" w:color="auto"/>
+          <w:right w:val="single" w:sz="4" w:space="0" w:color="auto"/>
+          <w:insideH w:val="single" w:sz="4" w:space="0" w:color="auto"/>
+          <w:insideV w:val="single" w:sz="4" w:space="0" w:color="auto"/>
+        </w:tblBorders>
+        <w:tblCellMar>
+          <w:top w:w="15" w:type="dxa"/>
+          <w:left w:w="15" w:type="dxa"/>
+          <w:bottom w:w="15" w:type="dxa"/>
+          <w:right w:w="15" w:type="dxa"/>
+        </w:tblCellMar>
+        <w:tblLook w:val="04A0" w:firstRow="1" w:lastRow="0" w:firstColumn="1" w:lastColumn="0" w:noHBand="0" w:noVBand="1"/>
+      </w:tblPr>
+      <w:tblGrid>
+        <w:gridCol w:w="1307"/>
+        <w:gridCol w:w="2177"/>
+        <w:gridCol w:w="3143"/>
+        <w:gridCol w:w="789"/>
+      </w:tblGrid>
+      <w:tr>
+        <w:trPr>
+          <w:tblHeader/>
+          <w:tblCellSpacing w:w="15" w:type="dxa"/>
+        </w:trPr>
+        <w:tc>
+          <w:tcPr>
+            <w:tcW w:w="0" w:type="auto"/>
+            <w:gridSpan w:val="4"/>
+            <w:vAlign w:val="center"/>
+          </w:tcPr>
+          <w:p>
+            <w:pPr>
+              <w:suppressAutoHyphens w:val="0"/>
+              <w:spacing w:line="240" w:lineRule="auto"/>
+              <w:jc w:val="center"/>
+              <w:rPr>
+                <w:rFonts w:ascii="Times New Roman" w:eastAsia="Times New Roman" w:hAnsi="Times New Roman" w:cs="Times New Roman"/>
+                <w:b/>
+                <w:bCs/>
+                <w:sz w:val="24"/>
+                <w:szCs w:val="24"/>
+                <w:lang w:eastAsia="ru-BY"/>
+              </w:rPr>
+            </w:pPr>
+            <w:r>
+              <w:rPr>
+                <w:rFonts w:ascii="Times New Roman" w:eastAsia="Times New Roman" w:hAnsi="Times New Roman" w:cs="Times New Roman"/>
+                <w:b/>
+                <w:bCs/>
+                <w:sz w:val="24"/>
+                <w:szCs w:val="24"/>
+                <w:lang w:eastAsia="ru-BY"/>
+              </w:rPr>
+              <w:t>КЛИЕНТ (АКО ЧЕЛОВЕК)</w:t>
+            </w:r>
+          </w:p>
+        </w:tc>
+      </w:tr>
+      <w:tr>
+        <w:trPr>
+          <w:tblHeader/>
+          <w:tblCellSpacing w:w="15" w:type="dxa"/>
+        </w:trPr>
+        <w:tc>
+          <w:tcPr>
+            <w:tcW w:w="0" w:type="auto"/>
+            <w:vAlign w:val="center"/>
+            <w:hideMark/>
+          </w:tcPr>
+          <w:p>
+            <w:pPr>
+              <w:suppressAutoHyphens w:val="0"/>
+              <w:spacing w:line="240" w:lineRule="auto"/>
+              <w:jc w:val="center"/>
+              <w:rPr>
+                <w:rFonts w:ascii="Times New Roman" w:eastAsia="Times New Roman" w:hAnsi="Times New Roman" w:cs="Times New Roman"/>
+                <w:b/>
+                <w:bCs/>
+                <w:sz w:val="24"/>
+                <w:szCs w:val="24"/>
+                <w:lang w:val="ru-BY" w:eastAsia="ru-BY"/>
+              </w:rPr>
+            </w:pPr>
+            <w:r>
+              <w:rPr>
+                <w:rFonts w:ascii="Times New Roman" w:eastAsia="Times New Roman" w:hAnsi="Times New Roman" w:cs="Times New Roman"/>
+                <w:b/>
+                <w:bCs/>
+                <w:sz w:val="24"/>
+                <w:szCs w:val="24"/>
+                <w:lang w:val="ru-BY" w:eastAsia="ru-BY"/>
+              </w:rPr>
+              <w:t>Имя слота</w:t>
+            </w:r>
+          </w:p>
+        </w:tc>
+        <w:tc>
+          <w:tcPr>
+            <w:tcW w:w="0" w:type="auto"/>
+            <w:vAlign w:val="center"/>
+            <w:hideMark/>
+          </w:tcPr>
+          <w:p>
+            <w:pPr>
+              <w:suppressAutoHyphens w:val="0"/>
+              <w:spacing w:line="240" w:lineRule="auto"/>
+              <w:jc w:val="center"/>
+              <w:rPr>
+                <w:rFonts w:ascii="Times New Roman" w:eastAsia="Times New Roman" w:hAnsi="Times New Roman" w:cs="Times New Roman"/>
+                <w:b/>
+                <w:bCs/>
+                <w:sz w:val="24"/>
+                <w:szCs w:val="24"/>
+                <w:lang w:val="ru-BY" w:eastAsia="ru-BY"/>
+              </w:rPr>
+            </w:pPr>
+            <w:r>
+              <w:rPr>
+                <w:rFonts w:ascii="Times New Roman" w:eastAsia="Times New Roman" w:hAnsi="Times New Roman" w:cs="Times New Roman"/>
+                <w:b/>
+                <w:bCs/>
+                <w:sz w:val="24"/>
+                <w:szCs w:val="24"/>
+                <w:lang w:val="ru-BY" w:eastAsia="ru-BY"/>
+              </w:rPr>
+              <w:t>Значение слота</w:t>
+            </w:r>
+          </w:p>
+        </w:tc>
+        <w:tc>
+          <w:tcPr>
+            <w:tcW w:w="0" w:type="auto"/>
+            <w:vAlign w:val="center"/>
+            <w:hideMark/>
+          </w:tcPr>
+          <w:p>
+            <w:pPr>
+              <w:suppressAutoHyphens w:val="0"/>
+              <w:spacing w:line="240" w:lineRule="auto"/>
+              <w:jc w:val="center"/>
+              <w:rPr>
+                <w:rFonts w:ascii="Times New Roman" w:eastAsia="Times New Roman" w:hAnsi="Times New Roman" w:cs="Times New Roman"/>
+                <w:b/>
+                <w:bCs/>
+                <w:sz w:val="24"/>
+                <w:szCs w:val="24"/>
+                <w:lang w:val="ru-BY" w:eastAsia="ru-BY"/>
+              </w:rPr>
+            </w:pPr>
+            <w:r>
+              <w:rPr>
+                <w:rFonts w:ascii="Times New Roman" w:eastAsia="Times New Roman" w:hAnsi="Times New Roman" w:cs="Times New Roman"/>
+                <w:b/>
+                <w:bCs/>
+                <w:sz w:val="24"/>
+                <w:szCs w:val="24"/>
+                <w:lang w:val="ru-BY" w:eastAsia="ru-BY"/>
+              </w:rPr>
+              <w:t>Способ получения значения</w:t>
+            </w:r>
+          </w:p>
+        </w:tc>
+        <w:tc>
+          <w:tcPr>
+            <w:tcW w:w="0" w:type="auto"/>
+            <w:vAlign w:val="center"/>
+            <w:hideMark/>
+          </w:tcPr>
+          <w:p>
+            <w:pPr>
+              <w:suppressAutoHyphens w:val="0"/>
+              <w:spacing w:line="240" w:lineRule="auto"/>
+              <w:jc w:val="center"/>
+              <w:rPr>
+                <w:rFonts w:ascii="Times New Roman" w:eastAsia="Times New Roman" w:hAnsi="Times New Roman" w:cs="Times New Roman"/>
+                <w:b/>
+                <w:bCs/>
+                <w:sz w:val="24"/>
+                <w:szCs w:val="24"/>
+                <w:lang w:val="ru-BY" w:eastAsia="ru-BY"/>
+              </w:rPr>
+            </w:pPr>
+            <w:r>
+              <w:rPr>
+                <w:rFonts w:ascii="Times New Roman" w:eastAsia="Times New Roman" w:hAnsi="Times New Roman" w:cs="Times New Roman"/>
+                <w:b/>
+                <w:bCs/>
+                <w:sz w:val="24"/>
+                <w:szCs w:val="24"/>
+                <w:lang w:val="ru-BY" w:eastAsia="ru-BY"/>
+              </w:rPr>
+              <w:t>Демон</w:t>
+            </w:r>
+          </w:p>
+        </w:tc>
+      </w:tr>
+      <w:tr>
+        <w:trPr>
+          <w:tblCellSpacing w:w="15" w:type="dxa"/>
+        </w:trPr>
+        <w:tc>
+          <w:tcPr>
+            <w:tcW w:w="0" w:type="auto"/>
+            <w:vAlign w:val="center"/>
+          </w:tcPr>
+          <w:p>
+            <w:pPr>
+              <w:suppressAutoHyphens w:val="0"/>
+              <w:spacing w:line="240" w:lineRule="auto"/>
+              <w:jc w:val="center"/>
+              <w:rPr>
+                <w:rFonts w:ascii="Times New Roman" w:eastAsia="Times New Roman" w:hAnsi="Times New Roman" w:cs="Times New Roman"/>
+                <w:sz w:val="24"/>
+                <w:szCs w:val="24"/>
+                <w:lang w:eastAsia="ru-BY"/>
+              </w:rPr>
+            </w:pPr>
+            <w:r>
+              <w:rPr>
+                <w:rFonts w:ascii="Times New Roman" w:eastAsia="Times New Roman" w:hAnsi="Times New Roman" w:cs="Times New Roman"/>
+                <w:sz w:val="24"/>
+                <w:szCs w:val="24"/>
+                <w:lang w:eastAsia="ru-BY"/>
+              </w:rPr>
+              <w:t>Вид оплаты</w:t>
+            </w:r>
+          </w:p>
+        </w:tc>
+        <w:tc>
+          <w:tcPr>
+            <w:tcW w:w="0" w:type="auto"/>
+            <w:vAlign w:val="center"/>
+          </w:tcPr>
+          <w:p>
+            <w:pPr>
+              <w:suppressAutoHyphens w:val="0"/>
+              <w:spacing w:line="240" w:lineRule="auto"/>
+              <w:jc w:val="center"/>
+              <w:rPr>
+                <w:rFonts w:ascii="Times New Roman" w:eastAsia="Times New Roman" w:hAnsi="Times New Roman" w:cs="Times New Roman"/>
+                <w:sz w:val="24"/>
+                <w:szCs w:val="24"/>
+                <w:lang w:eastAsia="ru-BY"/>
+              </w:rPr>
+            </w:pPr>
+            <w:r>
+              <w:rPr>
+                <w:rFonts w:ascii="Times New Roman" w:eastAsia="Times New Roman" w:hAnsi="Times New Roman" w:cs="Times New Roman"/>
+                <w:sz w:val="24"/>
+                <w:szCs w:val="24"/>
+                <w:lang w:eastAsia="ru-BY"/>
+              </w:rPr>
+              <w:t>Наличные или карта</w:t>
+            </w:r>
+          </w:p>
+        </w:tc>
+        <w:tc>
+          <w:tcPr>
+            <w:tcW w:w="0" w:type="auto"/>
+            <w:vAlign w:val="center"/>
+          </w:tcPr>
+          <w:p>
+            <w:pPr>
+              <w:suppressAutoHyphens w:val="0"/>
+              <w:spacing w:line="240" w:lineRule="auto"/>
+              <w:jc w:val="center"/>
+              <w:rPr>
+                <w:rFonts w:ascii="Times New Roman" w:eastAsia="Times New Roman" w:hAnsi="Times New Roman" w:cs="Times New Roman"/>
+                <w:sz w:val="24"/>
+                <w:szCs w:val="24"/>
+                <w:lang w:eastAsia="ru-BY"/>
+              </w:rPr>
+            </w:pPr>
+            <w:r>
+              <w:rPr>
+                <w:rFonts w:ascii="Times New Roman" w:eastAsia="Times New Roman" w:hAnsi="Times New Roman" w:cs="Times New Roman"/>
+                <w:sz w:val="24"/>
+                <w:szCs w:val="24"/>
+                <w:lang w:eastAsia="ru-BY"/>
+              </w:rPr>
+              <w:t>По умолчанию (Наличные)</w:t>
+            </w:r>
+          </w:p>
+        </w:tc>
+        <w:tc>
+          <w:tcPr>
+            <w:tcW w:w="0" w:type="auto"/>
+            <w:vAlign w:val="center"/>
+          </w:tcPr>
+          <w:p>
+            <w:pPr>
+              <w:suppressAutoHyphens w:val="0"/>
+              <w:spacing w:line="240" w:lineRule="auto"/>
+              <w:jc w:val="center"/>
+              <w:rPr>
+                <w:rFonts w:ascii="Times New Roman" w:eastAsia="Times New Roman" w:hAnsi="Times New Roman" w:cs="Times New Roman"/>
+                <w:sz w:val="24"/>
+                <w:szCs w:val="24"/>
+                <w:lang w:val="ru-BY" w:eastAsia="ru-BY"/>
+              </w:rPr>
+            </w:pPr>
+          </w:p>
+        </w:tc>
+      </w:tr>
+      <w:tr>
+        <w:trPr>
+          <w:tblCellSpacing w:w="15" w:type="dxa"/>
+        </w:trPr>
+        <w:tc>
+          <w:tcPr>
+            <w:tcW w:w="0" w:type="auto"/>
+            <w:vAlign w:val="center"/>
+          </w:tcPr>
+          <w:p>
+            <w:pPr>
+              <w:suppressAutoHyphens w:val="0"/>
+              <w:spacing w:line="240" w:lineRule="auto"/>
+              <w:jc w:val="center"/>
+              <w:rPr>
+                <w:rFonts w:ascii="Times New Roman" w:eastAsia="Times New Roman" w:hAnsi="Times New Roman" w:cs="Times New Roman"/>
+                <w:sz w:val="24"/>
+                <w:szCs w:val="24"/>
+                <w:lang w:eastAsia="ru-BY"/>
+              </w:rPr>
+            </w:pPr>
+            <w:r>
+              <w:rPr>
+                <w:rFonts w:ascii="Times New Roman" w:eastAsia="Times New Roman" w:hAnsi="Times New Roman" w:cs="Times New Roman"/>
+                <w:sz w:val="24"/>
+                <w:szCs w:val="24"/>
+                <w:lang w:eastAsia="ru-BY"/>
+              </w:rPr>
+              <w:t>Статус</w:t>
+            </w:r>
+          </w:p>
+        </w:tc>
+        <w:tc>
+          <w:tcPr>
+            <w:tcW w:w="0" w:type="auto"/>
+            <w:vAlign w:val="center"/>
+          </w:tcPr>
+          <w:p>
+            <w:pPr>
+              <w:suppressAutoHyphens w:val="0"/>
+              <w:spacing w:line="240" w:lineRule="auto"/>
+              <w:jc w:val="center"/>
+              <w:rPr>
+                <w:rFonts w:ascii="Times New Roman" w:eastAsia="Times New Roman" w:hAnsi="Times New Roman" w:cs="Times New Roman"/>
+                <w:sz w:val="24"/>
+                <w:szCs w:val="24"/>
+                <w:lang w:eastAsia="ru-BY"/>
+              </w:rPr>
+            </w:pPr>
+            <w:r>
+              <w:rPr>
+                <w:rFonts w:ascii="Times New Roman" w:eastAsia="Times New Roman" w:hAnsi="Times New Roman" w:cs="Times New Roman"/>
+                <w:sz w:val="24"/>
+                <w:szCs w:val="24"/>
+                <w:lang w:eastAsia="ru-BY"/>
+              </w:rPr>
+              <w:t xml:space="preserve">Обычный или </w:t>
+            </w:r>
+            <w:r>
+              <w:rPr>
+                <w:rFonts w:ascii="Times New Roman" w:eastAsia="Times New Roman" w:hAnsi="Times New Roman" w:cs="Times New Roman"/>
+                <w:sz w:val="24"/>
+                <w:szCs w:val="24"/>
+                <w:lang w:val="en-US" w:eastAsia="ru-BY"/>
+              </w:rPr>
+              <w:t>VIP</w:t>
+            </w:r>
+          </w:p>
+        </w:tc>
+        <w:tc>
+          <w:tcPr>
+            <w:tcW w:w="0" w:type="auto"/>
+            <w:vAlign w:val="center"/>
+          </w:tcPr>
+          <w:p>
+            <w:pPr>
+              <w:suppressAutoHyphens w:val="0"/>
+              <w:spacing w:line="240" w:lineRule="auto"/>
+              <w:jc w:val="center"/>
+              <w:rPr>
+                <w:rFonts w:ascii="Times New Roman" w:eastAsia="Times New Roman" w:hAnsi="Times New Roman" w:cs="Times New Roman"/>
+                <w:sz w:val="24"/>
+                <w:szCs w:val="24"/>
+                <w:lang w:eastAsia="ru-BY"/>
+              </w:rPr>
+            </w:pPr>
+            <w:r>
+              <w:rPr>
+                <w:rFonts w:ascii="Times New Roman" w:eastAsia="Times New Roman" w:hAnsi="Times New Roman" w:cs="Times New Roman"/>
+                <w:sz w:val="24"/>
+                <w:szCs w:val="24"/>
+                <w:lang w:eastAsia="ru-BY"/>
+              </w:rPr>
+              <w:t>По умолчанию (Обычный)</w:t>
+            </w:r>
+          </w:p>
+        </w:tc>
+        <w:tc>
+          <w:tcPr>
+            <w:tcW w:w="0" w:type="auto"/>
+            <w:vAlign w:val="center"/>
+          </w:tcPr>
+          <w:p>
+            <w:pPr>
+              <w:suppressAutoHyphens w:val="0"/>
+              <w:spacing w:line="240" w:lineRule="auto"/>
+              <w:jc w:val="center"/>
+              <w:rPr>
+                <w:rFonts w:ascii="Times New Roman" w:eastAsia="Times New Roman" w:hAnsi="Times New Roman" w:cs="Times New Roman"/>
+                <w:sz w:val="24"/>
+                <w:szCs w:val="24"/>
+                <w:lang w:val="ru-BY" w:eastAsia="ru-BY"/>
+              </w:rPr>
+            </w:pPr>
+          </w:p>
+        </w:tc>
+      </w:tr>
+    </w:tbl>
+    <w:p>
+      <w:pPr>
+        <w:pStyle w:val="a8"/>
+        <w:spacing w:before="240" w:after="240"/>
+        <w:ind w:left="-66" w:firstLine="0"/>
+        <w:jc w:val="center"/>
+        <w:rPr>
+          <w:sz w:val="28"/>
+          <w:szCs w:val="28"/>
+        </w:rPr>
+      </w:pPr>
+    </w:p>
+    <w:tbl>
+      <w:tblPr>
+        <w:tblW w:w="0" w:type="auto"/>
+        <w:tblCellSpacing w:w="15" w:type="dxa"/>
+        <w:tblBorders>
+          <w:top w:val="single" w:sz="4" w:space="0" w:color="auto"/>
+          <w:left w:val="single" w:sz="4" w:space="0" w:color="auto"/>
+          <w:bottom w:val="single" w:sz="4" w:space="0" w:color="auto"/>
+          <w:right w:val="single" w:sz="4" w:space="0" w:color="auto"/>
+          <w:insideH w:val="single" w:sz="4" w:space="0" w:color="auto"/>
+          <w:insideV w:val="single" w:sz="4" w:space="0" w:color="auto"/>
+        </w:tblBorders>
+        <w:tblCellMar>
+          <w:top w:w="15" w:type="dxa"/>
+          <w:left w:w="15" w:type="dxa"/>
+          <w:bottom w:w="15" w:type="dxa"/>
+          <w:right w:w="15" w:type="dxa"/>
+        </w:tblCellMar>
+        <w:tblLook w:val="04A0" w:firstRow="1" w:lastRow="0" w:firstColumn="1" w:lastColumn="0" w:noHBand="0" w:noVBand="1"/>
+      </w:tblPr>
+      <w:tblGrid>
+        <w:gridCol w:w="1656"/>
+        <w:gridCol w:w="1749"/>
+        <w:gridCol w:w="3143"/>
+        <w:gridCol w:w="789"/>
+      </w:tblGrid>
+      <w:tr>
+        <w:trPr>
+          <w:tblHeader/>
+          <w:tblCellSpacing w:w="15" w:type="dxa"/>
+        </w:trPr>
+        <w:tc>
+          <w:tcPr>
+            <w:tcW w:w="0" w:type="auto"/>
+            <w:gridSpan w:val="4"/>
+            <w:vAlign w:val="center"/>
+          </w:tcPr>
+          <w:p>
+            <w:pPr>
+              <w:suppressAutoHyphens w:val="0"/>
+              <w:spacing w:line="240" w:lineRule="auto"/>
+              <w:jc w:val="center"/>
+              <w:rPr>
+                <w:rFonts w:ascii="Times New Roman" w:eastAsia="Times New Roman" w:hAnsi="Times New Roman" w:cs="Times New Roman"/>
+                <w:b/>
+                <w:bCs/>
+                <w:sz w:val="24"/>
+                <w:szCs w:val="24"/>
+                <w:lang w:eastAsia="ru-BY"/>
+              </w:rPr>
+            </w:pPr>
+            <w:r>
+              <w:rPr>
+                <w:rFonts w:ascii="Times New Roman" w:eastAsia="Times New Roman" w:hAnsi="Times New Roman" w:cs="Times New Roman"/>
+                <w:b/>
+                <w:bCs/>
+                <w:sz w:val="24"/>
+                <w:szCs w:val="24"/>
+                <w:lang w:eastAsia="ru-BY"/>
+              </w:rPr>
+              <w:lastRenderedPageBreak/>
+              <w:t>КАССИР (АКО ЧЕЛОВЕК)</w:t>
+            </w:r>
+          </w:p>
+        </w:tc>
+      </w:tr>
+      <w:tr>
+        <w:trPr>
+          <w:tblHeader/>
+          <w:tblCellSpacing w:w="15" w:type="dxa"/>
+        </w:trPr>
+        <w:tc>
+          <w:tcPr>
+            <w:tcW w:w="0" w:type="auto"/>
+            <w:vAlign w:val="center"/>
+            <w:hideMark/>
+          </w:tcPr>
+          <w:p>
+            <w:pPr>
+              <w:suppressAutoHyphens w:val="0"/>
+              <w:spacing w:line="240" w:lineRule="auto"/>
+              <w:jc w:val="center"/>
+              <w:rPr>
+                <w:rFonts w:ascii="Times New Roman" w:eastAsia="Times New Roman" w:hAnsi="Times New Roman" w:cs="Times New Roman"/>
+                <w:b/>
+                <w:bCs/>
+                <w:sz w:val="24"/>
+                <w:szCs w:val="24"/>
+                <w:lang w:val="ru-BY" w:eastAsia="ru-BY"/>
+              </w:rPr>
+            </w:pPr>
+            <w:r>
+              <w:rPr>
+                <w:rFonts w:ascii="Times New Roman" w:eastAsia="Times New Roman" w:hAnsi="Times New Roman" w:cs="Times New Roman"/>
+                <w:b/>
+                <w:bCs/>
+                <w:sz w:val="24"/>
+                <w:szCs w:val="24"/>
+                <w:lang w:val="ru-BY" w:eastAsia="ru-BY"/>
+              </w:rPr>
+              <w:t>Имя слота</w:t>
+            </w:r>
+          </w:p>
+        </w:tc>
+        <w:tc>
+          <w:tcPr>
+            <w:tcW w:w="0" w:type="auto"/>
+            <w:vAlign w:val="center"/>
+            <w:hideMark/>
+          </w:tcPr>
+          <w:p>
+            <w:pPr>
+              <w:suppressAutoHyphens w:val="0"/>
+              <w:spacing w:line="240" w:lineRule="auto"/>
+              <w:jc w:val="center"/>
+              <w:rPr>
+                <w:rFonts w:ascii="Times New Roman" w:eastAsia="Times New Roman" w:hAnsi="Times New Roman" w:cs="Times New Roman"/>
+                <w:b/>
+                <w:bCs/>
+                <w:sz w:val="24"/>
+                <w:szCs w:val="24"/>
+                <w:lang w:val="ru-BY" w:eastAsia="ru-BY"/>
+              </w:rPr>
+            </w:pPr>
+            <w:r>
+              <w:rPr>
+                <w:rFonts w:ascii="Times New Roman" w:eastAsia="Times New Roman" w:hAnsi="Times New Roman" w:cs="Times New Roman"/>
+                <w:b/>
+                <w:bCs/>
+                <w:sz w:val="24"/>
+                <w:szCs w:val="24"/>
+                <w:lang w:val="ru-BY" w:eastAsia="ru-BY"/>
+              </w:rPr>
+              <w:t>Значение слота</w:t>
+            </w:r>
+          </w:p>
+        </w:tc>
+        <w:tc>
+          <w:tcPr>
+            <w:tcW w:w="0" w:type="auto"/>
+            <w:vAlign w:val="center"/>
+            <w:hideMark/>
+          </w:tcPr>
+          <w:p>
+            <w:pPr>
+              <w:suppressAutoHyphens w:val="0"/>
+              <w:spacing w:line="240" w:lineRule="auto"/>
+              <w:jc w:val="center"/>
+              <w:rPr>
+                <w:rFonts w:ascii="Times New Roman" w:eastAsia="Times New Roman" w:hAnsi="Times New Roman" w:cs="Times New Roman"/>
+                <w:b/>
+                <w:bCs/>
+                <w:sz w:val="24"/>
+                <w:szCs w:val="24"/>
+                <w:lang w:val="ru-BY" w:eastAsia="ru-BY"/>
+              </w:rPr>
+            </w:pPr>
+            <w:r>
+              <w:rPr>
+                <w:rFonts w:ascii="Times New Roman" w:eastAsia="Times New Roman" w:hAnsi="Times New Roman" w:cs="Times New Roman"/>
+                <w:b/>
+                <w:bCs/>
+                <w:sz w:val="24"/>
+                <w:szCs w:val="24"/>
+                <w:lang w:val="ru-BY" w:eastAsia="ru-BY"/>
+              </w:rPr>
+              <w:t>Способ получения значения</w:t>
+            </w:r>
+          </w:p>
+        </w:tc>
+        <w:tc>
+          <w:tcPr>
+            <w:tcW w:w="0" w:type="auto"/>
+            <w:vAlign w:val="center"/>
+            <w:hideMark/>
+          </w:tcPr>
+          <w:p>
+            <w:pPr>
+              <w:suppressAutoHyphens w:val="0"/>
+              <w:spacing w:line="240" w:lineRule="auto"/>
+              <w:jc w:val="center"/>
+              <w:rPr>
+                <w:rFonts w:ascii="Times New Roman" w:eastAsia="Times New Roman" w:hAnsi="Times New Roman" w:cs="Times New Roman"/>
+                <w:b/>
+                <w:bCs/>
+                <w:sz w:val="24"/>
+                <w:szCs w:val="24"/>
+                <w:lang w:val="ru-BY" w:eastAsia="ru-BY"/>
+              </w:rPr>
+            </w:pPr>
+            <w:r>
+              <w:rPr>
+                <w:rFonts w:ascii="Times New Roman" w:eastAsia="Times New Roman" w:hAnsi="Times New Roman" w:cs="Times New Roman"/>
+                <w:b/>
+                <w:bCs/>
+                <w:sz w:val="24"/>
+                <w:szCs w:val="24"/>
+                <w:lang w:val="ru-BY" w:eastAsia="ru-BY"/>
+              </w:rPr>
+              <w:t>Демон</w:t>
+            </w:r>
+          </w:p>
+        </w:tc>
+      </w:tr>
+      <w:tr>
+        <w:trPr>
+          <w:tblCellSpacing w:w="15" w:type="dxa"/>
+        </w:trPr>
+        <w:tc>
+          <w:tcPr>
+            <w:tcW w:w="0" w:type="auto"/>
+            <w:vAlign w:val="center"/>
+          </w:tcPr>
+          <w:p>
+            <w:pPr>
+              <w:suppressAutoHyphens w:val="0"/>
+              <w:spacing w:line="240" w:lineRule="auto"/>
+              <w:jc w:val="center"/>
+              <w:rPr>
+                <w:rFonts w:ascii="Times New Roman" w:eastAsia="Times New Roman" w:hAnsi="Times New Roman" w:cs="Times New Roman"/>
+                <w:sz w:val="24"/>
+                <w:szCs w:val="24"/>
+                <w:lang w:eastAsia="ru-BY"/>
+              </w:rPr>
+            </w:pPr>
+            <w:r>
+              <w:rPr>
+                <w:rFonts w:ascii="Times New Roman" w:eastAsia="Times New Roman" w:hAnsi="Times New Roman" w:cs="Times New Roman"/>
+                <w:sz w:val="24"/>
+                <w:szCs w:val="24"/>
+                <w:lang w:eastAsia="ru-BY"/>
+              </w:rPr>
+              <w:t>Возраст</w:t>
+            </w:r>
+          </w:p>
+        </w:tc>
+        <w:tc>
+          <w:tcPr>
+            <w:tcW w:w="0" w:type="auto"/>
+            <w:vAlign w:val="center"/>
+          </w:tcPr>
+          <w:p>
+            <w:pPr>
+              <w:suppressAutoHyphens w:val="0"/>
+              <w:spacing w:line="240" w:lineRule="auto"/>
+              <w:jc w:val="center"/>
+              <w:rPr>
+                <w:rFonts w:ascii="Times New Roman" w:eastAsia="Times New Roman" w:hAnsi="Times New Roman" w:cs="Times New Roman"/>
+                <w:sz w:val="24"/>
+                <w:szCs w:val="24"/>
+                <w:lang w:eastAsia="ru-BY"/>
+              </w:rPr>
+            </w:pPr>
+            <w:r>
+              <w:rPr>
+                <w:rFonts w:ascii="Times New Roman" w:eastAsia="Times New Roman" w:hAnsi="Times New Roman" w:cs="Times New Roman"/>
+                <w:sz w:val="24"/>
+                <w:szCs w:val="24"/>
+                <w:lang w:eastAsia="ru-BY"/>
+              </w:rPr>
+              <w:t>От 18 до 55 лет</w:t>
+            </w:r>
+          </w:p>
+        </w:tc>
+        <w:tc>
+          <w:tcPr>
+            <w:tcW w:w="0" w:type="auto"/>
+            <w:vAlign w:val="center"/>
+          </w:tcPr>
+          <w:p>
+            <w:pPr>
+              <w:suppressAutoHyphens w:val="0"/>
+              <w:spacing w:line="240" w:lineRule="auto"/>
+              <w:jc w:val="center"/>
+              <w:rPr>
+                <w:rFonts w:ascii="Times New Roman" w:eastAsia="Times New Roman" w:hAnsi="Times New Roman" w:cs="Times New Roman"/>
+                <w:sz w:val="24"/>
+                <w:szCs w:val="24"/>
+                <w:lang w:eastAsia="ru-BY"/>
+              </w:rPr>
+            </w:pPr>
+            <w:r>
+              <w:rPr>
+                <w:rFonts w:ascii="Times New Roman" w:eastAsia="Times New Roman" w:hAnsi="Times New Roman" w:cs="Times New Roman"/>
+                <w:sz w:val="24"/>
+                <w:szCs w:val="24"/>
+                <w:lang w:eastAsia="ru-BY"/>
+              </w:rPr>
+              <w:t>Из внешних источников</w:t>
+            </w:r>
+          </w:p>
+        </w:tc>
+        <w:tc>
+          <w:tcPr>
+            <w:tcW w:w="0" w:type="auto"/>
+            <w:vAlign w:val="center"/>
+          </w:tcPr>
+          <w:p>
+            <w:pPr>
+              <w:suppressAutoHyphens w:val="0"/>
+              <w:spacing w:line="240" w:lineRule="auto"/>
+              <w:jc w:val="center"/>
+              <w:rPr>
+                <w:rFonts w:ascii="Times New Roman" w:eastAsia="Times New Roman" w:hAnsi="Times New Roman" w:cs="Times New Roman"/>
+                <w:sz w:val="24"/>
+                <w:szCs w:val="24"/>
+                <w:lang w:val="ru-BY" w:eastAsia="ru-BY"/>
+              </w:rPr>
+            </w:pPr>
+          </w:p>
+        </w:tc>
+      </w:tr>
+      <w:tr>
+        <w:trPr>
+          <w:tblCellSpacing w:w="15" w:type="dxa"/>
+        </w:trPr>
+        <w:tc>
+          <w:tcPr>
+            <w:tcW w:w="0" w:type="auto"/>
+            <w:vAlign w:val="center"/>
+          </w:tcPr>
+          <w:p>
+            <w:pPr>
+              <w:suppressAutoHyphens w:val="0"/>
+              <w:spacing w:line="240" w:lineRule="auto"/>
+              <w:jc w:val="center"/>
+              <w:rPr>
+                <w:rFonts w:ascii="Times New Roman" w:eastAsia="Times New Roman" w:hAnsi="Times New Roman" w:cs="Times New Roman"/>
+                <w:sz w:val="24"/>
+                <w:szCs w:val="24"/>
+                <w:lang w:eastAsia="ru-BY"/>
+              </w:rPr>
+            </w:pPr>
+            <w:r>
+              <w:rPr>
+                <w:rFonts w:ascii="Times New Roman" w:eastAsia="Times New Roman" w:hAnsi="Times New Roman" w:cs="Times New Roman"/>
+                <w:sz w:val="24"/>
+                <w:szCs w:val="24"/>
+                <w:lang w:eastAsia="ru-BY"/>
+              </w:rPr>
+              <w:t>Стаж работы</w:t>
+            </w:r>
+          </w:p>
+        </w:tc>
+        <w:tc>
+          <w:tcPr>
+            <w:tcW w:w="0" w:type="auto"/>
+            <w:vAlign w:val="center"/>
+          </w:tcPr>
+          <w:p>
+            <w:pPr>
+              <w:suppressAutoHyphens w:val="0"/>
+              <w:spacing w:line="240" w:lineRule="auto"/>
+              <w:jc w:val="center"/>
+              <w:rPr>
+                <w:rFonts w:ascii="Times New Roman" w:eastAsia="Times New Roman" w:hAnsi="Times New Roman" w:cs="Times New Roman"/>
+                <w:sz w:val="24"/>
+                <w:szCs w:val="24"/>
+                <w:lang w:eastAsia="ru-BY"/>
+              </w:rPr>
+            </w:pPr>
+          </w:p>
+        </w:tc>
+        <w:tc>
+          <w:tcPr>
+            <w:tcW w:w="0" w:type="auto"/>
+            <w:vAlign w:val="center"/>
+          </w:tcPr>
+          <w:p>
+            <w:pPr>
+              <w:suppressAutoHyphens w:val="0"/>
+              <w:spacing w:line="240" w:lineRule="auto"/>
+              <w:jc w:val="center"/>
+              <w:rPr>
+                <w:rFonts w:ascii="Times New Roman" w:eastAsia="Times New Roman" w:hAnsi="Times New Roman" w:cs="Times New Roman"/>
+                <w:sz w:val="24"/>
+                <w:szCs w:val="24"/>
+                <w:lang w:eastAsia="ru-BY"/>
+              </w:rPr>
+            </w:pPr>
+            <w:r>
+              <w:rPr>
+                <w:rFonts w:ascii="Times New Roman" w:eastAsia="Times New Roman" w:hAnsi="Times New Roman" w:cs="Times New Roman"/>
+                <w:sz w:val="24"/>
+                <w:szCs w:val="24"/>
+                <w:lang w:eastAsia="ru-BY"/>
+              </w:rPr>
+              <w:t>Из внешних источников</w:t>
+            </w:r>
+          </w:p>
+        </w:tc>
+        <w:tc>
+          <w:tcPr>
+            <w:tcW w:w="0" w:type="auto"/>
+            <w:vAlign w:val="center"/>
+          </w:tcPr>
+          <w:p>
+            <w:pPr>
+              <w:suppressAutoHyphens w:val="0"/>
+              <w:spacing w:line="240" w:lineRule="auto"/>
+              <w:jc w:val="center"/>
+              <w:rPr>
+                <w:rFonts w:ascii="Times New Roman" w:eastAsia="Times New Roman" w:hAnsi="Times New Roman" w:cs="Times New Roman"/>
+                <w:sz w:val="24"/>
+                <w:szCs w:val="24"/>
+                <w:lang w:val="ru-BY" w:eastAsia="ru-BY"/>
+              </w:rPr>
+            </w:pPr>
+          </w:p>
+        </w:tc>
+      </w:tr>
+      <w:tr>
+        <w:trPr>
+          <w:tblCellSpacing w:w="15" w:type="dxa"/>
+        </w:trPr>
+        <w:tc>
+          <w:tcPr>
+            <w:tcW w:w="0" w:type="auto"/>
+            <w:vAlign w:val="center"/>
+          </w:tcPr>
+          <w:p>
+            <w:pPr>
+              <w:suppressAutoHyphens w:val="0"/>
+              <w:spacing w:line="240" w:lineRule="auto"/>
+              <w:jc w:val="center"/>
+              <w:rPr>
+                <w:rFonts w:ascii="Times New Roman" w:eastAsia="Times New Roman" w:hAnsi="Times New Roman" w:cs="Times New Roman"/>
+                <w:sz w:val="24"/>
+                <w:szCs w:val="24"/>
+                <w:lang w:eastAsia="ru-BY"/>
+              </w:rPr>
+            </w:pPr>
+            <w:r>
+              <w:rPr>
+                <w:rFonts w:ascii="Times New Roman" w:eastAsia="Times New Roman" w:hAnsi="Times New Roman" w:cs="Times New Roman"/>
+                <w:sz w:val="24"/>
+                <w:szCs w:val="24"/>
+                <w:lang w:eastAsia="ru-BY"/>
+              </w:rPr>
+              <w:t>Зарплата</w:t>
+            </w:r>
+          </w:p>
+        </w:tc>
+        <w:tc>
+          <w:tcPr>
+            <w:tcW w:w="0" w:type="auto"/>
+            <w:vAlign w:val="center"/>
+          </w:tcPr>
+          <w:p>
+            <w:pPr>
+              <w:suppressAutoHyphens w:val="0"/>
+              <w:spacing w:line="240" w:lineRule="auto"/>
+              <w:jc w:val="center"/>
+              <w:rPr>
+                <w:rFonts w:ascii="Times New Roman" w:eastAsia="Times New Roman" w:hAnsi="Times New Roman" w:cs="Times New Roman"/>
+                <w:sz w:val="24"/>
+                <w:szCs w:val="24"/>
+                <w:lang w:eastAsia="ru-BY"/>
+              </w:rPr>
+            </w:pPr>
+          </w:p>
+        </w:tc>
+        <w:tc>
+          <w:tcPr>
+            <w:tcW w:w="0" w:type="auto"/>
+            <w:vAlign w:val="center"/>
+          </w:tcPr>
+          <w:p>
+            <w:pPr>
+              <w:suppressAutoHyphens w:val="0"/>
+              <w:spacing w:line="240" w:lineRule="auto"/>
+              <w:jc w:val="center"/>
+              <w:rPr>
+                <w:rFonts w:ascii="Times New Roman" w:eastAsia="Times New Roman" w:hAnsi="Times New Roman" w:cs="Times New Roman"/>
+                <w:sz w:val="24"/>
+                <w:szCs w:val="24"/>
+                <w:lang w:eastAsia="ru-BY"/>
+              </w:rPr>
+            </w:pPr>
+            <w:r>
+              <w:rPr>
+                <w:rFonts w:ascii="Times New Roman" w:eastAsia="Times New Roman" w:hAnsi="Times New Roman" w:cs="Times New Roman"/>
+                <w:sz w:val="24"/>
+                <w:szCs w:val="24"/>
+                <w:lang w:eastAsia="ru-BY"/>
+              </w:rPr>
+              <w:t>Из внешних источников</w:t>
+            </w:r>
+          </w:p>
+        </w:tc>
+        <w:tc>
+          <w:tcPr>
+            <w:tcW w:w="0" w:type="auto"/>
+            <w:vAlign w:val="center"/>
+          </w:tcPr>
+          <w:p>
+            <w:pPr>
+              <w:suppressAutoHyphens w:val="0"/>
+              <w:spacing w:line="240" w:lineRule="auto"/>
+              <w:jc w:val="center"/>
+              <w:rPr>
+                <w:rFonts w:ascii="Times New Roman" w:eastAsia="Times New Roman" w:hAnsi="Times New Roman" w:cs="Times New Roman"/>
+                <w:sz w:val="24"/>
+                <w:szCs w:val="24"/>
+                <w:lang w:val="ru-BY" w:eastAsia="ru-BY"/>
+              </w:rPr>
+            </w:pPr>
+          </w:p>
+        </w:tc>
+      </w:tr>
+      <w:tr>
+        <w:trPr>
+          <w:tblCellSpacing w:w="15" w:type="dxa"/>
+        </w:trPr>
+        <w:tc>
+          <w:tcPr>
+            <w:tcW w:w="0" w:type="auto"/>
+            <w:vAlign w:val="center"/>
+          </w:tcPr>
+          <w:p>
+            <w:pPr>
+              <w:suppressAutoHyphens w:val="0"/>
+              <w:spacing w:line="240" w:lineRule="auto"/>
+              <w:jc w:val="center"/>
+              <w:rPr>
+                <w:rFonts w:ascii="Times New Roman" w:eastAsia="Times New Roman" w:hAnsi="Times New Roman" w:cs="Times New Roman"/>
+                <w:sz w:val="24"/>
+                <w:szCs w:val="24"/>
+                <w:lang w:eastAsia="ru-BY"/>
+              </w:rPr>
+            </w:pPr>
+            <w:r>
+              <w:rPr>
+                <w:rFonts w:ascii="Times New Roman" w:eastAsia="Times New Roman" w:hAnsi="Times New Roman" w:cs="Times New Roman"/>
+                <w:sz w:val="24"/>
+                <w:szCs w:val="24"/>
+                <w:lang w:eastAsia="ru-BY"/>
+              </w:rPr>
+              <w:t>График работы</w:t>
+            </w:r>
+          </w:p>
+        </w:tc>
+        <w:tc>
+          <w:tcPr>
+            <w:tcW w:w="0" w:type="auto"/>
+            <w:vAlign w:val="center"/>
+          </w:tcPr>
+          <w:p>
+            <w:pPr>
+              <w:suppressAutoHyphens w:val="0"/>
+              <w:spacing w:line="240" w:lineRule="auto"/>
+              <w:jc w:val="center"/>
+              <w:rPr>
+                <w:rFonts w:ascii="Times New Roman" w:eastAsia="Times New Roman" w:hAnsi="Times New Roman" w:cs="Times New Roman"/>
+                <w:sz w:val="24"/>
+                <w:szCs w:val="24"/>
+                <w:lang w:eastAsia="ru-BY"/>
+              </w:rPr>
+            </w:pPr>
+          </w:p>
+        </w:tc>
+        <w:tc>
+          <w:tcPr>
+            <w:tcW w:w="0" w:type="auto"/>
+            <w:vAlign w:val="center"/>
+          </w:tcPr>
+          <w:p>
+            <w:pPr>
+              <w:suppressAutoHyphens w:val="0"/>
+              <w:spacing w:line="240" w:lineRule="auto"/>
+              <w:jc w:val="center"/>
+              <w:rPr>
+                <w:rFonts w:ascii="Times New Roman" w:eastAsia="Times New Roman" w:hAnsi="Times New Roman" w:cs="Times New Roman"/>
+                <w:sz w:val="24"/>
+                <w:szCs w:val="24"/>
+                <w:lang w:eastAsia="ru-BY"/>
+              </w:rPr>
+            </w:pPr>
+            <w:r>
+              <w:rPr>
+                <w:rFonts w:ascii="Times New Roman" w:eastAsia="Times New Roman" w:hAnsi="Times New Roman" w:cs="Times New Roman"/>
+                <w:sz w:val="24"/>
+                <w:szCs w:val="24"/>
+                <w:lang w:eastAsia="ru-BY"/>
+              </w:rPr>
+              <w:t>Из внешних источников</w:t>
+            </w:r>
+          </w:p>
+        </w:tc>
+        <w:tc>
+          <w:tcPr>
+            <w:tcW w:w="0" w:type="auto"/>
+            <w:vAlign w:val="center"/>
+          </w:tcPr>
+          <w:p>
+            <w:pPr>
+              <w:suppressAutoHyphens w:val="0"/>
+              <w:spacing w:line="240" w:lineRule="auto"/>
+              <w:jc w:val="center"/>
+              <w:rPr>
+                <w:rFonts w:ascii="Times New Roman" w:eastAsia="Times New Roman" w:hAnsi="Times New Roman" w:cs="Times New Roman"/>
+                <w:sz w:val="24"/>
+                <w:szCs w:val="24"/>
+                <w:lang w:val="ru-BY" w:eastAsia="ru-BY"/>
+              </w:rPr>
+            </w:pPr>
+          </w:p>
+        </w:tc>
+      </w:tr>
+      <w:tr>
+        <w:trPr>
+          <w:tblCellSpacing w:w="15" w:type="dxa"/>
+        </w:trPr>
+        <w:tc>
+          <w:tcPr>
+            <w:tcW w:w="0" w:type="auto"/>
+            <w:vAlign w:val="center"/>
+          </w:tcPr>
+          <w:p>
+            <w:pPr>
+              <w:suppressAutoHyphens w:val="0"/>
+              <w:spacing w:line="240" w:lineRule="auto"/>
+              <w:jc w:val="center"/>
+              <w:rPr>
+                <w:rFonts w:ascii="Times New Roman" w:eastAsia="Times New Roman" w:hAnsi="Times New Roman" w:cs="Times New Roman"/>
+                <w:sz w:val="24"/>
+                <w:szCs w:val="24"/>
+                <w:lang w:eastAsia="ru-BY"/>
+              </w:rPr>
+            </w:pPr>
+            <w:r>
+              <w:rPr>
+                <w:rFonts w:ascii="Times New Roman" w:eastAsia="Times New Roman" w:hAnsi="Times New Roman" w:cs="Times New Roman"/>
+                <w:sz w:val="24"/>
+                <w:szCs w:val="24"/>
+                <w:lang w:eastAsia="ru-BY"/>
+              </w:rPr>
+              <w:t>Место работы</w:t>
+            </w:r>
+          </w:p>
+        </w:tc>
+        <w:tc>
+          <w:tcPr>
+            <w:tcW w:w="0" w:type="auto"/>
+            <w:vAlign w:val="center"/>
+          </w:tcPr>
+          <w:p>
+            <w:pPr>
+              <w:suppressAutoHyphens w:val="0"/>
+              <w:spacing w:line="240" w:lineRule="auto"/>
+              <w:jc w:val="center"/>
+              <w:rPr>
+                <w:rFonts w:ascii="Times New Roman" w:eastAsia="Times New Roman" w:hAnsi="Times New Roman" w:cs="Times New Roman"/>
+                <w:sz w:val="24"/>
+                <w:szCs w:val="24"/>
+                <w:lang w:eastAsia="ru-BY"/>
+              </w:rPr>
+            </w:pPr>
+            <w:r>
+              <w:rPr>
+                <w:rFonts w:ascii="Times New Roman" w:eastAsia="Times New Roman" w:hAnsi="Times New Roman" w:cs="Times New Roman"/>
+                <w:sz w:val="24"/>
+                <w:szCs w:val="24"/>
+                <w:lang w:eastAsia="ru-BY"/>
+              </w:rPr>
+              <w:t>Фрейм-объект</w:t>
+            </w:r>
+          </w:p>
+        </w:tc>
+        <w:tc>
+          <w:tcPr>
+            <w:tcW w:w="0" w:type="auto"/>
+            <w:vAlign w:val="center"/>
+          </w:tcPr>
+          <w:p>
+            <w:pPr>
+              <w:suppressAutoHyphens w:val="0"/>
+              <w:spacing w:line="240" w:lineRule="auto"/>
+              <w:jc w:val="center"/>
+              <w:rPr>
+                <w:rFonts w:ascii="Times New Roman" w:eastAsia="Times New Roman" w:hAnsi="Times New Roman" w:cs="Times New Roman"/>
+                <w:sz w:val="24"/>
+                <w:szCs w:val="24"/>
+                <w:lang w:eastAsia="ru-BY"/>
+              </w:rPr>
+            </w:pPr>
+            <w:r>
+              <w:rPr>
+                <w:rFonts w:ascii="Times New Roman" w:eastAsia="Times New Roman" w:hAnsi="Times New Roman" w:cs="Times New Roman"/>
+                <w:sz w:val="24"/>
+                <w:szCs w:val="24"/>
+                <w:lang w:eastAsia="ru-BY"/>
+              </w:rPr>
+              <w:t>Из внешних источников</w:t>
+            </w:r>
+          </w:p>
+        </w:tc>
+        <w:tc>
+          <w:tcPr>
+            <w:tcW w:w="0" w:type="auto"/>
+            <w:vAlign w:val="center"/>
+          </w:tcPr>
+          <w:p>
+            <w:pPr>
+              <w:suppressAutoHyphens w:val="0"/>
+              <w:spacing w:line="240" w:lineRule="auto"/>
+              <w:jc w:val="center"/>
+              <w:rPr>
+                <w:rFonts w:ascii="Times New Roman" w:eastAsia="Times New Roman" w:hAnsi="Times New Roman" w:cs="Times New Roman"/>
+                <w:sz w:val="24"/>
+                <w:szCs w:val="24"/>
+                <w:lang w:val="ru-BY" w:eastAsia="ru-BY"/>
+              </w:rPr>
+            </w:pPr>
+          </w:p>
+        </w:tc>
+      </w:tr>
+    </w:tbl>
+    <w:p>
+      <w:pPr>
+        <w:pStyle w:val="a8"/>
+        <w:numPr>
+          <w:ilvl w:val="0"/>
+          <w:numId w:val="8"/>
+        </w:numPr>
+        <w:spacing w:before="240" w:after="240"/>
+        <w:rPr>
+          <w:sz w:val="28"/>
+          <w:szCs w:val="28"/>
+        </w:rPr>
+      </w:pPr>
+      <w:r>
+        <w:rPr>
+          <w:sz w:val="28"/>
+          <w:szCs w:val="28"/>
+        </w:rPr>
+        <w:t>Фреймы-ситуации:</w:t>
+      </w:r>
+    </w:p>
+    <w:tbl>
+      <w:tblPr>
+        <w:tblW w:w="0" w:type="auto"/>
+        <w:tblCellSpacing w:w="15" w:type="dxa"/>
+        <w:tblBorders>
+          <w:top w:val="single" w:sz="4" w:space="0" w:color="auto"/>
+          <w:left w:val="single" w:sz="4" w:space="0" w:color="auto"/>
+          <w:bottom w:val="single" w:sz="4" w:space="0" w:color="auto"/>
+          <w:right w:val="single" w:sz="4" w:space="0" w:color="auto"/>
+          <w:insideH w:val="single" w:sz="4" w:space="0" w:color="auto"/>
+          <w:insideV w:val="single" w:sz="4" w:space="0" w:color="auto"/>
+        </w:tblBorders>
+        <w:tblCellMar>
+          <w:top w:w="15" w:type="dxa"/>
+          <w:left w:w="15" w:type="dxa"/>
+          <w:bottom w:w="15" w:type="dxa"/>
+          <w:right w:w="15" w:type="dxa"/>
+        </w:tblCellMar>
+        <w:tblLook w:val="04A0" w:firstRow="1" w:lastRow="0" w:firstColumn="1" w:lastColumn="0" w:noHBand="0" w:noVBand="1"/>
+      </w:tblPr>
+      <w:tblGrid>
+        <w:gridCol w:w="1301"/>
+        <w:gridCol w:w="1749"/>
+        <w:gridCol w:w="3143"/>
+        <w:gridCol w:w="789"/>
+      </w:tblGrid>
+      <w:tr>
+        <w:trPr>
+          <w:tblHeader/>
+          <w:tblCellSpacing w:w="15" w:type="dxa"/>
+        </w:trPr>
+        <w:tc>
+          <w:tcPr>
+            <w:tcW w:w="0" w:type="auto"/>
+            <w:gridSpan w:val="4"/>
+            <w:vAlign w:val="center"/>
+          </w:tcPr>
+          <w:p>
+            <w:pPr>
+              <w:jc w:val="center"/>
+              <w:rPr>
+                <w:rFonts w:ascii="Times New Roman" w:hAnsi="Times New Roman" w:cs="Times New Roman"/>
+                <w:b/>
+                <w:bCs/>
+              </w:rPr>
+            </w:pPr>
+            <w:r>
+              <w:rPr>
+                <w:rFonts w:ascii="Times New Roman" w:hAnsi="Times New Roman" w:cs="Times New Roman"/>
+                <w:b/>
+                <w:bCs/>
+              </w:rPr>
+              <w:t>ПОКУПКА БИЛЕТА</w:t>
+            </w:r>
+          </w:p>
+        </w:tc>
+      </w:tr>
+      <w:tr>
+        <w:trPr>
+          <w:tblHeader/>
+          <w:tblCellSpacing w:w="15" w:type="dxa"/>
+        </w:trPr>
+        <w:tc>
+          <w:tcPr>
+            <w:tcW w:w="0" w:type="auto"/>
+            <w:vAlign w:val="center"/>
+            <w:hideMark/>
+          </w:tcPr>
+          <w:p>
+            <w:pPr>
+              <w:jc w:val="center"/>
+              <w:rPr>
+                <w:rFonts w:ascii="Times New Roman" w:hAnsi="Times New Roman" w:cs="Times New Roman"/>
+                <w:b/>
+                <w:bCs/>
+                <w:sz w:val="24"/>
+                <w:szCs w:val="24"/>
+              </w:rPr>
+            </w:pPr>
+            <w:r>
+              <w:rPr>
+                <w:rFonts w:ascii="Times New Roman" w:hAnsi="Times New Roman" w:cs="Times New Roman"/>
+                <w:b/>
+                <w:bCs/>
+                <w:sz w:val="24"/>
+                <w:szCs w:val="24"/>
+              </w:rPr>
+              <w:t>Имя слота</w:t>
+            </w:r>
+          </w:p>
+        </w:tc>
+        <w:tc>
+          <w:tcPr>
+            <w:tcW w:w="0" w:type="auto"/>
+            <w:vAlign w:val="center"/>
+            <w:hideMark/>
+          </w:tcPr>
+          <w:p>
+            <w:pPr>
+              <w:jc w:val="center"/>
+              <w:rPr>
+                <w:rFonts w:ascii="Times New Roman" w:hAnsi="Times New Roman" w:cs="Times New Roman"/>
+                <w:b/>
+                <w:bCs/>
+                <w:sz w:val="24"/>
+                <w:szCs w:val="24"/>
+              </w:rPr>
+            </w:pPr>
+            <w:r>
+              <w:rPr>
+                <w:rFonts w:ascii="Times New Roman" w:hAnsi="Times New Roman" w:cs="Times New Roman"/>
+                <w:b/>
+                <w:bCs/>
+                <w:sz w:val="24"/>
+                <w:szCs w:val="24"/>
+              </w:rPr>
+              <w:t>Значение слота</w:t>
+            </w:r>
+          </w:p>
+        </w:tc>
+        <w:tc>
+          <w:tcPr>
+            <w:tcW w:w="0" w:type="auto"/>
+            <w:vAlign w:val="center"/>
+            <w:hideMark/>
+          </w:tcPr>
+          <w:p>
+            <w:pPr>
+              <w:jc w:val="center"/>
+              <w:rPr>
+                <w:rFonts w:ascii="Times New Roman" w:hAnsi="Times New Roman" w:cs="Times New Roman"/>
+                <w:b/>
+                <w:bCs/>
+                <w:sz w:val="24"/>
+                <w:szCs w:val="24"/>
+              </w:rPr>
+            </w:pPr>
+            <w:r>
+              <w:rPr>
+                <w:rFonts w:ascii="Times New Roman" w:hAnsi="Times New Roman" w:cs="Times New Roman"/>
+                <w:b/>
+                <w:bCs/>
+                <w:sz w:val="24"/>
+                <w:szCs w:val="24"/>
+              </w:rPr>
+              <w:t>Способ получения значения</w:t>
+            </w:r>
+          </w:p>
+        </w:tc>
+        <w:tc>
+          <w:tcPr>
+            <w:tcW w:w="0" w:type="auto"/>
+            <w:vAlign w:val="center"/>
+            <w:hideMark/>
+          </w:tcPr>
+          <w:p>
+            <w:pPr>
+              <w:jc w:val="center"/>
+              <w:rPr>
+                <w:rFonts w:ascii="Times New Roman" w:hAnsi="Times New Roman" w:cs="Times New Roman"/>
+                <w:b/>
+                <w:bCs/>
+                <w:sz w:val="24"/>
+                <w:szCs w:val="24"/>
+              </w:rPr>
+            </w:pPr>
+            <w:r>
+              <w:rPr>
+                <w:rFonts w:ascii="Times New Roman" w:hAnsi="Times New Roman" w:cs="Times New Roman"/>
+                <w:b/>
+                <w:bCs/>
+                <w:sz w:val="24"/>
+                <w:szCs w:val="24"/>
+              </w:rPr>
+              <w:t>Демон</w:t>
+            </w:r>
+          </w:p>
+        </w:tc>
+      </w:tr>
+      <w:tr>
+        <w:trPr>
+          <w:tblCellSpacing w:w="15" w:type="dxa"/>
+        </w:trPr>
+        <w:tc>
+          <w:tcPr>
+            <w:tcW w:w="0" w:type="auto"/>
+            <w:vAlign w:val="center"/>
+            <w:hideMark/>
+          </w:tcPr>
+          <w:p>
+            <w:pPr>
+              <w:jc w:val="center"/>
+              <w:rPr>
+                <w:rFonts w:ascii="Times New Roman" w:hAnsi="Times New Roman" w:cs="Times New Roman"/>
+                <w:sz w:val="24"/>
+                <w:szCs w:val="24"/>
+              </w:rPr>
+            </w:pPr>
+            <w:r>
+              <w:rPr>
+                <w:rFonts w:ascii="Times New Roman" w:hAnsi="Times New Roman" w:cs="Times New Roman"/>
+                <w:sz w:val="24"/>
+                <w:szCs w:val="24"/>
+              </w:rPr>
+              <w:t>Поезд</w:t>
+            </w:r>
+          </w:p>
+        </w:tc>
+        <w:tc>
+          <w:tcPr>
+            <w:tcW w:w="0" w:type="auto"/>
+            <w:vAlign w:val="center"/>
+            <w:hideMark/>
+          </w:tcPr>
+          <w:p>
+            <w:pPr>
+              <w:jc w:val="center"/>
+              <w:rPr>
+                <w:rFonts w:ascii="Times New Roman" w:hAnsi="Times New Roman" w:cs="Times New Roman"/>
+                <w:sz w:val="24"/>
+                <w:szCs w:val="24"/>
+              </w:rPr>
+            </w:pPr>
+            <w:r>
+              <w:rPr>
+                <w:rFonts w:ascii="Times New Roman" w:hAnsi="Times New Roman" w:cs="Times New Roman"/>
+                <w:sz w:val="24"/>
+                <w:szCs w:val="24"/>
+              </w:rPr>
+              <w:t>Фрейм-образец</w:t>
+            </w:r>
+          </w:p>
+        </w:tc>
+        <w:tc>
+          <w:tcPr>
+            <w:tcW w:w="0" w:type="auto"/>
+            <w:vAlign w:val="center"/>
+            <w:hideMark/>
+          </w:tcPr>
+          <w:p>
+            <w:pPr>
+              <w:jc w:val="center"/>
+              <w:rPr>
+                <w:rFonts w:ascii="Times New Roman" w:hAnsi="Times New Roman" w:cs="Times New Roman"/>
+                <w:sz w:val="24"/>
+                <w:szCs w:val="24"/>
+              </w:rPr>
+            </w:pPr>
+            <w:r>
+              <w:rPr>
+                <w:rFonts w:ascii="Times New Roman" w:hAnsi="Times New Roman" w:cs="Times New Roman"/>
+                <w:sz w:val="24"/>
+                <w:szCs w:val="24"/>
+              </w:rPr>
+              <w:t>И</w:t>
+            </w:r>
+            <w:r>
+              <w:rPr>
+                <w:rFonts w:ascii="Times New Roman" w:hAnsi="Times New Roman" w:cs="Times New Roman"/>
+                <w:sz w:val="24"/>
+                <w:szCs w:val="24"/>
+              </w:rPr>
+              <w:t>з внешних источников</w:t>
+            </w:r>
+          </w:p>
+        </w:tc>
+        <w:tc>
+          <w:tcPr>
+            <w:tcW w:w="0" w:type="auto"/>
+            <w:vAlign w:val="center"/>
+            <w:hideMark/>
+          </w:tcPr>
+          <w:p>
+            <w:pPr>
+              <w:jc w:val="center"/>
+              <w:rPr>
+                <w:rFonts w:ascii="Times New Roman" w:hAnsi="Times New Roman" w:cs="Times New Roman"/>
+                <w:sz w:val="24"/>
+                <w:szCs w:val="24"/>
+              </w:rPr>
+            </w:pPr>
+          </w:p>
+        </w:tc>
+      </w:tr>
+      <w:tr>
+        <w:trPr>
+          <w:tblCellSpacing w:w="15" w:type="dxa"/>
+        </w:trPr>
+        <w:tc>
+          <w:tcPr>
+            <w:tcW w:w="0" w:type="auto"/>
+            <w:vAlign w:val="center"/>
+          </w:tcPr>
+          <w:p>
+            <w:pPr>
+              <w:jc w:val="center"/>
+              <w:rPr>
+                <w:rFonts w:ascii="Times New Roman" w:hAnsi="Times New Roman" w:cs="Times New Roman"/>
+                <w:sz w:val="24"/>
+                <w:szCs w:val="24"/>
+              </w:rPr>
+            </w:pPr>
+            <w:r>
+              <w:rPr>
+                <w:rFonts w:ascii="Times New Roman" w:hAnsi="Times New Roman" w:cs="Times New Roman"/>
+                <w:sz w:val="24"/>
+                <w:szCs w:val="24"/>
+              </w:rPr>
+              <w:t>Цена</w:t>
+            </w:r>
+          </w:p>
+        </w:tc>
+        <w:tc>
+          <w:tcPr>
+            <w:tcW w:w="0" w:type="auto"/>
+            <w:vAlign w:val="center"/>
+          </w:tcPr>
+          <w:p>
+            <w:pPr>
+              <w:jc w:val="center"/>
+              <w:rPr>
+                <w:rFonts w:ascii="Times New Roman" w:hAnsi="Times New Roman" w:cs="Times New Roman"/>
+                <w:sz w:val="24"/>
+                <w:szCs w:val="24"/>
+              </w:rPr>
+            </w:pPr>
+          </w:p>
+        </w:tc>
+        <w:tc>
+          <w:tcPr>
+            <w:tcW w:w="0" w:type="auto"/>
+            <w:vAlign w:val="center"/>
+          </w:tcPr>
+          <w:p>
+            <w:pPr>
+              <w:jc w:val="center"/>
+              <w:rPr>
+                <w:rFonts w:ascii="Times New Roman" w:hAnsi="Times New Roman" w:cs="Times New Roman"/>
+                <w:sz w:val="24"/>
+                <w:szCs w:val="24"/>
+              </w:rPr>
+            </w:pPr>
+            <w:r>
+              <w:rPr>
+                <w:rFonts w:ascii="Times New Roman" w:hAnsi="Times New Roman" w:cs="Times New Roman"/>
+                <w:sz w:val="24"/>
+                <w:szCs w:val="24"/>
+              </w:rPr>
+              <w:t>И</w:t>
+            </w:r>
+            <w:r>
+              <w:rPr>
+                <w:rFonts w:ascii="Times New Roman" w:hAnsi="Times New Roman" w:cs="Times New Roman"/>
+                <w:sz w:val="24"/>
+                <w:szCs w:val="24"/>
+              </w:rPr>
+              <w:t>з внешних источников</w:t>
+            </w:r>
+          </w:p>
+        </w:tc>
+        <w:tc>
+          <w:tcPr>
+            <w:tcW w:w="0" w:type="auto"/>
+            <w:vAlign w:val="center"/>
+          </w:tcPr>
+          <w:p>
+            <w:pPr>
+              <w:jc w:val="center"/>
+              <w:rPr>
+                <w:rFonts w:ascii="Times New Roman" w:hAnsi="Times New Roman" w:cs="Times New Roman"/>
+                <w:sz w:val="24"/>
+                <w:szCs w:val="24"/>
+              </w:rPr>
+            </w:pPr>
+          </w:p>
+        </w:tc>
+      </w:tr>
+      <w:tr>
+        <w:trPr>
+          <w:tblCellSpacing w:w="15" w:type="dxa"/>
+        </w:trPr>
+        <w:tc>
+          <w:tcPr>
+            <w:tcW w:w="0" w:type="auto"/>
+            <w:vAlign w:val="center"/>
+          </w:tcPr>
+          <w:p>
+            <w:pPr>
+              <w:jc w:val="center"/>
+              <w:rPr>
+                <w:rFonts w:ascii="Times New Roman" w:hAnsi="Times New Roman" w:cs="Times New Roman"/>
+                <w:sz w:val="24"/>
+                <w:szCs w:val="24"/>
+              </w:rPr>
+            </w:pPr>
+            <w:r>
+              <w:rPr>
+                <w:rFonts w:ascii="Times New Roman" w:hAnsi="Times New Roman" w:cs="Times New Roman"/>
+                <w:sz w:val="24"/>
+                <w:szCs w:val="24"/>
+              </w:rPr>
+              <w:t>Продавец</w:t>
+            </w:r>
+          </w:p>
+        </w:tc>
+        <w:tc>
+          <w:tcPr>
+            <w:tcW w:w="0" w:type="auto"/>
+            <w:vAlign w:val="center"/>
+          </w:tcPr>
+          <w:p>
+            <w:pPr>
+              <w:jc w:val="center"/>
+              <w:rPr>
+                <w:rFonts w:ascii="Times New Roman" w:hAnsi="Times New Roman" w:cs="Times New Roman"/>
+                <w:sz w:val="24"/>
+                <w:szCs w:val="24"/>
+              </w:rPr>
+            </w:pPr>
+            <w:r>
+              <w:rPr>
+                <w:rFonts w:ascii="Times New Roman" w:hAnsi="Times New Roman" w:cs="Times New Roman"/>
+                <w:sz w:val="24"/>
+                <w:szCs w:val="24"/>
+              </w:rPr>
+              <w:t>Фрейм-образец</w:t>
+            </w:r>
+          </w:p>
+        </w:tc>
+        <w:tc>
+          <w:tcPr>
+            <w:tcW w:w="0" w:type="auto"/>
+            <w:vAlign w:val="center"/>
+            <w:hideMark/>
+          </w:tcPr>
+          <w:p>
+            <w:pPr>
+              <w:jc w:val="center"/>
+              <w:rPr>
+                <w:rFonts w:ascii="Times New Roman" w:hAnsi="Times New Roman" w:cs="Times New Roman"/>
+                <w:sz w:val="24"/>
+                <w:szCs w:val="24"/>
+              </w:rPr>
+            </w:pPr>
+            <w:r>
+              <w:rPr>
+                <w:rFonts w:ascii="Times New Roman" w:hAnsi="Times New Roman" w:cs="Times New Roman"/>
+                <w:sz w:val="24"/>
+                <w:szCs w:val="24"/>
+              </w:rPr>
+              <w:t>И</w:t>
+            </w:r>
+            <w:r>
+              <w:rPr>
+                <w:rFonts w:ascii="Times New Roman" w:hAnsi="Times New Roman" w:cs="Times New Roman"/>
+                <w:sz w:val="24"/>
+                <w:szCs w:val="24"/>
+              </w:rPr>
+              <w:t>з внешних источников</w:t>
+            </w:r>
+          </w:p>
+        </w:tc>
+        <w:tc>
+          <w:tcPr>
+            <w:tcW w:w="0" w:type="auto"/>
+            <w:vAlign w:val="center"/>
+            <w:hideMark/>
+          </w:tcPr>
+          <w:p>
+            <w:pPr>
+              <w:jc w:val="center"/>
+              <w:rPr>
+                <w:rFonts w:ascii="Times New Roman" w:hAnsi="Times New Roman" w:cs="Times New Roman"/>
+                <w:sz w:val="24"/>
+                <w:szCs w:val="24"/>
+              </w:rPr>
+            </w:pPr>
+          </w:p>
+        </w:tc>
+      </w:tr>
+      <w:tr>
+        <w:trPr>
+          <w:tblCellSpacing w:w="15" w:type="dxa"/>
+        </w:trPr>
+        <w:tc>
+          <w:tcPr>
+            <w:tcW w:w="0" w:type="auto"/>
+            <w:vAlign w:val="center"/>
+          </w:tcPr>
+          <w:p>
+            <w:pPr>
+              <w:jc w:val="center"/>
+              <w:rPr>
+                <w:rFonts w:ascii="Times New Roman" w:hAnsi="Times New Roman" w:cs="Times New Roman"/>
+                <w:sz w:val="24"/>
+                <w:szCs w:val="24"/>
+              </w:rPr>
+            </w:pPr>
+            <w:r>
+              <w:rPr>
+                <w:rFonts w:ascii="Times New Roman" w:hAnsi="Times New Roman" w:cs="Times New Roman"/>
+                <w:sz w:val="24"/>
+                <w:szCs w:val="24"/>
+              </w:rPr>
+              <w:t>Покупатель</w:t>
+            </w:r>
+          </w:p>
+        </w:tc>
+        <w:tc>
+          <w:tcPr>
+            <w:tcW w:w="0" w:type="auto"/>
+            <w:vAlign w:val="center"/>
+          </w:tcPr>
+          <w:p>
+            <w:pPr>
+              <w:jc w:val="center"/>
+              <w:rPr>
+                <w:rFonts w:ascii="Times New Roman" w:hAnsi="Times New Roman" w:cs="Times New Roman"/>
+                <w:sz w:val="24"/>
+                <w:szCs w:val="24"/>
+              </w:rPr>
+            </w:pPr>
+            <w:r>
+              <w:rPr>
+                <w:rFonts w:ascii="Times New Roman" w:hAnsi="Times New Roman" w:cs="Times New Roman"/>
+                <w:sz w:val="24"/>
+                <w:szCs w:val="24"/>
+              </w:rPr>
+              <w:t>Фрейм-образец</w:t>
+            </w:r>
+          </w:p>
+        </w:tc>
+        <w:tc>
+          <w:tcPr>
+            <w:tcW w:w="0" w:type="auto"/>
+            <w:vAlign w:val="center"/>
+          </w:tcPr>
+          <w:p>
+            <w:pPr>
+              <w:jc w:val="center"/>
+              <w:rPr>
+                <w:rFonts w:ascii="Times New Roman" w:hAnsi="Times New Roman" w:cs="Times New Roman"/>
+                <w:sz w:val="24"/>
+                <w:szCs w:val="24"/>
+              </w:rPr>
+            </w:pPr>
+            <w:r>
+              <w:rPr>
+                <w:rFonts w:ascii="Times New Roman" w:hAnsi="Times New Roman" w:cs="Times New Roman"/>
+                <w:sz w:val="24"/>
+                <w:szCs w:val="24"/>
+              </w:rPr>
+              <w:t>Из внешних источников</w:t>
+            </w:r>
+          </w:p>
+        </w:tc>
+        <w:tc>
+          <w:tcPr>
+            <w:tcW w:w="0" w:type="auto"/>
+            <w:vAlign w:val="center"/>
+          </w:tcPr>
+          <w:p>
+            <w:pPr>
+              <w:jc w:val="center"/>
+              <w:rPr>
+                <w:rFonts w:ascii="Times New Roman" w:hAnsi="Times New Roman" w:cs="Times New Roman"/>
+                <w:sz w:val="24"/>
+                <w:szCs w:val="24"/>
+              </w:rPr>
+            </w:pPr>
+          </w:p>
+        </w:tc>
+      </w:tr>
+    </w:tbl>
+    <w:p>
+      <w:pPr>
+        <w:pStyle w:val="a8"/>
+        <w:numPr>
+          <w:ilvl w:val="0"/>
+          <w:numId w:val="8"/>
+        </w:numPr>
+        <w:spacing w:before="240" w:after="240"/>
+        <w:rPr>
+          <w:sz w:val="28"/>
+          <w:szCs w:val="28"/>
+        </w:rPr>
+      </w:pPr>
+      <w:r>
+        <w:rPr>
+          <w:sz w:val="28"/>
+          <w:szCs w:val="28"/>
+        </w:rPr>
+        <w:t>Фреймы-образцы:</w:t>
+      </w:r>
+    </w:p>
+    <w:tbl>
+      <w:tblPr>
+        <w:tblW w:w="0" w:type="auto"/>
+        <w:tblCellSpacing w:w="15" w:type="dxa"/>
+        <w:tblBorders>
+          <w:top w:val="single" w:sz="4" w:space="0" w:color="auto"/>
+          <w:left w:val="single" w:sz="4" w:space="0" w:color="auto"/>
+          <w:bottom w:val="single" w:sz="4" w:space="0" w:color="auto"/>
+          <w:right w:val="single" w:sz="4" w:space="0" w:color="auto"/>
+          <w:insideH w:val="single" w:sz="4" w:space="0" w:color="auto"/>
+          <w:insideV w:val="single" w:sz="4" w:space="0" w:color="auto"/>
+        </w:tblBorders>
+        <w:tblCellMar>
+          <w:top w:w="15" w:type="dxa"/>
+          <w:left w:w="15" w:type="dxa"/>
+          <w:bottom w:w="15" w:type="dxa"/>
+          <w:right w:w="15" w:type="dxa"/>
+        </w:tblCellMar>
+        <w:tblLook w:val="04A0" w:firstRow="1" w:lastRow="0" w:firstColumn="1" w:lastColumn="0" w:noHBand="0" w:noVBand="1"/>
+      </w:tblPr>
+      <w:tblGrid>
+        <w:gridCol w:w="1307"/>
+        <w:gridCol w:w="1749"/>
+        <w:gridCol w:w="3143"/>
+        <w:gridCol w:w="789"/>
+      </w:tblGrid>
+      <w:tr>
+        <w:trPr>
+          <w:tblHeader/>
+          <w:tblCellSpacing w:w="15" w:type="dxa"/>
+        </w:trPr>
+        <w:tc>
+          <w:tcPr>
+            <w:tcW w:w="0" w:type="auto"/>
+            <w:gridSpan w:val="4"/>
+            <w:vAlign w:val="center"/>
+          </w:tcPr>
+          <w:p>
+            <w:pPr>
+              <w:suppressAutoHyphens w:val="0"/>
+              <w:spacing w:line="240" w:lineRule="auto"/>
+              <w:jc w:val="center"/>
+              <w:rPr>
+                <w:rFonts w:ascii="Times New Roman" w:eastAsia="Times New Roman" w:hAnsi="Times New Roman" w:cs="Times New Roman"/>
+                <w:b/>
+                <w:bCs/>
+                <w:sz w:val="24"/>
+                <w:szCs w:val="24"/>
+                <w:lang w:eastAsia="ru-BY"/>
+              </w:rPr>
+            </w:pPr>
+            <w:r>
+              <w:rPr>
+                <w:rFonts w:ascii="Times New Roman" w:eastAsia="Times New Roman" w:hAnsi="Times New Roman" w:cs="Times New Roman"/>
+                <w:b/>
+                <w:bCs/>
+                <w:sz w:val="24"/>
+                <w:szCs w:val="24"/>
+                <w:lang w:eastAsia="ru-BY"/>
+              </w:rPr>
+              <w:t>КЛИЕНТ «ИВАН» (АКО КЛИЕНТ)</w:t>
+            </w:r>
+          </w:p>
+        </w:tc>
+      </w:tr>
+      <w:tr>
+        <w:trPr>
+          <w:tblHeader/>
+          <w:tblCellSpacing w:w="15" w:type="dxa"/>
+        </w:trPr>
+        <w:tc>
+          <w:tcPr>
+            <w:tcW w:w="0" w:type="auto"/>
+            <w:vAlign w:val="center"/>
+            <w:hideMark/>
+          </w:tcPr>
+          <w:p>
+            <w:pPr>
+              <w:suppressAutoHyphens w:val="0"/>
+              <w:spacing w:line="240" w:lineRule="auto"/>
+              <w:jc w:val="center"/>
+              <w:rPr>
+                <w:rFonts w:ascii="Times New Roman" w:eastAsia="Times New Roman" w:hAnsi="Times New Roman" w:cs="Times New Roman"/>
+                <w:b/>
+                <w:bCs/>
+                <w:sz w:val="24"/>
+                <w:szCs w:val="24"/>
+                <w:lang w:val="ru-BY" w:eastAsia="ru-BY"/>
+              </w:rPr>
+            </w:pPr>
+            <w:r>
+              <w:rPr>
+                <w:rFonts w:ascii="Times New Roman" w:eastAsia="Times New Roman" w:hAnsi="Times New Roman" w:cs="Times New Roman"/>
+                <w:b/>
+                <w:bCs/>
+                <w:sz w:val="24"/>
+                <w:szCs w:val="24"/>
+                <w:lang w:val="ru-BY" w:eastAsia="ru-BY"/>
+              </w:rPr>
+              <w:t>Имя слота</w:t>
+            </w:r>
+          </w:p>
+        </w:tc>
+        <w:tc>
+          <w:tcPr>
+            <w:tcW w:w="0" w:type="auto"/>
+            <w:vAlign w:val="center"/>
+            <w:hideMark/>
+          </w:tcPr>
+          <w:p>
+            <w:pPr>
+              <w:suppressAutoHyphens w:val="0"/>
+              <w:spacing w:line="240" w:lineRule="auto"/>
+              <w:jc w:val="center"/>
+              <w:rPr>
+                <w:rFonts w:ascii="Times New Roman" w:eastAsia="Times New Roman" w:hAnsi="Times New Roman" w:cs="Times New Roman"/>
+                <w:b/>
+                <w:bCs/>
+                <w:sz w:val="24"/>
+                <w:szCs w:val="24"/>
+                <w:lang w:val="ru-BY" w:eastAsia="ru-BY"/>
+              </w:rPr>
+            </w:pPr>
+            <w:r>
+              <w:rPr>
+                <w:rFonts w:ascii="Times New Roman" w:eastAsia="Times New Roman" w:hAnsi="Times New Roman" w:cs="Times New Roman"/>
+                <w:b/>
+                <w:bCs/>
+                <w:sz w:val="24"/>
+                <w:szCs w:val="24"/>
+                <w:lang w:val="ru-BY" w:eastAsia="ru-BY"/>
+              </w:rPr>
+              <w:t>Значение слота</w:t>
+            </w:r>
+          </w:p>
+        </w:tc>
+        <w:tc>
+          <w:tcPr>
+            <w:tcW w:w="0" w:type="auto"/>
+            <w:vAlign w:val="center"/>
+            <w:hideMark/>
+          </w:tcPr>
+          <w:p>
+            <w:pPr>
+              <w:suppressAutoHyphens w:val="0"/>
+              <w:spacing w:line="240" w:lineRule="auto"/>
+              <w:jc w:val="center"/>
+              <w:rPr>
+                <w:rFonts w:ascii="Times New Roman" w:eastAsia="Times New Roman" w:hAnsi="Times New Roman" w:cs="Times New Roman"/>
+                <w:b/>
+                <w:bCs/>
+                <w:sz w:val="24"/>
+                <w:szCs w:val="24"/>
+                <w:lang w:val="ru-BY" w:eastAsia="ru-BY"/>
+              </w:rPr>
+            </w:pPr>
+            <w:r>
+              <w:rPr>
+                <w:rFonts w:ascii="Times New Roman" w:eastAsia="Times New Roman" w:hAnsi="Times New Roman" w:cs="Times New Roman"/>
+                <w:b/>
+                <w:bCs/>
+                <w:sz w:val="24"/>
+                <w:szCs w:val="24"/>
+                <w:lang w:val="ru-BY" w:eastAsia="ru-BY"/>
+              </w:rPr>
+              <w:t>Способ получения значения</w:t>
+            </w:r>
+          </w:p>
+        </w:tc>
+        <w:tc>
+          <w:tcPr>
+            <w:tcW w:w="0" w:type="auto"/>
+            <w:vAlign w:val="center"/>
+            <w:hideMark/>
+          </w:tcPr>
+          <w:p>
+            <w:pPr>
+              <w:suppressAutoHyphens w:val="0"/>
+              <w:spacing w:line="240" w:lineRule="auto"/>
+              <w:jc w:val="center"/>
+              <w:rPr>
+                <w:rFonts w:ascii="Times New Roman" w:eastAsia="Times New Roman" w:hAnsi="Times New Roman" w:cs="Times New Roman"/>
+                <w:b/>
+                <w:bCs/>
+                <w:sz w:val="24"/>
+                <w:szCs w:val="24"/>
+                <w:lang w:val="ru-BY" w:eastAsia="ru-BY"/>
+              </w:rPr>
+            </w:pPr>
+            <w:r>
+              <w:rPr>
+                <w:rFonts w:ascii="Times New Roman" w:eastAsia="Times New Roman" w:hAnsi="Times New Roman" w:cs="Times New Roman"/>
+                <w:b/>
+                <w:bCs/>
+                <w:sz w:val="24"/>
+                <w:szCs w:val="24"/>
+                <w:lang w:val="ru-BY" w:eastAsia="ru-BY"/>
+              </w:rPr>
+              <w:t>Демон</w:t>
+            </w:r>
+          </w:p>
+        </w:tc>
+      </w:tr>
+      <w:tr>
+        <w:trPr>
+          <w:tblHeader/>
+          <w:tblCellSpacing w:w="15" w:type="dxa"/>
+        </w:trPr>
+        <w:tc>
+          <w:tcPr>
+            <w:tcW w:w="0" w:type="auto"/>
+            <w:vAlign w:val="center"/>
+          </w:tcPr>
+          <w:p>
+            <w:pPr>
+              <w:suppressAutoHyphens w:val="0"/>
+              <w:spacing w:line="240" w:lineRule="auto"/>
+              <w:jc w:val="center"/>
+              <w:rPr>
+                <w:rFonts w:ascii="Times New Roman" w:eastAsia="Times New Roman" w:hAnsi="Times New Roman" w:cs="Times New Roman"/>
+                <w:b/>
+                <w:bCs/>
+                <w:sz w:val="24"/>
+                <w:szCs w:val="24"/>
+                <w:lang w:val="ru-BY" w:eastAsia="ru-BY"/>
+              </w:rPr>
+            </w:pPr>
+            <w:r>
+              <w:rPr>
+                <w:rFonts w:ascii="Times New Roman" w:eastAsia="Times New Roman" w:hAnsi="Times New Roman" w:cs="Times New Roman"/>
+                <w:sz w:val="24"/>
+                <w:szCs w:val="24"/>
+                <w:lang w:eastAsia="ru-BY"/>
+              </w:rPr>
+              <w:t>И</w:t>
+            </w:r>
+            <w:r>
+              <w:rPr>
+                <w:rFonts w:ascii="Times New Roman" w:eastAsia="Times New Roman" w:hAnsi="Times New Roman" w:cs="Times New Roman"/>
+                <w:sz w:val="24"/>
+                <w:szCs w:val="24"/>
+                <w:lang w:val="ru-BY" w:eastAsia="ru-BY"/>
+              </w:rPr>
+              <w:t>мя</w:t>
+            </w:r>
+          </w:p>
+        </w:tc>
+        <w:tc>
+          <w:tcPr>
+            <w:tcW w:w="0" w:type="auto"/>
+            <w:vAlign w:val="center"/>
+          </w:tcPr>
+          <w:p>
+            <w:pPr>
+              <w:suppressAutoHyphens w:val="0"/>
+              <w:spacing w:line="240" w:lineRule="auto"/>
+              <w:jc w:val="center"/>
+              <w:rPr>
+                <w:rFonts w:ascii="Times New Roman" w:eastAsia="Times New Roman" w:hAnsi="Times New Roman" w:cs="Times New Roman"/>
+                <w:sz w:val="24"/>
+                <w:szCs w:val="24"/>
+                <w:lang w:eastAsia="ru-BY"/>
+              </w:rPr>
+            </w:pPr>
+            <w:r>
+              <w:rPr>
+                <w:rFonts w:ascii="Times New Roman" w:eastAsia="Times New Roman" w:hAnsi="Times New Roman" w:cs="Times New Roman"/>
+                <w:sz w:val="24"/>
+                <w:szCs w:val="24"/>
+                <w:lang w:eastAsia="ru-BY"/>
+              </w:rPr>
+              <w:t>Иван</w:t>
+            </w:r>
+          </w:p>
+        </w:tc>
+        <w:tc>
+          <w:tcPr>
+            <w:tcW w:w="0" w:type="auto"/>
+            <w:vAlign w:val="center"/>
+          </w:tcPr>
+          <w:p>
+            <w:pPr>
+              <w:suppressAutoHyphens w:val="0"/>
+              <w:spacing w:line="240" w:lineRule="auto"/>
+              <w:jc w:val="center"/>
+              <w:rPr>
+                <w:rFonts w:ascii="Times New Roman" w:eastAsia="Times New Roman" w:hAnsi="Times New Roman" w:cs="Times New Roman"/>
+                <w:b/>
+                <w:bCs/>
+                <w:sz w:val="24"/>
+                <w:szCs w:val="24"/>
+                <w:lang w:val="ru-BY" w:eastAsia="ru-BY"/>
+              </w:rPr>
+            </w:pPr>
+            <w:r>
+              <w:rPr>
+                <w:rFonts w:ascii="Times New Roman" w:eastAsia="Times New Roman" w:hAnsi="Times New Roman" w:cs="Times New Roman"/>
+                <w:sz w:val="24"/>
+                <w:szCs w:val="24"/>
+                <w:lang w:val="ru-BY" w:eastAsia="ru-BY"/>
               </w:rPr>
               <w:t>из внешних источников</w:t>
             </w:r>
@@ -1440,10 +4342,5322 @@
           <w:tcPr>
             <w:tcW w:w="0" w:type="auto"/>
             <w:vAlign w:val="center"/>
-            <w:hideMark/>
-          </w:tcPr>
-          <w:p>
-            <w:pPr>
+          </w:tcPr>
+          <w:p>
+            <w:pPr>
+              <w:suppressAutoHyphens w:val="0"/>
+              <w:spacing w:line="240" w:lineRule="auto"/>
+              <w:jc w:val="center"/>
+              <w:rPr>
+                <w:rFonts w:ascii="Times New Roman" w:eastAsia="Times New Roman" w:hAnsi="Times New Roman" w:cs="Times New Roman"/>
+                <w:b/>
+                <w:bCs/>
+                <w:sz w:val="24"/>
+                <w:szCs w:val="24"/>
+                <w:lang w:val="ru-BY" w:eastAsia="ru-BY"/>
+              </w:rPr>
+            </w:pPr>
+          </w:p>
+        </w:tc>
+      </w:tr>
+      <w:tr>
+        <w:trPr>
+          <w:tblHeader/>
+          <w:tblCellSpacing w:w="15" w:type="dxa"/>
+        </w:trPr>
+        <w:tc>
+          <w:tcPr>
+            <w:tcW w:w="0" w:type="auto"/>
+            <w:vAlign w:val="center"/>
+          </w:tcPr>
+          <w:p>
+            <w:pPr>
+              <w:suppressAutoHyphens w:val="0"/>
+              <w:spacing w:line="240" w:lineRule="auto"/>
+              <w:jc w:val="center"/>
+              <w:rPr>
+                <w:rFonts w:ascii="Times New Roman" w:eastAsia="Times New Roman" w:hAnsi="Times New Roman" w:cs="Times New Roman"/>
+                <w:b/>
+                <w:bCs/>
+                <w:sz w:val="24"/>
+                <w:szCs w:val="24"/>
+                <w:lang w:val="ru-BY" w:eastAsia="ru-BY"/>
+              </w:rPr>
+            </w:pPr>
+            <w:r>
+              <w:rPr>
+                <w:rFonts w:ascii="Times New Roman" w:eastAsia="Times New Roman" w:hAnsi="Times New Roman" w:cs="Times New Roman"/>
+                <w:sz w:val="24"/>
+                <w:szCs w:val="24"/>
+                <w:lang w:eastAsia="ru-BY"/>
+              </w:rPr>
+              <w:t>П</w:t>
+            </w:r>
+            <w:r>
+              <w:rPr>
+                <w:rFonts w:ascii="Times New Roman" w:eastAsia="Times New Roman" w:hAnsi="Times New Roman" w:cs="Times New Roman"/>
+                <w:sz w:val="24"/>
+                <w:szCs w:val="24"/>
+                <w:lang w:val="ru-BY" w:eastAsia="ru-BY"/>
+              </w:rPr>
+              <w:t>ол</w:t>
+            </w:r>
+          </w:p>
+        </w:tc>
+        <w:tc>
+          <w:tcPr>
+            <w:tcW w:w="0" w:type="auto"/>
+            <w:vAlign w:val="center"/>
+          </w:tcPr>
+          <w:p>
+            <w:pPr>
+              <w:suppressAutoHyphens w:val="0"/>
+              <w:spacing w:line="240" w:lineRule="auto"/>
+              <w:jc w:val="center"/>
+              <w:rPr>
+                <w:rFonts w:ascii="Times New Roman" w:eastAsia="Times New Roman" w:hAnsi="Times New Roman" w:cs="Times New Roman"/>
+                <w:b/>
+                <w:bCs/>
+                <w:sz w:val="24"/>
+                <w:szCs w:val="24"/>
+                <w:lang w:val="ru-BY" w:eastAsia="ru-BY"/>
+              </w:rPr>
+            </w:pPr>
+            <w:r>
+              <w:rPr>
+                <w:rFonts w:ascii="Times New Roman" w:eastAsia="Times New Roman" w:hAnsi="Times New Roman" w:cs="Times New Roman"/>
+                <w:sz w:val="24"/>
+                <w:szCs w:val="24"/>
+                <w:lang w:eastAsia="ru-BY"/>
+              </w:rPr>
+              <w:t>Мужской</w:t>
+            </w:r>
+          </w:p>
+        </w:tc>
+        <w:tc>
+          <w:tcPr>
+            <w:tcW w:w="0" w:type="auto"/>
+            <w:vAlign w:val="center"/>
+          </w:tcPr>
+          <w:p>
+            <w:pPr>
+              <w:suppressAutoHyphens w:val="0"/>
+              <w:spacing w:line="240" w:lineRule="auto"/>
+              <w:jc w:val="center"/>
+              <w:rPr>
+                <w:rFonts w:ascii="Times New Roman" w:eastAsia="Times New Roman" w:hAnsi="Times New Roman" w:cs="Times New Roman"/>
+                <w:b/>
+                <w:bCs/>
+                <w:sz w:val="24"/>
+                <w:szCs w:val="24"/>
+                <w:lang w:val="ru-BY" w:eastAsia="ru-BY"/>
+              </w:rPr>
+            </w:pPr>
+            <w:r>
+              <w:rPr>
+                <w:rFonts w:ascii="Times New Roman" w:eastAsia="Times New Roman" w:hAnsi="Times New Roman" w:cs="Times New Roman"/>
+                <w:sz w:val="24"/>
+                <w:szCs w:val="24"/>
+                <w:lang w:val="ru-BY" w:eastAsia="ru-BY"/>
+              </w:rPr>
+              <w:t>из внешних источников</w:t>
+            </w:r>
+          </w:p>
+        </w:tc>
+        <w:tc>
+          <w:tcPr>
+            <w:tcW w:w="0" w:type="auto"/>
+            <w:vAlign w:val="center"/>
+          </w:tcPr>
+          <w:p>
+            <w:pPr>
+              <w:suppressAutoHyphens w:val="0"/>
+              <w:spacing w:line="240" w:lineRule="auto"/>
+              <w:jc w:val="center"/>
+              <w:rPr>
+                <w:rFonts w:ascii="Times New Roman" w:eastAsia="Times New Roman" w:hAnsi="Times New Roman" w:cs="Times New Roman"/>
+                <w:b/>
+                <w:bCs/>
+                <w:sz w:val="24"/>
+                <w:szCs w:val="24"/>
+                <w:lang w:val="ru-BY" w:eastAsia="ru-BY"/>
+              </w:rPr>
+            </w:pPr>
+          </w:p>
+        </w:tc>
+      </w:tr>
+      <w:tr>
+        <w:trPr>
+          <w:tblHeader/>
+          <w:tblCellSpacing w:w="15" w:type="dxa"/>
+        </w:trPr>
+        <w:tc>
+          <w:tcPr>
+            <w:tcW w:w="0" w:type="auto"/>
+            <w:vAlign w:val="center"/>
+          </w:tcPr>
+          <w:p>
+            <w:pPr>
+              <w:suppressAutoHyphens w:val="0"/>
+              <w:spacing w:line="240" w:lineRule="auto"/>
+              <w:jc w:val="center"/>
+              <w:rPr>
+                <w:rFonts w:ascii="Times New Roman" w:eastAsia="Times New Roman" w:hAnsi="Times New Roman" w:cs="Times New Roman"/>
+                <w:b/>
+                <w:bCs/>
+                <w:sz w:val="24"/>
+                <w:szCs w:val="24"/>
+                <w:lang w:val="ru-BY" w:eastAsia="ru-BY"/>
+              </w:rPr>
+            </w:pPr>
+            <w:r>
+              <w:rPr>
+                <w:rFonts w:ascii="Times New Roman" w:eastAsia="Times New Roman" w:hAnsi="Times New Roman" w:cs="Times New Roman"/>
+                <w:sz w:val="24"/>
+                <w:szCs w:val="24"/>
+                <w:lang w:eastAsia="ru-BY"/>
+              </w:rPr>
+              <w:t>В</w:t>
+            </w:r>
+            <w:r>
+              <w:rPr>
+                <w:rFonts w:ascii="Times New Roman" w:eastAsia="Times New Roman" w:hAnsi="Times New Roman" w:cs="Times New Roman"/>
+                <w:sz w:val="24"/>
+                <w:szCs w:val="24"/>
+                <w:lang w:val="ru-BY" w:eastAsia="ru-BY"/>
+              </w:rPr>
+              <w:t>озраст</w:t>
+            </w:r>
+          </w:p>
+        </w:tc>
+        <w:tc>
+          <w:tcPr>
+            <w:tcW w:w="0" w:type="auto"/>
+            <w:vAlign w:val="center"/>
+          </w:tcPr>
+          <w:p>
+            <w:pPr>
+              <w:suppressAutoHyphens w:val="0"/>
+              <w:spacing w:line="240" w:lineRule="auto"/>
+              <w:jc w:val="center"/>
+              <w:rPr>
+                <w:rFonts w:ascii="Times New Roman" w:eastAsia="Times New Roman" w:hAnsi="Times New Roman" w:cs="Times New Roman"/>
+                <w:b/>
+                <w:bCs/>
+                <w:sz w:val="24"/>
+                <w:szCs w:val="24"/>
+                <w:lang w:val="ru-BY" w:eastAsia="ru-BY"/>
+              </w:rPr>
+            </w:pPr>
+            <w:r>
+              <w:rPr>
+                <w:rFonts w:ascii="Times New Roman" w:eastAsia="Times New Roman" w:hAnsi="Times New Roman" w:cs="Times New Roman"/>
+                <w:sz w:val="24"/>
+                <w:szCs w:val="24"/>
+                <w:lang w:eastAsia="ru-BY"/>
+              </w:rPr>
+              <w:t>20 лет</w:t>
+            </w:r>
+          </w:p>
+        </w:tc>
+        <w:tc>
+          <w:tcPr>
+            <w:tcW w:w="0" w:type="auto"/>
+            <w:vAlign w:val="center"/>
+          </w:tcPr>
+          <w:p>
+            <w:pPr>
+              <w:suppressAutoHyphens w:val="0"/>
+              <w:spacing w:line="240" w:lineRule="auto"/>
+              <w:jc w:val="center"/>
+              <w:rPr>
+                <w:rFonts w:ascii="Times New Roman" w:eastAsia="Times New Roman" w:hAnsi="Times New Roman" w:cs="Times New Roman"/>
+                <w:b/>
+                <w:bCs/>
+                <w:sz w:val="24"/>
+                <w:szCs w:val="24"/>
+                <w:lang w:val="ru-BY" w:eastAsia="ru-BY"/>
+              </w:rPr>
+            </w:pPr>
+            <w:r>
+              <w:rPr>
+                <w:rFonts w:ascii="Times New Roman" w:eastAsia="Times New Roman" w:hAnsi="Times New Roman" w:cs="Times New Roman"/>
+                <w:sz w:val="24"/>
+                <w:szCs w:val="24"/>
+                <w:lang w:val="ru-BY" w:eastAsia="ru-BY"/>
+              </w:rPr>
+              <w:t>из внешних источников</w:t>
+            </w:r>
+          </w:p>
+        </w:tc>
+        <w:tc>
+          <w:tcPr>
+            <w:tcW w:w="0" w:type="auto"/>
+            <w:vAlign w:val="center"/>
+          </w:tcPr>
+          <w:p>
+            <w:pPr>
+              <w:suppressAutoHyphens w:val="0"/>
+              <w:spacing w:line="240" w:lineRule="auto"/>
+              <w:jc w:val="center"/>
+              <w:rPr>
+                <w:rFonts w:ascii="Times New Roman" w:eastAsia="Times New Roman" w:hAnsi="Times New Roman" w:cs="Times New Roman"/>
+                <w:b/>
+                <w:bCs/>
+                <w:sz w:val="24"/>
+                <w:szCs w:val="24"/>
+                <w:lang w:val="ru-BY" w:eastAsia="ru-BY"/>
+              </w:rPr>
+            </w:pPr>
+          </w:p>
+        </w:tc>
+      </w:tr>
+      <w:tr>
+        <w:trPr>
+          <w:tblCellSpacing w:w="15" w:type="dxa"/>
+        </w:trPr>
+        <w:tc>
+          <w:tcPr>
+            <w:tcW w:w="0" w:type="auto"/>
+            <w:vAlign w:val="center"/>
+          </w:tcPr>
+          <w:p>
+            <w:pPr>
+              <w:suppressAutoHyphens w:val="0"/>
+              <w:spacing w:line="240" w:lineRule="auto"/>
+              <w:jc w:val="center"/>
+              <w:rPr>
+                <w:rFonts w:ascii="Times New Roman" w:eastAsia="Times New Roman" w:hAnsi="Times New Roman" w:cs="Times New Roman"/>
+                <w:sz w:val="24"/>
+                <w:szCs w:val="24"/>
+                <w:lang w:eastAsia="ru-BY"/>
+              </w:rPr>
+            </w:pPr>
+            <w:r>
+              <w:rPr>
+                <w:rFonts w:ascii="Times New Roman" w:eastAsia="Times New Roman" w:hAnsi="Times New Roman" w:cs="Times New Roman"/>
+                <w:sz w:val="24"/>
+                <w:szCs w:val="24"/>
+                <w:lang w:eastAsia="ru-BY"/>
+              </w:rPr>
+              <w:t>Вид оплаты</w:t>
+            </w:r>
+          </w:p>
+        </w:tc>
+        <w:tc>
+          <w:tcPr>
+            <w:tcW w:w="0" w:type="auto"/>
+            <w:vAlign w:val="center"/>
+          </w:tcPr>
+          <w:p>
+            <w:pPr>
+              <w:suppressAutoHyphens w:val="0"/>
+              <w:spacing w:line="240" w:lineRule="auto"/>
+              <w:jc w:val="center"/>
+              <w:rPr>
+                <w:rFonts w:ascii="Times New Roman" w:eastAsia="Times New Roman" w:hAnsi="Times New Roman" w:cs="Times New Roman"/>
+                <w:sz w:val="24"/>
+                <w:szCs w:val="24"/>
+                <w:lang w:eastAsia="ru-BY"/>
+              </w:rPr>
+            </w:pPr>
+            <w:r>
+              <w:rPr>
+                <w:rFonts w:ascii="Times New Roman" w:eastAsia="Times New Roman" w:hAnsi="Times New Roman" w:cs="Times New Roman"/>
+                <w:sz w:val="24"/>
+                <w:szCs w:val="24"/>
+                <w:lang w:eastAsia="ru-BY"/>
+              </w:rPr>
+              <w:t>Наличные</w:t>
+            </w:r>
+          </w:p>
+        </w:tc>
+        <w:tc>
+          <w:tcPr>
+            <w:tcW w:w="0" w:type="auto"/>
+            <w:vAlign w:val="center"/>
+          </w:tcPr>
+          <w:p>
+            <w:pPr>
+              <w:suppressAutoHyphens w:val="0"/>
+              <w:spacing w:line="240" w:lineRule="auto"/>
+              <w:jc w:val="center"/>
+              <w:rPr>
+                <w:rFonts w:ascii="Times New Roman" w:eastAsia="Times New Roman" w:hAnsi="Times New Roman" w:cs="Times New Roman"/>
+                <w:sz w:val="24"/>
+                <w:szCs w:val="24"/>
+                <w:lang w:eastAsia="ru-BY"/>
+              </w:rPr>
+            </w:pPr>
+            <w:r>
+              <w:rPr>
+                <w:rFonts w:ascii="Times New Roman" w:eastAsia="Times New Roman" w:hAnsi="Times New Roman" w:cs="Times New Roman"/>
+                <w:sz w:val="24"/>
+                <w:szCs w:val="24"/>
+                <w:lang w:eastAsia="ru-BY"/>
+              </w:rPr>
+              <w:t>По умолчанию (Наличные)</w:t>
+            </w:r>
+          </w:p>
+        </w:tc>
+        <w:tc>
+          <w:tcPr>
+            <w:tcW w:w="0" w:type="auto"/>
+            <w:vAlign w:val="center"/>
+          </w:tcPr>
+          <w:p>
+            <w:pPr>
+              <w:suppressAutoHyphens w:val="0"/>
+              <w:spacing w:line="240" w:lineRule="auto"/>
+              <w:jc w:val="center"/>
+              <w:rPr>
+                <w:rFonts w:ascii="Times New Roman" w:eastAsia="Times New Roman" w:hAnsi="Times New Roman" w:cs="Times New Roman"/>
+                <w:sz w:val="24"/>
+                <w:szCs w:val="24"/>
+                <w:lang w:val="ru-BY" w:eastAsia="ru-BY"/>
+              </w:rPr>
+            </w:pPr>
+          </w:p>
+        </w:tc>
+      </w:tr>
+      <w:tr>
+        <w:trPr>
+          <w:tblCellSpacing w:w="15" w:type="dxa"/>
+        </w:trPr>
+        <w:tc>
+          <w:tcPr>
+            <w:tcW w:w="0" w:type="auto"/>
+            <w:vAlign w:val="center"/>
+          </w:tcPr>
+          <w:p>
+            <w:pPr>
+              <w:suppressAutoHyphens w:val="0"/>
+              <w:spacing w:line="240" w:lineRule="auto"/>
+              <w:jc w:val="center"/>
+              <w:rPr>
+                <w:rFonts w:ascii="Times New Roman" w:eastAsia="Times New Roman" w:hAnsi="Times New Roman" w:cs="Times New Roman"/>
+                <w:sz w:val="24"/>
+                <w:szCs w:val="24"/>
+                <w:lang w:eastAsia="ru-BY"/>
+              </w:rPr>
+            </w:pPr>
+            <w:r>
+              <w:rPr>
+                <w:rFonts w:ascii="Times New Roman" w:eastAsia="Times New Roman" w:hAnsi="Times New Roman" w:cs="Times New Roman"/>
+                <w:sz w:val="24"/>
+                <w:szCs w:val="24"/>
+                <w:lang w:eastAsia="ru-BY"/>
+              </w:rPr>
+              <w:t>Статус</w:t>
+            </w:r>
+          </w:p>
+        </w:tc>
+        <w:tc>
+          <w:tcPr>
+            <w:tcW w:w="0" w:type="auto"/>
+            <w:vAlign w:val="center"/>
+          </w:tcPr>
+          <w:p>
+            <w:pPr>
+              <w:suppressAutoHyphens w:val="0"/>
+              <w:spacing w:line="240" w:lineRule="auto"/>
+              <w:jc w:val="center"/>
+              <w:rPr>
+                <w:rFonts w:ascii="Times New Roman" w:eastAsia="Times New Roman" w:hAnsi="Times New Roman" w:cs="Times New Roman"/>
+                <w:sz w:val="24"/>
+                <w:szCs w:val="24"/>
+                <w:lang w:eastAsia="ru-BY"/>
+              </w:rPr>
+            </w:pPr>
+            <w:r>
+              <w:rPr>
+                <w:rFonts w:ascii="Times New Roman" w:eastAsia="Times New Roman" w:hAnsi="Times New Roman" w:cs="Times New Roman"/>
+                <w:sz w:val="24"/>
+                <w:szCs w:val="24"/>
+                <w:lang w:eastAsia="ru-BY"/>
+              </w:rPr>
+              <w:t>Обычный</w:t>
+            </w:r>
+          </w:p>
+        </w:tc>
+        <w:tc>
+          <w:tcPr>
+            <w:tcW w:w="0" w:type="auto"/>
+            <w:vAlign w:val="center"/>
+          </w:tcPr>
+          <w:p>
+            <w:pPr>
+              <w:suppressAutoHyphens w:val="0"/>
+              <w:spacing w:line="240" w:lineRule="auto"/>
+              <w:jc w:val="center"/>
+              <w:rPr>
+                <w:rFonts w:ascii="Times New Roman" w:eastAsia="Times New Roman" w:hAnsi="Times New Roman" w:cs="Times New Roman"/>
+                <w:sz w:val="24"/>
+                <w:szCs w:val="24"/>
+                <w:lang w:eastAsia="ru-BY"/>
+              </w:rPr>
+            </w:pPr>
+            <w:r>
+              <w:rPr>
+                <w:rFonts w:ascii="Times New Roman" w:eastAsia="Times New Roman" w:hAnsi="Times New Roman" w:cs="Times New Roman"/>
+                <w:sz w:val="24"/>
+                <w:szCs w:val="24"/>
+                <w:lang w:eastAsia="ru-BY"/>
+              </w:rPr>
+              <w:t>По умолчанию (Обычный)</w:t>
+            </w:r>
+          </w:p>
+        </w:tc>
+        <w:tc>
+          <w:tcPr>
+            <w:tcW w:w="0" w:type="auto"/>
+            <w:vAlign w:val="center"/>
+          </w:tcPr>
+          <w:p>
+            <w:pPr>
+              <w:suppressAutoHyphens w:val="0"/>
+              <w:spacing w:line="240" w:lineRule="auto"/>
+              <w:jc w:val="center"/>
+              <w:rPr>
+                <w:rFonts w:ascii="Times New Roman" w:eastAsia="Times New Roman" w:hAnsi="Times New Roman" w:cs="Times New Roman"/>
+                <w:sz w:val="24"/>
+                <w:szCs w:val="24"/>
+                <w:lang w:val="ru-BY" w:eastAsia="ru-BY"/>
+              </w:rPr>
+            </w:pPr>
+          </w:p>
+        </w:tc>
+      </w:tr>
+    </w:tbl>
+    <w:p>
+      <w:pPr>
+        <w:ind w:left="-426"/>
+        <w:jc w:val="center"/>
+        <w:rPr>
+          <w:rFonts w:ascii="Times New Roman" w:hAnsi="Times New Roman" w:cs="Times New Roman"/>
+          <w:i/>
+          <w:sz w:val="28"/>
+          <w:szCs w:val="28"/>
+        </w:rPr>
+      </w:pPr>
+    </w:p>
+    <w:tbl>
+      <w:tblPr>
+        <w:tblW w:w="0" w:type="auto"/>
+        <w:tblCellSpacing w:w="15" w:type="dxa"/>
+        <w:tblBorders>
+          <w:top w:val="single" w:sz="4" w:space="0" w:color="auto"/>
+          <w:left w:val="single" w:sz="4" w:space="0" w:color="auto"/>
+          <w:bottom w:val="single" w:sz="4" w:space="0" w:color="auto"/>
+          <w:right w:val="single" w:sz="4" w:space="0" w:color="auto"/>
+          <w:insideH w:val="single" w:sz="4" w:space="0" w:color="auto"/>
+          <w:insideV w:val="single" w:sz="4" w:space="0" w:color="auto"/>
+        </w:tblBorders>
+        <w:tblCellMar>
+          <w:top w:w="15" w:type="dxa"/>
+          <w:left w:w="15" w:type="dxa"/>
+          <w:bottom w:w="15" w:type="dxa"/>
+          <w:right w:w="15" w:type="dxa"/>
+        </w:tblCellMar>
+        <w:tblLook w:val="04A0" w:firstRow="1" w:lastRow="0" w:firstColumn="1" w:lastColumn="0" w:noHBand="0" w:noVBand="1"/>
+      </w:tblPr>
+      <w:tblGrid>
+        <w:gridCol w:w="1307"/>
+        <w:gridCol w:w="1749"/>
+        <w:gridCol w:w="3143"/>
+        <w:gridCol w:w="789"/>
+      </w:tblGrid>
+      <w:tr>
+        <w:trPr>
+          <w:tblHeader/>
+          <w:tblCellSpacing w:w="15" w:type="dxa"/>
+        </w:trPr>
+        <w:tc>
+          <w:tcPr>
+            <w:tcW w:w="0" w:type="auto"/>
+            <w:gridSpan w:val="4"/>
+            <w:vAlign w:val="center"/>
+          </w:tcPr>
+          <w:p>
+            <w:pPr>
+              <w:suppressAutoHyphens w:val="0"/>
+              <w:spacing w:line="240" w:lineRule="auto"/>
+              <w:jc w:val="center"/>
+              <w:rPr>
+                <w:rFonts w:ascii="Times New Roman" w:eastAsia="Times New Roman" w:hAnsi="Times New Roman" w:cs="Times New Roman"/>
+                <w:b/>
+                <w:bCs/>
+                <w:sz w:val="24"/>
+                <w:szCs w:val="24"/>
+                <w:lang w:eastAsia="ru-BY"/>
+              </w:rPr>
+            </w:pPr>
+            <w:r>
+              <w:rPr>
+                <w:rFonts w:ascii="Times New Roman" w:eastAsia="Times New Roman" w:hAnsi="Times New Roman" w:cs="Times New Roman"/>
+                <w:b/>
+                <w:bCs/>
+                <w:sz w:val="24"/>
+                <w:szCs w:val="24"/>
+                <w:lang w:eastAsia="ru-BY"/>
+              </w:rPr>
+              <w:t>КЛИЕНТ «</w:t>
+            </w:r>
+            <w:r>
+              <w:rPr>
+                <w:rFonts w:ascii="Times New Roman" w:eastAsia="Times New Roman" w:hAnsi="Times New Roman" w:cs="Times New Roman"/>
+                <w:b/>
+                <w:bCs/>
+                <w:sz w:val="24"/>
+                <w:szCs w:val="24"/>
+                <w:lang w:eastAsia="ru-BY"/>
+              </w:rPr>
+              <w:t>НИКИТА</w:t>
+            </w:r>
+            <w:r>
+              <w:rPr>
+                <w:rFonts w:ascii="Times New Roman" w:eastAsia="Times New Roman" w:hAnsi="Times New Roman" w:cs="Times New Roman"/>
+                <w:b/>
+                <w:bCs/>
+                <w:sz w:val="24"/>
+                <w:szCs w:val="24"/>
+                <w:lang w:eastAsia="ru-BY"/>
+              </w:rPr>
+              <w:t>» (АКО КЛИЕНТ)</w:t>
+            </w:r>
+          </w:p>
+        </w:tc>
+      </w:tr>
+      <w:tr>
+        <w:trPr>
+          <w:tblHeader/>
+          <w:tblCellSpacing w:w="15" w:type="dxa"/>
+        </w:trPr>
+        <w:tc>
+          <w:tcPr>
+            <w:tcW w:w="0" w:type="auto"/>
+            <w:vAlign w:val="center"/>
+            <w:hideMark/>
+          </w:tcPr>
+          <w:p>
+            <w:pPr>
+              <w:suppressAutoHyphens w:val="0"/>
+              <w:spacing w:line="240" w:lineRule="auto"/>
+              <w:jc w:val="center"/>
+              <w:rPr>
+                <w:rFonts w:ascii="Times New Roman" w:eastAsia="Times New Roman" w:hAnsi="Times New Roman" w:cs="Times New Roman"/>
+                <w:b/>
+                <w:bCs/>
+                <w:sz w:val="24"/>
+                <w:szCs w:val="24"/>
+                <w:lang w:val="ru-BY" w:eastAsia="ru-BY"/>
+              </w:rPr>
+            </w:pPr>
+            <w:r>
+              <w:rPr>
+                <w:rFonts w:ascii="Times New Roman" w:eastAsia="Times New Roman" w:hAnsi="Times New Roman" w:cs="Times New Roman"/>
+                <w:b/>
+                <w:bCs/>
+                <w:sz w:val="24"/>
+                <w:szCs w:val="24"/>
+                <w:lang w:val="ru-BY" w:eastAsia="ru-BY"/>
+              </w:rPr>
+              <w:t>Имя слота</w:t>
+            </w:r>
+          </w:p>
+        </w:tc>
+        <w:tc>
+          <w:tcPr>
+            <w:tcW w:w="0" w:type="auto"/>
+            <w:vAlign w:val="center"/>
+            <w:hideMark/>
+          </w:tcPr>
+          <w:p>
+            <w:pPr>
+              <w:suppressAutoHyphens w:val="0"/>
+              <w:spacing w:line="240" w:lineRule="auto"/>
+              <w:jc w:val="center"/>
+              <w:rPr>
+                <w:rFonts w:ascii="Times New Roman" w:eastAsia="Times New Roman" w:hAnsi="Times New Roman" w:cs="Times New Roman"/>
+                <w:b/>
+                <w:bCs/>
+                <w:sz w:val="24"/>
+                <w:szCs w:val="24"/>
+                <w:lang w:val="ru-BY" w:eastAsia="ru-BY"/>
+              </w:rPr>
+            </w:pPr>
+            <w:r>
+              <w:rPr>
+                <w:rFonts w:ascii="Times New Roman" w:eastAsia="Times New Roman" w:hAnsi="Times New Roman" w:cs="Times New Roman"/>
+                <w:b/>
+                <w:bCs/>
+                <w:sz w:val="24"/>
+                <w:szCs w:val="24"/>
+                <w:lang w:val="ru-BY" w:eastAsia="ru-BY"/>
+              </w:rPr>
+              <w:t>Значение слота</w:t>
+            </w:r>
+          </w:p>
+        </w:tc>
+        <w:tc>
+          <w:tcPr>
+            <w:tcW w:w="0" w:type="auto"/>
+            <w:vAlign w:val="center"/>
+            <w:hideMark/>
+          </w:tcPr>
+          <w:p>
+            <w:pPr>
+              <w:suppressAutoHyphens w:val="0"/>
+              <w:spacing w:line="240" w:lineRule="auto"/>
+              <w:jc w:val="center"/>
+              <w:rPr>
+                <w:rFonts w:ascii="Times New Roman" w:eastAsia="Times New Roman" w:hAnsi="Times New Roman" w:cs="Times New Roman"/>
+                <w:b/>
+                <w:bCs/>
+                <w:sz w:val="24"/>
+                <w:szCs w:val="24"/>
+                <w:lang w:val="ru-BY" w:eastAsia="ru-BY"/>
+              </w:rPr>
+            </w:pPr>
+            <w:r>
+              <w:rPr>
+                <w:rFonts w:ascii="Times New Roman" w:eastAsia="Times New Roman" w:hAnsi="Times New Roman" w:cs="Times New Roman"/>
+                <w:b/>
+                <w:bCs/>
+                <w:sz w:val="24"/>
+                <w:szCs w:val="24"/>
+                <w:lang w:val="ru-BY" w:eastAsia="ru-BY"/>
+              </w:rPr>
+              <w:t>Способ получения значения</w:t>
+            </w:r>
+          </w:p>
+        </w:tc>
+        <w:tc>
+          <w:tcPr>
+            <w:tcW w:w="0" w:type="auto"/>
+            <w:vAlign w:val="center"/>
+            <w:hideMark/>
+          </w:tcPr>
+          <w:p>
+            <w:pPr>
+              <w:suppressAutoHyphens w:val="0"/>
+              <w:spacing w:line="240" w:lineRule="auto"/>
+              <w:jc w:val="center"/>
+              <w:rPr>
+                <w:rFonts w:ascii="Times New Roman" w:eastAsia="Times New Roman" w:hAnsi="Times New Roman" w:cs="Times New Roman"/>
+                <w:b/>
+                <w:bCs/>
+                <w:sz w:val="24"/>
+                <w:szCs w:val="24"/>
+                <w:lang w:val="ru-BY" w:eastAsia="ru-BY"/>
+              </w:rPr>
+            </w:pPr>
+            <w:r>
+              <w:rPr>
+                <w:rFonts w:ascii="Times New Roman" w:eastAsia="Times New Roman" w:hAnsi="Times New Roman" w:cs="Times New Roman"/>
+                <w:b/>
+                <w:bCs/>
+                <w:sz w:val="24"/>
+                <w:szCs w:val="24"/>
+                <w:lang w:val="ru-BY" w:eastAsia="ru-BY"/>
+              </w:rPr>
+              <w:t>Демон</w:t>
+            </w:r>
+          </w:p>
+        </w:tc>
+      </w:tr>
+      <w:tr>
+        <w:trPr>
+          <w:tblHeader/>
+          <w:tblCellSpacing w:w="15" w:type="dxa"/>
+        </w:trPr>
+        <w:tc>
+          <w:tcPr>
+            <w:tcW w:w="0" w:type="auto"/>
+            <w:vAlign w:val="center"/>
+          </w:tcPr>
+          <w:p>
+            <w:pPr>
+              <w:suppressAutoHyphens w:val="0"/>
+              <w:spacing w:line="240" w:lineRule="auto"/>
+              <w:jc w:val="center"/>
+              <w:rPr>
+                <w:rFonts w:ascii="Times New Roman" w:eastAsia="Times New Roman" w:hAnsi="Times New Roman" w:cs="Times New Roman"/>
+                <w:b/>
+                <w:bCs/>
+                <w:sz w:val="24"/>
+                <w:szCs w:val="24"/>
+                <w:lang w:val="ru-BY" w:eastAsia="ru-BY"/>
+              </w:rPr>
+            </w:pPr>
+            <w:r>
+              <w:rPr>
+                <w:rFonts w:ascii="Times New Roman" w:eastAsia="Times New Roman" w:hAnsi="Times New Roman" w:cs="Times New Roman"/>
+                <w:sz w:val="24"/>
+                <w:szCs w:val="24"/>
+                <w:lang w:eastAsia="ru-BY"/>
+              </w:rPr>
+              <w:t>И</w:t>
+            </w:r>
+            <w:r>
+              <w:rPr>
+                <w:rFonts w:ascii="Times New Roman" w:eastAsia="Times New Roman" w:hAnsi="Times New Roman" w:cs="Times New Roman"/>
+                <w:sz w:val="24"/>
+                <w:szCs w:val="24"/>
+                <w:lang w:val="ru-BY" w:eastAsia="ru-BY"/>
+              </w:rPr>
+              <w:t>мя</w:t>
+            </w:r>
+          </w:p>
+        </w:tc>
+        <w:tc>
+          <w:tcPr>
+            <w:tcW w:w="0" w:type="auto"/>
+            <w:vAlign w:val="center"/>
+          </w:tcPr>
+          <w:p>
+            <w:pPr>
+              <w:suppressAutoHyphens w:val="0"/>
+              <w:spacing w:line="240" w:lineRule="auto"/>
+              <w:jc w:val="center"/>
+              <w:rPr>
+                <w:rFonts w:ascii="Times New Roman" w:eastAsia="Times New Roman" w:hAnsi="Times New Roman" w:cs="Times New Roman"/>
+                <w:sz w:val="24"/>
+                <w:szCs w:val="24"/>
+                <w:lang w:eastAsia="ru-BY"/>
+              </w:rPr>
+            </w:pPr>
+            <w:r>
+              <w:rPr>
+                <w:rFonts w:ascii="Times New Roman" w:eastAsia="Times New Roman" w:hAnsi="Times New Roman" w:cs="Times New Roman"/>
+                <w:sz w:val="24"/>
+                <w:szCs w:val="24"/>
+                <w:lang w:eastAsia="ru-BY"/>
+              </w:rPr>
+              <w:t>Никита</w:t>
+            </w:r>
+          </w:p>
+        </w:tc>
+        <w:tc>
+          <w:tcPr>
+            <w:tcW w:w="0" w:type="auto"/>
+            <w:vAlign w:val="center"/>
+          </w:tcPr>
+          <w:p>
+            <w:pPr>
+              <w:suppressAutoHyphens w:val="0"/>
+              <w:spacing w:line="240" w:lineRule="auto"/>
+              <w:jc w:val="center"/>
+              <w:rPr>
+                <w:rFonts w:ascii="Times New Roman" w:eastAsia="Times New Roman" w:hAnsi="Times New Roman" w:cs="Times New Roman"/>
+                <w:b/>
+                <w:bCs/>
+                <w:sz w:val="24"/>
+                <w:szCs w:val="24"/>
+                <w:lang w:val="ru-BY" w:eastAsia="ru-BY"/>
+              </w:rPr>
+            </w:pPr>
+            <w:r>
+              <w:rPr>
+                <w:rFonts w:ascii="Times New Roman" w:eastAsia="Times New Roman" w:hAnsi="Times New Roman" w:cs="Times New Roman"/>
+                <w:sz w:val="24"/>
+                <w:szCs w:val="24"/>
+                <w:lang w:val="ru-BY" w:eastAsia="ru-BY"/>
+              </w:rPr>
+              <w:t>из внешних источников</w:t>
+            </w:r>
+          </w:p>
+        </w:tc>
+        <w:tc>
+          <w:tcPr>
+            <w:tcW w:w="0" w:type="auto"/>
+            <w:vAlign w:val="center"/>
+          </w:tcPr>
+          <w:p>
+            <w:pPr>
+              <w:suppressAutoHyphens w:val="0"/>
+              <w:spacing w:line="240" w:lineRule="auto"/>
+              <w:jc w:val="center"/>
+              <w:rPr>
+                <w:rFonts w:ascii="Times New Roman" w:eastAsia="Times New Roman" w:hAnsi="Times New Roman" w:cs="Times New Roman"/>
+                <w:b/>
+                <w:bCs/>
+                <w:sz w:val="24"/>
+                <w:szCs w:val="24"/>
+                <w:lang w:val="ru-BY" w:eastAsia="ru-BY"/>
+              </w:rPr>
+            </w:pPr>
+          </w:p>
+        </w:tc>
+      </w:tr>
+      <w:tr>
+        <w:trPr>
+          <w:tblHeader/>
+          <w:tblCellSpacing w:w="15" w:type="dxa"/>
+        </w:trPr>
+        <w:tc>
+          <w:tcPr>
+            <w:tcW w:w="0" w:type="auto"/>
+            <w:vAlign w:val="center"/>
+          </w:tcPr>
+          <w:p>
+            <w:pPr>
+              <w:suppressAutoHyphens w:val="0"/>
+              <w:spacing w:line="240" w:lineRule="auto"/>
+              <w:jc w:val="center"/>
+              <w:rPr>
+                <w:rFonts w:ascii="Times New Roman" w:eastAsia="Times New Roman" w:hAnsi="Times New Roman" w:cs="Times New Roman"/>
+                <w:b/>
+                <w:bCs/>
+                <w:sz w:val="24"/>
+                <w:szCs w:val="24"/>
+                <w:lang w:val="ru-BY" w:eastAsia="ru-BY"/>
+              </w:rPr>
+            </w:pPr>
+            <w:r>
+              <w:rPr>
+                <w:rFonts w:ascii="Times New Roman" w:eastAsia="Times New Roman" w:hAnsi="Times New Roman" w:cs="Times New Roman"/>
+                <w:sz w:val="24"/>
+                <w:szCs w:val="24"/>
+                <w:lang w:eastAsia="ru-BY"/>
+              </w:rPr>
+              <w:t>П</w:t>
+            </w:r>
+            <w:r>
+              <w:rPr>
+                <w:rFonts w:ascii="Times New Roman" w:eastAsia="Times New Roman" w:hAnsi="Times New Roman" w:cs="Times New Roman"/>
+                <w:sz w:val="24"/>
+                <w:szCs w:val="24"/>
+                <w:lang w:val="ru-BY" w:eastAsia="ru-BY"/>
+              </w:rPr>
+              <w:t>ол</w:t>
+            </w:r>
+          </w:p>
+        </w:tc>
+        <w:tc>
+          <w:tcPr>
+            <w:tcW w:w="0" w:type="auto"/>
+            <w:vAlign w:val="center"/>
+          </w:tcPr>
+          <w:p>
+            <w:pPr>
+              <w:suppressAutoHyphens w:val="0"/>
+              <w:spacing w:line="240" w:lineRule="auto"/>
+              <w:jc w:val="center"/>
+              <w:rPr>
+                <w:rFonts w:ascii="Times New Roman" w:eastAsia="Times New Roman" w:hAnsi="Times New Roman" w:cs="Times New Roman"/>
+                <w:b/>
+                <w:bCs/>
+                <w:sz w:val="24"/>
+                <w:szCs w:val="24"/>
+                <w:lang w:val="ru-BY" w:eastAsia="ru-BY"/>
+              </w:rPr>
+            </w:pPr>
+            <w:r>
+              <w:rPr>
+                <w:rFonts w:ascii="Times New Roman" w:eastAsia="Times New Roman" w:hAnsi="Times New Roman" w:cs="Times New Roman"/>
+                <w:sz w:val="24"/>
+                <w:szCs w:val="24"/>
+                <w:lang w:eastAsia="ru-BY"/>
+              </w:rPr>
+              <w:t>Мужской</w:t>
+            </w:r>
+          </w:p>
+        </w:tc>
+        <w:tc>
+          <w:tcPr>
+            <w:tcW w:w="0" w:type="auto"/>
+            <w:vAlign w:val="center"/>
+          </w:tcPr>
+          <w:p>
+            <w:pPr>
+              <w:suppressAutoHyphens w:val="0"/>
+              <w:spacing w:line="240" w:lineRule="auto"/>
+              <w:jc w:val="center"/>
+              <w:rPr>
+                <w:rFonts w:ascii="Times New Roman" w:eastAsia="Times New Roman" w:hAnsi="Times New Roman" w:cs="Times New Roman"/>
+                <w:b/>
+                <w:bCs/>
+                <w:sz w:val="24"/>
+                <w:szCs w:val="24"/>
+                <w:lang w:val="ru-BY" w:eastAsia="ru-BY"/>
+              </w:rPr>
+            </w:pPr>
+            <w:r>
+              <w:rPr>
+                <w:rFonts w:ascii="Times New Roman" w:eastAsia="Times New Roman" w:hAnsi="Times New Roman" w:cs="Times New Roman"/>
+                <w:sz w:val="24"/>
+                <w:szCs w:val="24"/>
+                <w:lang w:val="ru-BY" w:eastAsia="ru-BY"/>
+              </w:rPr>
+              <w:t>из внешних источников</w:t>
+            </w:r>
+          </w:p>
+        </w:tc>
+        <w:tc>
+          <w:tcPr>
+            <w:tcW w:w="0" w:type="auto"/>
+            <w:vAlign w:val="center"/>
+          </w:tcPr>
+          <w:p>
+            <w:pPr>
+              <w:suppressAutoHyphens w:val="0"/>
+              <w:spacing w:line="240" w:lineRule="auto"/>
+              <w:jc w:val="center"/>
+              <w:rPr>
+                <w:rFonts w:ascii="Times New Roman" w:eastAsia="Times New Roman" w:hAnsi="Times New Roman" w:cs="Times New Roman"/>
+                <w:b/>
+                <w:bCs/>
+                <w:sz w:val="24"/>
+                <w:szCs w:val="24"/>
+                <w:lang w:val="ru-BY" w:eastAsia="ru-BY"/>
+              </w:rPr>
+            </w:pPr>
+          </w:p>
+        </w:tc>
+      </w:tr>
+      <w:tr>
+        <w:trPr>
+          <w:tblHeader/>
+          <w:tblCellSpacing w:w="15" w:type="dxa"/>
+        </w:trPr>
+        <w:tc>
+          <w:tcPr>
+            <w:tcW w:w="0" w:type="auto"/>
+            <w:vAlign w:val="center"/>
+          </w:tcPr>
+          <w:p>
+            <w:pPr>
+              <w:suppressAutoHyphens w:val="0"/>
+              <w:spacing w:line="240" w:lineRule="auto"/>
+              <w:jc w:val="center"/>
+              <w:rPr>
+                <w:rFonts w:ascii="Times New Roman" w:eastAsia="Times New Roman" w:hAnsi="Times New Roman" w:cs="Times New Roman"/>
+                <w:b/>
+                <w:bCs/>
+                <w:sz w:val="24"/>
+                <w:szCs w:val="24"/>
+                <w:lang w:val="ru-BY" w:eastAsia="ru-BY"/>
+              </w:rPr>
+            </w:pPr>
+            <w:r>
+              <w:rPr>
+                <w:rFonts w:ascii="Times New Roman" w:eastAsia="Times New Roman" w:hAnsi="Times New Roman" w:cs="Times New Roman"/>
+                <w:sz w:val="24"/>
+                <w:szCs w:val="24"/>
+                <w:lang w:eastAsia="ru-BY"/>
+              </w:rPr>
+              <w:t>В</w:t>
+            </w:r>
+            <w:r>
+              <w:rPr>
+                <w:rFonts w:ascii="Times New Roman" w:eastAsia="Times New Roman" w:hAnsi="Times New Roman" w:cs="Times New Roman"/>
+                <w:sz w:val="24"/>
+                <w:szCs w:val="24"/>
+                <w:lang w:val="ru-BY" w:eastAsia="ru-BY"/>
+              </w:rPr>
+              <w:t>озраст</w:t>
+            </w:r>
+          </w:p>
+        </w:tc>
+        <w:tc>
+          <w:tcPr>
+            <w:tcW w:w="0" w:type="auto"/>
+            <w:vAlign w:val="center"/>
+          </w:tcPr>
+          <w:p>
+            <w:pPr>
+              <w:suppressAutoHyphens w:val="0"/>
+              <w:spacing w:line="240" w:lineRule="auto"/>
+              <w:jc w:val="center"/>
+              <w:rPr>
+                <w:rFonts w:ascii="Times New Roman" w:eastAsia="Times New Roman" w:hAnsi="Times New Roman" w:cs="Times New Roman"/>
+                <w:b/>
+                <w:bCs/>
+                <w:sz w:val="24"/>
+                <w:szCs w:val="24"/>
+                <w:lang w:val="ru-BY" w:eastAsia="ru-BY"/>
+              </w:rPr>
+            </w:pPr>
+            <w:r>
+              <w:rPr>
+                <w:rFonts w:ascii="Times New Roman" w:eastAsia="Times New Roman" w:hAnsi="Times New Roman" w:cs="Times New Roman"/>
+                <w:sz w:val="24"/>
+                <w:szCs w:val="24"/>
+                <w:lang w:eastAsia="ru-BY"/>
+              </w:rPr>
+              <w:t>20 лет</w:t>
+            </w:r>
+          </w:p>
+        </w:tc>
+        <w:tc>
+          <w:tcPr>
+            <w:tcW w:w="0" w:type="auto"/>
+            <w:vAlign w:val="center"/>
+          </w:tcPr>
+          <w:p>
+            <w:pPr>
+              <w:suppressAutoHyphens w:val="0"/>
+              <w:spacing w:line="240" w:lineRule="auto"/>
+              <w:jc w:val="center"/>
+              <w:rPr>
+                <w:rFonts w:ascii="Times New Roman" w:eastAsia="Times New Roman" w:hAnsi="Times New Roman" w:cs="Times New Roman"/>
+                <w:b/>
+                <w:bCs/>
+                <w:sz w:val="24"/>
+                <w:szCs w:val="24"/>
+                <w:lang w:val="ru-BY" w:eastAsia="ru-BY"/>
+              </w:rPr>
+            </w:pPr>
+            <w:r>
+              <w:rPr>
+                <w:rFonts w:ascii="Times New Roman" w:eastAsia="Times New Roman" w:hAnsi="Times New Roman" w:cs="Times New Roman"/>
+                <w:sz w:val="24"/>
+                <w:szCs w:val="24"/>
+                <w:lang w:val="ru-BY" w:eastAsia="ru-BY"/>
+              </w:rPr>
+              <w:t>из внешних источников</w:t>
+            </w:r>
+          </w:p>
+        </w:tc>
+        <w:tc>
+          <w:tcPr>
+            <w:tcW w:w="0" w:type="auto"/>
+            <w:vAlign w:val="center"/>
+          </w:tcPr>
+          <w:p>
+            <w:pPr>
+              <w:suppressAutoHyphens w:val="0"/>
+              <w:spacing w:line="240" w:lineRule="auto"/>
+              <w:jc w:val="center"/>
+              <w:rPr>
+                <w:rFonts w:ascii="Times New Roman" w:eastAsia="Times New Roman" w:hAnsi="Times New Roman" w:cs="Times New Roman"/>
+                <w:b/>
+                <w:bCs/>
+                <w:sz w:val="24"/>
+                <w:szCs w:val="24"/>
+                <w:lang w:val="ru-BY" w:eastAsia="ru-BY"/>
+              </w:rPr>
+            </w:pPr>
+          </w:p>
+        </w:tc>
+      </w:tr>
+      <w:tr>
+        <w:trPr>
+          <w:tblCellSpacing w:w="15" w:type="dxa"/>
+        </w:trPr>
+        <w:tc>
+          <w:tcPr>
+            <w:tcW w:w="0" w:type="auto"/>
+            <w:vAlign w:val="center"/>
+          </w:tcPr>
+          <w:p>
+            <w:pPr>
+              <w:suppressAutoHyphens w:val="0"/>
+              <w:spacing w:line="240" w:lineRule="auto"/>
+              <w:jc w:val="center"/>
+              <w:rPr>
+                <w:rFonts w:ascii="Times New Roman" w:eastAsia="Times New Roman" w:hAnsi="Times New Roman" w:cs="Times New Roman"/>
+                <w:sz w:val="24"/>
+                <w:szCs w:val="24"/>
+                <w:lang w:eastAsia="ru-BY"/>
+              </w:rPr>
+            </w:pPr>
+            <w:r>
+              <w:rPr>
+                <w:rFonts w:ascii="Times New Roman" w:eastAsia="Times New Roman" w:hAnsi="Times New Roman" w:cs="Times New Roman"/>
+                <w:sz w:val="24"/>
+                <w:szCs w:val="24"/>
+                <w:lang w:eastAsia="ru-BY"/>
+              </w:rPr>
+              <w:t>Вид оплаты</w:t>
+            </w:r>
+          </w:p>
+        </w:tc>
+        <w:tc>
+          <w:tcPr>
+            <w:tcW w:w="0" w:type="auto"/>
+            <w:vAlign w:val="center"/>
+          </w:tcPr>
+          <w:p>
+            <w:pPr>
+              <w:suppressAutoHyphens w:val="0"/>
+              <w:spacing w:line="240" w:lineRule="auto"/>
+              <w:jc w:val="center"/>
+              <w:rPr>
+                <w:rFonts w:ascii="Times New Roman" w:eastAsia="Times New Roman" w:hAnsi="Times New Roman" w:cs="Times New Roman"/>
+                <w:sz w:val="24"/>
+                <w:szCs w:val="24"/>
+                <w:lang w:eastAsia="ru-BY"/>
+              </w:rPr>
+            </w:pPr>
+            <w:r>
+              <w:rPr>
+                <w:rFonts w:ascii="Times New Roman" w:eastAsia="Times New Roman" w:hAnsi="Times New Roman" w:cs="Times New Roman"/>
+                <w:sz w:val="24"/>
+                <w:szCs w:val="24"/>
+                <w:lang w:eastAsia="ru-BY"/>
+              </w:rPr>
+              <w:t>Наличные</w:t>
+            </w:r>
+          </w:p>
+        </w:tc>
+        <w:tc>
+          <w:tcPr>
+            <w:tcW w:w="0" w:type="auto"/>
+            <w:vAlign w:val="center"/>
+          </w:tcPr>
+          <w:p>
+            <w:pPr>
+              <w:suppressAutoHyphens w:val="0"/>
+              <w:spacing w:line="240" w:lineRule="auto"/>
+              <w:jc w:val="center"/>
+              <w:rPr>
+                <w:rFonts w:ascii="Times New Roman" w:eastAsia="Times New Roman" w:hAnsi="Times New Roman" w:cs="Times New Roman"/>
+                <w:sz w:val="24"/>
+                <w:szCs w:val="24"/>
+                <w:lang w:eastAsia="ru-BY"/>
+              </w:rPr>
+            </w:pPr>
+            <w:r>
+              <w:rPr>
+                <w:rFonts w:ascii="Times New Roman" w:eastAsia="Times New Roman" w:hAnsi="Times New Roman" w:cs="Times New Roman"/>
+                <w:sz w:val="24"/>
+                <w:szCs w:val="24"/>
+                <w:lang w:eastAsia="ru-BY"/>
+              </w:rPr>
+              <w:t>По умолчанию (Наличные)</w:t>
+            </w:r>
+          </w:p>
+        </w:tc>
+        <w:tc>
+          <w:tcPr>
+            <w:tcW w:w="0" w:type="auto"/>
+            <w:vAlign w:val="center"/>
+          </w:tcPr>
+          <w:p>
+            <w:pPr>
+              <w:suppressAutoHyphens w:val="0"/>
+              <w:spacing w:line="240" w:lineRule="auto"/>
+              <w:jc w:val="center"/>
+              <w:rPr>
+                <w:rFonts w:ascii="Times New Roman" w:eastAsia="Times New Roman" w:hAnsi="Times New Roman" w:cs="Times New Roman"/>
+                <w:sz w:val="24"/>
+                <w:szCs w:val="24"/>
+                <w:lang w:val="ru-BY" w:eastAsia="ru-BY"/>
+              </w:rPr>
+            </w:pPr>
+          </w:p>
+        </w:tc>
+      </w:tr>
+      <w:tr>
+        <w:trPr>
+          <w:tblCellSpacing w:w="15" w:type="dxa"/>
+        </w:trPr>
+        <w:tc>
+          <w:tcPr>
+            <w:tcW w:w="0" w:type="auto"/>
+            <w:vAlign w:val="center"/>
+          </w:tcPr>
+          <w:p>
+            <w:pPr>
+              <w:suppressAutoHyphens w:val="0"/>
+              <w:spacing w:line="240" w:lineRule="auto"/>
+              <w:jc w:val="center"/>
+              <w:rPr>
+                <w:rFonts w:ascii="Times New Roman" w:eastAsia="Times New Roman" w:hAnsi="Times New Roman" w:cs="Times New Roman"/>
+                <w:sz w:val="24"/>
+                <w:szCs w:val="24"/>
+                <w:lang w:eastAsia="ru-BY"/>
+              </w:rPr>
+            </w:pPr>
+            <w:r>
+              <w:rPr>
+                <w:rFonts w:ascii="Times New Roman" w:eastAsia="Times New Roman" w:hAnsi="Times New Roman" w:cs="Times New Roman"/>
+                <w:sz w:val="24"/>
+                <w:szCs w:val="24"/>
+                <w:lang w:eastAsia="ru-BY"/>
+              </w:rPr>
+              <w:t>Статус</w:t>
+            </w:r>
+          </w:p>
+        </w:tc>
+        <w:tc>
+          <w:tcPr>
+            <w:tcW w:w="0" w:type="auto"/>
+            <w:vAlign w:val="center"/>
+          </w:tcPr>
+          <w:p>
+            <w:pPr>
+              <w:suppressAutoHyphens w:val="0"/>
+              <w:spacing w:line="240" w:lineRule="auto"/>
+              <w:jc w:val="center"/>
+              <w:rPr>
+                <w:rFonts w:ascii="Times New Roman" w:eastAsia="Times New Roman" w:hAnsi="Times New Roman" w:cs="Times New Roman"/>
+                <w:sz w:val="24"/>
+                <w:szCs w:val="24"/>
+                <w:lang w:eastAsia="ru-BY"/>
+              </w:rPr>
+            </w:pPr>
+            <w:r>
+              <w:rPr>
+                <w:rFonts w:ascii="Times New Roman" w:eastAsia="Times New Roman" w:hAnsi="Times New Roman" w:cs="Times New Roman"/>
+                <w:sz w:val="24"/>
+                <w:szCs w:val="24"/>
+                <w:lang w:eastAsia="ru-BY"/>
+              </w:rPr>
+              <w:t>Обычный</w:t>
+            </w:r>
+          </w:p>
+        </w:tc>
+        <w:tc>
+          <w:tcPr>
+            <w:tcW w:w="0" w:type="auto"/>
+            <w:vAlign w:val="center"/>
+          </w:tcPr>
+          <w:p>
+            <w:pPr>
+              <w:suppressAutoHyphens w:val="0"/>
+              <w:spacing w:line="240" w:lineRule="auto"/>
+              <w:jc w:val="center"/>
+              <w:rPr>
+                <w:rFonts w:ascii="Times New Roman" w:eastAsia="Times New Roman" w:hAnsi="Times New Roman" w:cs="Times New Roman"/>
+                <w:sz w:val="24"/>
+                <w:szCs w:val="24"/>
+                <w:lang w:eastAsia="ru-BY"/>
+              </w:rPr>
+            </w:pPr>
+            <w:r>
+              <w:rPr>
+                <w:rFonts w:ascii="Times New Roman" w:eastAsia="Times New Roman" w:hAnsi="Times New Roman" w:cs="Times New Roman"/>
+                <w:sz w:val="24"/>
+                <w:szCs w:val="24"/>
+                <w:lang w:eastAsia="ru-BY"/>
+              </w:rPr>
+              <w:t>По умолчанию (Обычный)</w:t>
+            </w:r>
+          </w:p>
+        </w:tc>
+        <w:tc>
+          <w:tcPr>
+            <w:tcW w:w="0" w:type="auto"/>
+            <w:vAlign w:val="center"/>
+          </w:tcPr>
+          <w:p>
+            <w:pPr>
+              <w:suppressAutoHyphens w:val="0"/>
+              <w:spacing w:line="240" w:lineRule="auto"/>
+              <w:jc w:val="center"/>
+              <w:rPr>
+                <w:rFonts w:ascii="Times New Roman" w:eastAsia="Times New Roman" w:hAnsi="Times New Roman" w:cs="Times New Roman"/>
+                <w:sz w:val="24"/>
+                <w:szCs w:val="24"/>
+                <w:lang w:val="ru-BY" w:eastAsia="ru-BY"/>
+              </w:rPr>
+            </w:pPr>
+          </w:p>
+        </w:tc>
+      </w:tr>
+    </w:tbl>
+    <w:p>
+      <w:pPr>
+        <w:ind w:left="-426"/>
+        <w:jc w:val="center"/>
+        <w:rPr>
+          <w:rFonts w:ascii="Times New Roman" w:hAnsi="Times New Roman" w:cs="Times New Roman"/>
+          <w:i/>
+          <w:sz w:val="28"/>
+          <w:szCs w:val="28"/>
+        </w:rPr>
+      </w:pPr>
+    </w:p>
+    <w:tbl>
+      <w:tblPr>
+        <w:tblW w:w="0" w:type="auto"/>
+        <w:tblCellSpacing w:w="15" w:type="dxa"/>
+        <w:tblBorders>
+          <w:top w:val="single" w:sz="4" w:space="0" w:color="auto"/>
+          <w:left w:val="single" w:sz="4" w:space="0" w:color="auto"/>
+          <w:bottom w:val="single" w:sz="4" w:space="0" w:color="auto"/>
+          <w:right w:val="single" w:sz="4" w:space="0" w:color="auto"/>
+          <w:insideH w:val="single" w:sz="4" w:space="0" w:color="auto"/>
+          <w:insideV w:val="single" w:sz="4" w:space="0" w:color="auto"/>
+        </w:tblBorders>
+        <w:tblCellMar>
+          <w:top w:w="15" w:type="dxa"/>
+          <w:left w:w="15" w:type="dxa"/>
+          <w:bottom w:w="15" w:type="dxa"/>
+          <w:right w:w="15" w:type="dxa"/>
+        </w:tblCellMar>
+        <w:tblLook w:val="04A0" w:firstRow="1" w:lastRow="0" w:firstColumn="1" w:lastColumn="0" w:noHBand="0" w:noVBand="1"/>
+      </w:tblPr>
+      <w:tblGrid>
+        <w:gridCol w:w="1656"/>
+        <w:gridCol w:w="2761"/>
+        <w:gridCol w:w="3143"/>
+        <w:gridCol w:w="789"/>
+      </w:tblGrid>
+      <w:tr>
+        <w:trPr>
+          <w:tblHeader/>
+          <w:tblCellSpacing w:w="15" w:type="dxa"/>
+        </w:trPr>
+        <w:tc>
+          <w:tcPr>
+            <w:tcW w:w="0" w:type="auto"/>
+            <w:gridSpan w:val="4"/>
+            <w:vAlign w:val="center"/>
+          </w:tcPr>
+          <w:p>
+            <w:pPr>
+              <w:suppressAutoHyphens w:val="0"/>
+              <w:spacing w:line="240" w:lineRule="auto"/>
+              <w:jc w:val="center"/>
+              <w:rPr>
+                <w:rFonts w:ascii="Times New Roman" w:eastAsia="Times New Roman" w:hAnsi="Times New Roman" w:cs="Times New Roman"/>
+                <w:b/>
+                <w:bCs/>
+                <w:sz w:val="24"/>
+                <w:szCs w:val="24"/>
+                <w:lang w:eastAsia="ru-BY"/>
+              </w:rPr>
+            </w:pPr>
+            <w:r>
+              <w:rPr>
+                <w:rFonts w:ascii="Times New Roman" w:eastAsia="Times New Roman" w:hAnsi="Times New Roman" w:cs="Times New Roman"/>
+                <w:b/>
+                <w:bCs/>
+                <w:sz w:val="24"/>
+                <w:szCs w:val="24"/>
+                <w:lang w:eastAsia="ru-BY"/>
+              </w:rPr>
+              <w:t>КАССИР</w:t>
+            </w:r>
+            <w:r>
+              <w:rPr>
+                <w:rFonts w:ascii="Times New Roman" w:eastAsia="Times New Roman" w:hAnsi="Times New Roman" w:cs="Times New Roman"/>
+                <w:b/>
+                <w:bCs/>
+                <w:sz w:val="24"/>
+                <w:szCs w:val="24"/>
+                <w:lang w:eastAsia="ru-BY"/>
+              </w:rPr>
+              <w:t xml:space="preserve"> «МАРИЯ»</w:t>
+            </w:r>
+            <w:r>
+              <w:rPr>
+                <w:rFonts w:ascii="Times New Roman" w:eastAsia="Times New Roman" w:hAnsi="Times New Roman" w:cs="Times New Roman"/>
+                <w:b/>
+                <w:bCs/>
+                <w:sz w:val="24"/>
+                <w:szCs w:val="24"/>
+                <w:lang w:eastAsia="ru-BY"/>
+              </w:rPr>
+              <w:t xml:space="preserve"> (АКО </w:t>
+            </w:r>
+            <w:r>
+              <w:rPr>
+                <w:rFonts w:ascii="Times New Roman" w:eastAsia="Times New Roman" w:hAnsi="Times New Roman" w:cs="Times New Roman"/>
+                <w:b/>
+                <w:bCs/>
+                <w:sz w:val="24"/>
+                <w:szCs w:val="24"/>
+                <w:lang w:eastAsia="ru-BY"/>
+              </w:rPr>
+              <w:t>КАССИР</w:t>
+            </w:r>
+            <w:r>
+              <w:rPr>
+                <w:rFonts w:ascii="Times New Roman" w:eastAsia="Times New Roman" w:hAnsi="Times New Roman" w:cs="Times New Roman"/>
+                <w:b/>
+                <w:bCs/>
+                <w:sz w:val="24"/>
+                <w:szCs w:val="24"/>
+                <w:lang w:eastAsia="ru-BY"/>
+              </w:rPr>
+              <w:t>)</w:t>
+            </w:r>
+          </w:p>
+        </w:tc>
+      </w:tr>
+      <w:tr>
+        <w:trPr>
+          <w:tblHeader/>
+          <w:tblCellSpacing w:w="15" w:type="dxa"/>
+        </w:trPr>
+        <w:tc>
+          <w:tcPr>
+            <w:tcW w:w="0" w:type="auto"/>
+            <w:vAlign w:val="center"/>
+            <w:hideMark/>
+          </w:tcPr>
+          <w:p>
+            <w:pPr>
+              <w:suppressAutoHyphens w:val="0"/>
+              <w:spacing w:line="240" w:lineRule="auto"/>
+              <w:jc w:val="center"/>
+              <w:rPr>
+                <w:rFonts w:ascii="Times New Roman" w:eastAsia="Times New Roman" w:hAnsi="Times New Roman" w:cs="Times New Roman"/>
+                <w:b/>
+                <w:bCs/>
+                <w:sz w:val="24"/>
+                <w:szCs w:val="24"/>
+                <w:lang w:val="ru-BY" w:eastAsia="ru-BY"/>
+              </w:rPr>
+            </w:pPr>
+            <w:r>
+              <w:rPr>
+                <w:rFonts w:ascii="Times New Roman" w:eastAsia="Times New Roman" w:hAnsi="Times New Roman" w:cs="Times New Roman"/>
+                <w:b/>
+                <w:bCs/>
+                <w:sz w:val="24"/>
+                <w:szCs w:val="24"/>
+                <w:lang w:val="ru-BY" w:eastAsia="ru-BY"/>
+              </w:rPr>
+              <w:t>Имя слота</w:t>
+            </w:r>
+          </w:p>
+        </w:tc>
+        <w:tc>
+          <w:tcPr>
+            <w:tcW w:w="0" w:type="auto"/>
+            <w:vAlign w:val="center"/>
+            <w:hideMark/>
+          </w:tcPr>
+          <w:p>
+            <w:pPr>
+              <w:suppressAutoHyphens w:val="0"/>
+              <w:spacing w:line="240" w:lineRule="auto"/>
+              <w:jc w:val="center"/>
+              <w:rPr>
+                <w:rFonts w:ascii="Times New Roman" w:eastAsia="Times New Roman" w:hAnsi="Times New Roman" w:cs="Times New Roman"/>
+                <w:b/>
+                <w:bCs/>
+                <w:sz w:val="24"/>
+                <w:szCs w:val="24"/>
+                <w:lang w:val="ru-BY" w:eastAsia="ru-BY"/>
+              </w:rPr>
+            </w:pPr>
+            <w:r>
+              <w:rPr>
+                <w:rFonts w:ascii="Times New Roman" w:eastAsia="Times New Roman" w:hAnsi="Times New Roman" w:cs="Times New Roman"/>
+                <w:b/>
+                <w:bCs/>
+                <w:sz w:val="24"/>
+                <w:szCs w:val="24"/>
+                <w:lang w:val="ru-BY" w:eastAsia="ru-BY"/>
+              </w:rPr>
+              <w:t>Значение слота</w:t>
+            </w:r>
+          </w:p>
+        </w:tc>
+        <w:tc>
+          <w:tcPr>
+            <w:tcW w:w="0" w:type="auto"/>
+            <w:vAlign w:val="center"/>
+            <w:hideMark/>
+          </w:tcPr>
+          <w:p>
+            <w:pPr>
+              <w:suppressAutoHyphens w:val="0"/>
+              <w:spacing w:line="240" w:lineRule="auto"/>
+              <w:jc w:val="center"/>
+              <w:rPr>
+                <w:rFonts w:ascii="Times New Roman" w:eastAsia="Times New Roman" w:hAnsi="Times New Roman" w:cs="Times New Roman"/>
+                <w:b/>
+                <w:bCs/>
+                <w:sz w:val="24"/>
+                <w:szCs w:val="24"/>
+                <w:lang w:val="ru-BY" w:eastAsia="ru-BY"/>
+              </w:rPr>
+            </w:pPr>
+            <w:r>
+              <w:rPr>
+                <w:rFonts w:ascii="Times New Roman" w:eastAsia="Times New Roman" w:hAnsi="Times New Roman" w:cs="Times New Roman"/>
+                <w:b/>
+                <w:bCs/>
+                <w:sz w:val="24"/>
+                <w:szCs w:val="24"/>
+                <w:lang w:val="ru-BY" w:eastAsia="ru-BY"/>
+              </w:rPr>
+              <w:t>Способ получения значения</w:t>
+            </w:r>
+          </w:p>
+        </w:tc>
+        <w:tc>
+          <w:tcPr>
+            <w:tcW w:w="0" w:type="auto"/>
+            <w:vAlign w:val="center"/>
+            <w:hideMark/>
+          </w:tcPr>
+          <w:p>
+            <w:pPr>
+              <w:suppressAutoHyphens w:val="0"/>
+              <w:spacing w:line="240" w:lineRule="auto"/>
+              <w:jc w:val="center"/>
+              <w:rPr>
+                <w:rFonts w:ascii="Times New Roman" w:eastAsia="Times New Roman" w:hAnsi="Times New Roman" w:cs="Times New Roman"/>
+                <w:b/>
+                <w:bCs/>
+                <w:sz w:val="24"/>
+                <w:szCs w:val="24"/>
+                <w:lang w:val="ru-BY" w:eastAsia="ru-BY"/>
+              </w:rPr>
+            </w:pPr>
+            <w:r>
+              <w:rPr>
+                <w:rFonts w:ascii="Times New Roman" w:eastAsia="Times New Roman" w:hAnsi="Times New Roman" w:cs="Times New Roman"/>
+                <w:b/>
+                <w:bCs/>
+                <w:sz w:val="24"/>
+                <w:szCs w:val="24"/>
+                <w:lang w:val="ru-BY" w:eastAsia="ru-BY"/>
+              </w:rPr>
+              <w:t>Демон</w:t>
+            </w:r>
+          </w:p>
+        </w:tc>
+      </w:tr>
+      <w:tr>
+        <w:trPr>
+          <w:tblHeader/>
+          <w:tblCellSpacing w:w="15" w:type="dxa"/>
+        </w:trPr>
+        <w:tc>
+          <w:tcPr>
+            <w:tcW w:w="0" w:type="auto"/>
+            <w:vAlign w:val="center"/>
+          </w:tcPr>
+          <w:p>
+            <w:pPr>
+              <w:suppressAutoHyphens w:val="0"/>
+              <w:spacing w:line="240" w:lineRule="auto"/>
+              <w:jc w:val="center"/>
+              <w:rPr>
+                <w:rFonts w:ascii="Times New Roman" w:eastAsia="Times New Roman" w:hAnsi="Times New Roman" w:cs="Times New Roman"/>
+                <w:b/>
+                <w:bCs/>
+                <w:sz w:val="24"/>
+                <w:szCs w:val="24"/>
+                <w:lang w:val="ru-BY" w:eastAsia="ru-BY"/>
+              </w:rPr>
+            </w:pPr>
+            <w:r>
+              <w:rPr>
+                <w:rFonts w:ascii="Times New Roman" w:eastAsia="Times New Roman" w:hAnsi="Times New Roman" w:cs="Times New Roman"/>
+                <w:sz w:val="24"/>
+                <w:szCs w:val="24"/>
+                <w:lang w:eastAsia="ru-BY"/>
+              </w:rPr>
+              <w:t>И</w:t>
+            </w:r>
+            <w:r>
+              <w:rPr>
+                <w:rFonts w:ascii="Times New Roman" w:eastAsia="Times New Roman" w:hAnsi="Times New Roman" w:cs="Times New Roman"/>
+                <w:sz w:val="24"/>
+                <w:szCs w:val="24"/>
+                <w:lang w:val="ru-BY" w:eastAsia="ru-BY"/>
+              </w:rPr>
+              <w:t>мя</w:t>
+            </w:r>
+          </w:p>
+        </w:tc>
+        <w:tc>
+          <w:tcPr>
+            <w:tcW w:w="0" w:type="auto"/>
+            <w:vAlign w:val="center"/>
+          </w:tcPr>
+          <w:p>
+            <w:pPr>
+              <w:suppressAutoHyphens w:val="0"/>
+              <w:spacing w:line="240" w:lineRule="auto"/>
+              <w:jc w:val="center"/>
+              <w:rPr>
+                <w:rFonts w:ascii="Times New Roman" w:eastAsia="Times New Roman" w:hAnsi="Times New Roman" w:cs="Times New Roman"/>
+                <w:sz w:val="24"/>
+                <w:szCs w:val="24"/>
+                <w:lang w:eastAsia="ru-BY"/>
+              </w:rPr>
+            </w:pPr>
+            <w:r>
+              <w:rPr>
+                <w:rFonts w:ascii="Times New Roman" w:eastAsia="Times New Roman" w:hAnsi="Times New Roman" w:cs="Times New Roman"/>
+                <w:sz w:val="24"/>
+                <w:szCs w:val="24"/>
+                <w:lang w:eastAsia="ru-BY"/>
+              </w:rPr>
+              <w:t>Мария</w:t>
+            </w:r>
+          </w:p>
+        </w:tc>
+        <w:tc>
+          <w:tcPr>
+            <w:tcW w:w="0" w:type="auto"/>
+            <w:vAlign w:val="center"/>
+          </w:tcPr>
+          <w:p>
+            <w:pPr>
+              <w:suppressAutoHyphens w:val="0"/>
+              <w:spacing w:line="240" w:lineRule="auto"/>
+              <w:jc w:val="center"/>
+              <w:rPr>
+                <w:rFonts w:ascii="Times New Roman" w:eastAsia="Times New Roman" w:hAnsi="Times New Roman" w:cs="Times New Roman"/>
+                <w:b/>
+                <w:bCs/>
+                <w:sz w:val="24"/>
+                <w:szCs w:val="24"/>
+                <w:lang w:val="ru-BY" w:eastAsia="ru-BY"/>
+              </w:rPr>
+            </w:pPr>
+            <w:r>
+              <w:rPr>
+                <w:rFonts w:ascii="Times New Roman" w:hAnsi="Times New Roman" w:cs="Times New Roman"/>
+                <w:sz w:val="24"/>
+                <w:szCs w:val="24"/>
+              </w:rPr>
+              <w:t>И</w:t>
+            </w:r>
+            <w:r>
+              <w:rPr>
+                <w:rFonts w:ascii="Times New Roman" w:hAnsi="Times New Roman" w:cs="Times New Roman"/>
+                <w:sz w:val="24"/>
+                <w:szCs w:val="24"/>
+              </w:rPr>
+              <w:t>з внешних источников</w:t>
+            </w:r>
+          </w:p>
+        </w:tc>
+        <w:tc>
+          <w:tcPr>
+            <w:tcW w:w="0" w:type="auto"/>
+            <w:vAlign w:val="center"/>
+          </w:tcPr>
+          <w:p>
+            <w:pPr>
+              <w:suppressAutoHyphens w:val="0"/>
+              <w:spacing w:line="240" w:lineRule="auto"/>
+              <w:jc w:val="center"/>
+              <w:rPr>
+                <w:rFonts w:ascii="Times New Roman" w:eastAsia="Times New Roman" w:hAnsi="Times New Roman" w:cs="Times New Roman"/>
+                <w:b/>
+                <w:bCs/>
+                <w:sz w:val="24"/>
+                <w:szCs w:val="24"/>
+                <w:lang w:val="ru-BY" w:eastAsia="ru-BY"/>
+              </w:rPr>
+            </w:pPr>
+          </w:p>
+        </w:tc>
+      </w:tr>
+      <w:tr>
+        <w:trPr>
+          <w:tblHeader/>
+          <w:tblCellSpacing w:w="15" w:type="dxa"/>
+        </w:trPr>
+        <w:tc>
+          <w:tcPr>
+            <w:tcW w:w="0" w:type="auto"/>
+            <w:vAlign w:val="center"/>
+          </w:tcPr>
+          <w:p>
+            <w:pPr>
+              <w:suppressAutoHyphens w:val="0"/>
+              <w:spacing w:line="240" w:lineRule="auto"/>
+              <w:jc w:val="center"/>
+              <w:rPr>
+                <w:rFonts w:ascii="Times New Roman" w:eastAsia="Times New Roman" w:hAnsi="Times New Roman" w:cs="Times New Roman"/>
+                <w:b/>
+                <w:bCs/>
+                <w:sz w:val="24"/>
+                <w:szCs w:val="24"/>
+                <w:lang w:val="ru-BY" w:eastAsia="ru-BY"/>
+              </w:rPr>
+            </w:pPr>
+            <w:r>
+              <w:rPr>
+                <w:rFonts w:ascii="Times New Roman" w:eastAsia="Times New Roman" w:hAnsi="Times New Roman" w:cs="Times New Roman"/>
+                <w:sz w:val="24"/>
+                <w:szCs w:val="24"/>
+                <w:lang w:eastAsia="ru-BY"/>
+              </w:rPr>
+              <w:t>П</w:t>
+            </w:r>
+            <w:r>
+              <w:rPr>
+                <w:rFonts w:ascii="Times New Roman" w:eastAsia="Times New Roman" w:hAnsi="Times New Roman" w:cs="Times New Roman"/>
+                <w:sz w:val="24"/>
+                <w:szCs w:val="24"/>
+                <w:lang w:val="ru-BY" w:eastAsia="ru-BY"/>
+              </w:rPr>
+              <w:t>ол</w:t>
+            </w:r>
+          </w:p>
+        </w:tc>
+        <w:tc>
+          <w:tcPr>
+            <w:tcW w:w="0" w:type="auto"/>
+            <w:vAlign w:val="center"/>
+          </w:tcPr>
+          <w:p>
+            <w:pPr>
+              <w:suppressAutoHyphens w:val="0"/>
+              <w:spacing w:line="240" w:lineRule="auto"/>
+              <w:jc w:val="center"/>
+              <w:rPr>
+                <w:rFonts w:ascii="Times New Roman" w:eastAsia="Times New Roman" w:hAnsi="Times New Roman" w:cs="Times New Roman"/>
+                <w:b/>
+                <w:bCs/>
+                <w:sz w:val="24"/>
+                <w:szCs w:val="24"/>
+                <w:lang w:val="ru-BY" w:eastAsia="ru-BY"/>
+              </w:rPr>
+            </w:pPr>
+            <w:r>
+              <w:rPr>
+                <w:rFonts w:ascii="Times New Roman" w:eastAsia="Times New Roman" w:hAnsi="Times New Roman" w:cs="Times New Roman"/>
+                <w:sz w:val="24"/>
+                <w:szCs w:val="24"/>
+                <w:lang w:eastAsia="ru-BY"/>
+              </w:rPr>
+              <w:t>Ж</w:t>
+            </w:r>
+            <w:r>
+              <w:rPr>
+                <w:rFonts w:ascii="Times New Roman" w:eastAsia="Times New Roman" w:hAnsi="Times New Roman" w:cs="Times New Roman"/>
+                <w:sz w:val="24"/>
+                <w:szCs w:val="24"/>
+                <w:lang w:eastAsia="ru-BY"/>
+              </w:rPr>
+              <w:t>енский</w:t>
+            </w:r>
+          </w:p>
+        </w:tc>
+        <w:tc>
+          <w:tcPr>
+            <w:tcW w:w="0" w:type="auto"/>
+            <w:vAlign w:val="center"/>
+          </w:tcPr>
+          <w:p>
+            <w:pPr>
+              <w:suppressAutoHyphens w:val="0"/>
+              <w:spacing w:line="240" w:lineRule="auto"/>
+              <w:jc w:val="center"/>
+              <w:rPr>
+                <w:rFonts w:ascii="Times New Roman" w:eastAsia="Times New Roman" w:hAnsi="Times New Roman" w:cs="Times New Roman"/>
+                <w:b/>
+                <w:bCs/>
+                <w:sz w:val="24"/>
+                <w:szCs w:val="24"/>
+                <w:lang w:val="ru-BY" w:eastAsia="ru-BY"/>
+              </w:rPr>
+            </w:pPr>
+            <w:r>
+              <w:rPr>
+                <w:rFonts w:ascii="Times New Roman" w:hAnsi="Times New Roman" w:cs="Times New Roman"/>
+                <w:sz w:val="24"/>
+                <w:szCs w:val="24"/>
+              </w:rPr>
+              <w:t>И</w:t>
+            </w:r>
+            <w:r>
+              <w:rPr>
+                <w:rFonts w:ascii="Times New Roman" w:hAnsi="Times New Roman" w:cs="Times New Roman"/>
+                <w:sz w:val="24"/>
+                <w:szCs w:val="24"/>
+              </w:rPr>
+              <w:t>з внешних источников</w:t>
+            </w:r>
+          </w:p>
+        </w:tc>
+        <w:tc>
+          <w:tcPr>
+            <w:tcW w:w="0" w:type="auto"/>
+            <w:vAlign w:val="center"/>
+          </w:tcPr>
+          <w:p>
+            <w:pPr>
+              <w:suppressAutoHyphens w:val="0"/>
+              <w:spacing w:line="240" w:lineRule="auto"/>
+              <w:jc w:val="center"/>
+              <w:rPr>
+                <w:rFonts w:ascii="Times New Roman" w:eastAsia="Times New Roman" w:hAnsi="Times New Roman" w:cs="Times New Roman"/>
+                <w:b/>
+                <w:bCs/>
+                <w:sz w:val="24"/>
+                <w:szCs w:val="24"/>
+                <w:lang w:val="ru-BY" w:eastAsia="ru-BY"/>
+              </w:rPr>
+            </w:pPr>
+          </w:p>
+        </w:tc>
+      </w:tr>
+      <w:tr>
+        <w:trPr>
+          <w:tblCellSpacing w:w="15" w:type="dxa"/>
+        </w:trPr>
+        <w:tc>
+          <w:tcPr>
+            <w:tcW w:w="0" w:type="auto"/>
+            <w:vAlign w:val="center"/>
+          </w:tcPr>
+          <w:p>
+            <w:pPr>
+              <w:suppressAutoHyphens w:val="0"/>
+              <w:spacing w:line="240" w:lineRule="auto"/>
+              <w:jc w:val="center"/>
+              <w:rPr>
+                <w:rFonts w:ascii="Times New Roman" w:eastAsia="Times New Roman" w:hAnsi="Times New Roman" w:cs="Times New Roman"/>
+                <w:sz w:val="24"/>
+                <w:szCs w:val="24"/>
+                <w:lang w:eastAsia="ru-BY"/>
+              </w:rPr>
+            </w:pPr>
+            <w:r>
+              <w:rPr>
+                <w:rFonts w:ascii="Times New Roman" w:eastAsia="Times New Roman" w:hAnsi="Times New Roman" w:cs="Times New Roman"/>
+                <w:sz w:val="24"/>
+                <w:szCs w:val="24"/>
+                <w:lang w:eastAsia="ru-BY"/>
+              </w:rPr>
+              <w:t>Возраст</w:t>
+            </w:r>
+          </w:p>
+        </w:tc>
+        <w:tc>
+          <w:tcPr>
+            <w:tcW w:w="0" w:type="auto"/>
+            <w:vAlign w:val="center"/>
+          </w:tcPr>
+          <w:p>
+            <w:pPr>
+              <w:suppressAutoHyphens w:val="0"/>
+              <w:spacing w:line="240" w:lineRule="auto"/>
+              <w:jc w:val="center"/>
+              <w:rPr>
+                <w:rFonts w:ascii="Times New Roman" w:eastAsia="Times New Roman" w:hAnsi="Times New Roman" w:cs="Times New Roman"/>
+                <w:sz w:val="24"/>
+                <w:szCs w:val="24"/>
+                <w:lang w:eastAsia="ru-BY"/>
+              </w:rPr>
+            </w:pPr>
+            <w:r>
+              <w:rPr>
+                <w:rFonts w:ascii="Times New Roman" w:eastAsia="Times New Roman" w:hAnsi="Times New Roman" w:cs="Times New Roman"/>
+                <w:sz w:val="24"/>
+                <w:szCs w:val="24"/>
+                <w:lang w:eastAsia="ru-BY"/>
+              </w:rPr>
+              <w:t>40 лет</w:t>
+            </w:r>
+          </w:p>
+        </w:tc>
+        <w:tc>
+          <w:tcPr>
+            <w:tcW w:w="0" w:type="auto"/>
+            <w:vAlign w:val="center"/>
+          </w:tcPr>
+          <w:p>
+            <w:pPr>
+              <w:suppressAutoHyphens w:val="0"/>
+              <w:spacing w:line="240" w:lineRule="auto"/>
+              <w:jc w:val="center"/>
+              <w:rPr>
+                <w:rFonts w:ascii="Times New Roman" w:eastAsia="Times New Roman" w:hAnsi="Times New Roman" w:cs="Times New Roman"/>
+                <w:sz w:val="24"/>
+                <w:szCs w:val="24"/>
+                <w:lang w:eastAsia="ru-BY"/>
+              </w:rPr>
+            </w:pPr>
+            <w:r>
+              <w:rPr>
+                <w:rFonts w:ascii="Times New Roman" w:eastAsia="Times New Roman" w:hAnsi="Times New Roman" w:cs="Times New Roman"/>
+                <w:sz w:val="24"/>
+                <w:szCs w:val="24"/>
+                <w:lang w:eastAsia="ru-BY"/>
+              </w:rPr>
+              <w:t>Из внешних источников</w:t>
+            </w:r>
+          </w:p>
+        </w:tc>
+        <w:tc>
+          <w:tcPr>
+            <w:tcW w:w="0" w:type="auto"/>
+            <w:vAlign w:val="center"/>
+          </w:tcPr>
+          <w:p>
+            <w:pPr>
+              <w:suppressAutoHyphens w:val="0"/>
+              <w:spacing w:line="240" w:lineRule="auto"/>
+              <w:jc w:val="center"/>
+              <w:rPr>
+                <w:rFonts w:ascii="Times New Roman" w:eastAsia="Times New Roman" w:hAnsi="Times New Roman" w:cs="Times New Roman"/>
+                <w:sz w:val="24"/>
+                <w:szCs w:val="24"/>
+                <w:lang w:val="ru-BY" w:eastAsia="ru-BY"/>
+              </w:rPr>
+            </w:pPr>
+          </w:p>
+        </w:tc>
+      </w:tr>
+      <w:tr>
+        <w:trPr>
+          <w:tblCellSpacing w:w="15" w:type="dxa"/>
+        </w:trPr>
+        <w:tc>
+          <w:tcPr>
+            <w:tcW w:w="0" w:type="auto"/>
+            <w:vAlign w:val="center"/>
+          </w:tcPr>
+          <w:p>
+            <w:pPr>
+              <w:suppressAutoHyphens w:val="0"/>
+              <w:spacing w:line="240" w:lineRule="auto"/>
+              <w:jc w:val="center"/>
+              <w:rPr>
+                <w:rFonts w:ascii="Times New Roman" w:eastAsia="Times New Roman" w:hAnsi="Times New Roman" w:cs="Times New Roman"/>
+                <w:sz w:val="24"/>
+                <w:szCs w:val="24"/>
+                <w:lang w:eastAsia="ru-BY"/>
+              </w:rPr>
+            </w:pPr>
+            <w:r>
+              <w:rPr>
+                <w:rFonts w:ascii="Times New Roman" w:eastAsia="Times New Roman" w:hAnsi="Times New Roman" w:cs="Times New Roman"/>
+                <w:sz w:val="24"/>
+                <w:szCs w:val="24"/>
+                <w:lang w:eastAsia="ru-BY"/>
+              </w:rPr>
+              <w:t>Стаж работы</w:t>
+            </w:r>
+          </w:p>
+        </w:tc>
+        <w:tc>
+          <w:tcPr>
+            <w:tcW w:w="0" w:type="auto"/>
+            <w:vAlign w:val="center"/>
+          </w:tcPr>
+          <w:p>
+            <w:pPr>
+              <w:suppressAutoHyphens w:val="0"/>
+              <w:spacing w:line="240" w:lineRule="auto"/>
+              <w:jc w:val="center"/>
+              <w:rPr>
+                <w:rFonts w:ascii="Times New Roman" w:eastAsia="Times New Roman" w:hAnsi="Times New Roman" w:cs="Times New Roman"/>
+                <w:sz w:val="24"/>
+                <w:szCs w:val="24"/>
+                <w:lang w:eastAsia="ru-BY"/>
+              </w:rPr>
+            </w:pPr>
+            <w:r>
+              <w:rPr>
+                <w:rFonts w:ascii="Times New Roman" w:eastAsia="Times New Roman" w:hAnsi="Times New Roman" w:cs="Times New Roman"/>
+                <w:sz w:val="24"/>
+                <w:szCs w:val="24"/>
+                <w:lang w:eastAsia="ru-BY"/>
+              </w:rPr>
+              <w:t>2 года</w:t>
+            </w:r>
+          </w:p>
+        </w:tc>
+        <w:tc>
+          <w:tcPr>
+            <w:tcW w:w="0" w:type="auto"/>
+            <w:vAlign w:val="center"/>
+          </w:tcPr>
+          <w:p>
+            <w:pPr>
+              <w:suppressAutoHyphens w:val="0"/>
+              <w:spacing w:line="240" w:lineRule="auto"/>
+              <w:jc w:val="center"/>
+              <w:rPr>
+                <w:rFonts w:ascii="Times New Roman" w:eastAsia="Times New Roman" w:hAnsi="Times New Roman" w:cs="Times New Roman"/>
+                <w:sz w:val="24"/>
+                <w:szCs w:val="24"/>
+                <w:lang w:eastAsia="ru-BY"/>
+              </w:rPr>
+            </w:pPr>
+            <w:r>
+              <w:rPr>
+                <w:rFonts w:ascii="Times New Roman" w:eastAsia="Times New Roman" w:hAnsi="Times New Roman" w:cs="Times New Roman"/>
+                <w:sz w:val="24"/>
+                <w:szCs w:val="24"/>
+                <w:lang w:eastAsia="ru-BY"/>
+              </w:rPr>
+              <w:t>Из внешних источников</w:t>
+            </w:r>
+          </w:p>
+        </w:tc>
+        <w:tc>
+          <w:tcPr>
+            <w:tcW w:w="0" w:type="auto"/>
+            <w:vAlign w:val="center"/>
+          </w:tcPr>
+          <w:p>
+            <w:pPr>
+              <w:suppressAutoHyphens w:val="0"/>
+              <w:spacing w:line="240" w:lineRule="auto"/>
+              <w:jc w:val="center"/>
+              <w:rPr>
+                <w:rFonts w:ascii="Times New Roman" w:eastAsia="Times New Roman" w:hAnsi="Times New Roman" w:cs="Times New Roman"/>
+                <w:sz w:val="24"/>
+                <w:szCs w:val="24"/>
+                <w:lang w:val="ru-BY" w:eastAsia="ru-BY"/>
+              </w:rPr>
+            </w:pPr>
+          </w:p>
+        </w:tc>
+      </w:tr>
+      <w:tr>
+        <w:trPr>
+          <w:tblCellSpacing w:w="15" w:type="dxa"/>
+        </w:trPr>
+        <w:tc>
+          <w:tcPr>
+            <w:tcW w:w="0" w:type="auto"/>
+            <w:vAlign w:val="center"/>
+          </w:tcPr>
+          <w:p>
+            <w:pPr>
+              <w:suppressAutoHyphens w:val="0"/>
+              <w:spacing w:line="240" w:lineRule="auto"/>
+              <w:jc w:val="center"/>
+              <w:rPr>
+                <w:rFonts w:ascii="Times New Roman" w:eastAsia="Times New Roman" w:hAnsi="Times New Roman" w:cs="Times New Roman"/>
+                <w:sz w:val="24"/>
+                <w:szCs w:val="24"/>
+                <w:lang w:eastAsia="ru-BY"/>
+              </w:rPr>
+            </w:pPr>
+            <w:r>
+              <w:rPr>
+                <w:rFonts w:ascii="Times New Roman" w:eastAsia="Times New Roman" w:hAnsi="Times New Roman" w:cs="Times New Roman"/>
+                <w:sz w:val="24"/>
+                <w:szCs w:val="24"/>
+                <w:lang w:eastAsia="ru-BY"/>
+              </w:rPr>
+              <w:lastRenderedPageBreak/>
+              <w:t>Зарплата</w:t>
+            </w:r>
+          </w:p>
+        </w:tc>
+        <w:tc>
+          <w:tcPr>
+            <w:tcW w:w="0" w:type="auto"/>
+            <w:vAlign w:val="center"/>
+          </w:tcPr>
+          <w:p>
+            <w:pPr>
+              <w:suppressAutoHyphens w:val="0"/>
+              <w:spacing w:line="240" w:lineRule="auto"/>
+              <w:jc w:val="center"/>
+              <w:rPr>
+                <w:rFonts w:ascii="Times New Roman" w:eastAsia="Times New Roman" w:hAnsi="Times New Roman" w:cs="Times New Roman"/>
+                <w:sz w:val="24"/>
+                <w:szCs w:val="24"/>
+                <w:lang w:eastAsia="ru-BY"/>
+              </w:rPr>
+            </w:pPr>
+            <w:r>
+              <w:rPr>
+                <w:rFonts w:ascii="Times New Roman" w:eastAsia="Times New Roman" w:hAnsi="Times New Roman" w:cs="Times New Roman"/>
+                <w:sz w:val="24"/>
+                <w:szCs w:val="24"/>
+                <w:lang w:eastAsia="ru-BY"/>
+              </w:rPr>
+              <w:t>1000 бел. руб.</w:t>
+            </w:r>
+          </w:p>
+        </w:tc>
+        <w:tc>
+          <w:tcPr>
+            <w:tcW w:w="0" w:type="auto"/>
+            <w:vAlign w:val="center"/>
+          </w:tcPr>
+          <w:p>
+            <w:pPr>
+              <w:suppressAutoHyphens w:val="0"/>
+              <w:spacing w:line="240" w:lineRule="auto"/>
+              <w:jc w:val="center"/>
+              <w:rPr>
+                <w:rFonts w:ascii="Times New Roman" w:eastAsia="Times New Roman" w:hAnsi="Times New Roman" w:cs="Times New Roman"/>
+                <w:sz w:val="24"/>
+                <w:szCs w:val="24"/>
+                <w:lang w:eastAsia="ru-BY"/>
+              </w:rPr>
+            </w:pPr>
+            <w:r>
+              <w:rPr>
+                <w:rFonts w:ascii="Times New Roman" w:eastAsia="Times New Roman" w:hAnsi="Times New Roman" w:cs="Times New Roman"/>
+                <w:sz w:val="24"/>
+                <w:szCs w:val="24"/>
+                <w:lang w:eastAsia="ru-BY"/>
+              </w:rPr>
+              <w:t>Из внешних источников</w:t>
+            </w:r>
+          </w:p>
+        </w:tc>
+        <w:tc>
+          <w:tcPr>
+            <w:tcW w:w="0" w:type="auto"/>
+            <w:vAlign w:val="center"/>
+          </w:tcPr>
+          <w:p>
+            <w:pPr>
+              <w:suppressAutoHyphens w:val="0"/>
+              <w:spacing w:line="240" w:lineRule="auto"/>
+              <w:jc w:val="center"/>
+              <w:rPr>
+                <w:rFonts w:ascii="Times New Roman" w:eastAsia="Times New Roman" w:hAnsi="Times New Roman" w:cs="Times New Roman"/>
+                <w:sz w:val="24"/>
+                <w:szCs w:val="24"/>
+                <w:lang w:val="ru-BY" w:eastAsia="ru-BY"/>
+              </w:rPr>
+            </w:pPr>
+          </w:p>
+        </w:tc>
+      </w:tr>
+      <w:tr>
+        <w:trPr>
+          <w:tblCellSpacing w:w="15" w:type="dxa"/>
+        </w:trPr>
+        <w:tc>
+          <w:tcPr>
+            <w:tcW w:w="0" w:type="auto"/>
+            <w:vAlign w:val="center"/>
+          </w:tcPr>
+          <w:p>
+            <w:pPr>
+              <w:suppressAutoHyphens w:val="0"/>
+              <w:spacing w:line="240" w:lineRule="auto"/>
+              <w:jc w:val="center"/>
+              <w:rPr>
+                <w:rFonts w:ascii="Times New Roman" w:eastAsia="Times New Roman" w:hAnsi="Times New Roman" w:cs="Times New Roman"/>
+                <w:sz w:val="24"/>
+                <w:szCs w:val="24"/>
+                <w:lang w:eastAsia="ru-BY"/>
+              </w:rPr>
+            </w:pPr>
+            <w:r>
+              <w:rPr>
+                <w:rFonts w:ascii="Times New Roman" w:eastAsia="Times New Roman" w:hAnsi="Times New Roman" w:cs="Times New Roman"/>
+                <w:sz w:val="24"/>
+                <w:szCs w:val="24"/>
+                <w:lang w:eastAsia="ru-BY"/>
+              </w:rPr>
+              <w:t>График работы</w:t>
+            </w:r>
+          </w:p>
+        </w:tc>
+        <w:tc>
+          <w:tcPr>
+            <w:tcW w:w="0" w:type="auto"/>
+            <w:vAlign w:val="center"/>
+          </w:tcPr>
+          <w:p>
+            <w:pPr>
+              <w:suppressAutoHyphens w:val="0"/>
+              <w:spacing w:line="240" w:lineRule="auto"/>
+              <w:jc w:val="center"/>
+              <w:rPr>
+                <w:rFonts w:ascii="Times New Roman" w:eastAsia="Times New Roman" w:hAnsi="Times New Roman" w:cs="Times New Roman"/>
+                <w:sz w:val="24"/>
+                <w:szCs w:val="24"/>
+                <w:lang w:eastAsia="ru-BY"/>
+              </w:rPr>
+            </w:pPr>
+            <w:r>
+              <w:rPr>
+                <w:rFonts w:ascii="Times New Roman" w:eastAsia="Times New Roman" w:hAnsi="Times New Roman" w:cs="Times New Roman"/>
+                <w:sz w:val="24"/>
+                <w:szCs w:val="24"/>
+                <w:lang w:eastAsia="ru-BY"/>
+              </w:rPr>
+              <w:t>8:00 – 17:00</w:t>
+            </w:r>
+          </w:p>
+        </w:tc>
+        <w:tc>
+          <w:tcPr>
+            <w:tcW w:w="0" w:type="auto"/>
+            <w:vAlign w:val="center"/>
+          </w:tcPr>
+          <w:p>
+            <w:pPr>
+              <w:suppressAutoHyphens w:val="0"/>
+              <w:spacing w:line="240" w:lineRule="auto"/>
+              <w:jc w:val="center"/>
+              <w:rPr>
+                <w:rFonts w:ascii="Times New Roman" w:eastAsia="Times New Roman" w:hAnsi="Times New Roman" w:cs="Times New Roman"/>
+                <w:sz w:val="24"/>
+                <w:szCs w:val="24"/>
+                <w:lang w:eastAsia="ru-BY"/>
+              </w:rPr>
+            </w:pPr>
+            <w:r>
+              <w:rPr>
+                <w:rFonts w:ascii="Times New Roman" w:eastAsia="Times New Roman" w:hAnsi="Times New Roman" w:cs="Times New Roman"/>
+                <w:sz w:val="24"/>
+                <w:szCs w:val="24"/>
+                <w:lang w:eastAsia="ru-BY"/>
+              </w:rPr>
+              <w:t>Из внешних источников</w:t>
+            </w:r>
+          </w:p>
+        </w:tc>
+        <w:tc>
+          <w:tcPr>
+            <w:tcW w:w="0" w:type="auto"/>
+            <w:vAlign w:val="center"/>
+          </w:tcPr>
+          <w:p>
+            <w:pPr>
+              <w:suppressAutoHyphens w:val="0"/>
+              <w:spacing w:line="240" w:lineRule="auto"/>
+              <w:jc w:val="center"/>
+              <w:rPr>
+                <w:rFonts w:ascii="Times New Roman" w:eastAsia="Times New Roman" w:hAnsi="Times New Roman" w:cs="Times New Roman"/>
+                <w:sz w:val="24"/>
+                <w:szCs w:val="24"/>
+                <w:lang w:val="ru-BY" w:eastAsia="ru-BY"/>
+              </w:rPr>
+            </w:pPr>
+          </w:p>
+        </w:tc>
+      </w:tr>
+      <w:tr>
+        <w:trPr>
+          <w:tblCellSpacing w:w="15" w:type="dxa"/>
+        </w:trPr>
+        <w:tc>
+          <w:tcPr>
+            <w:tcW w:w="0" w:type="auto"/>
+            <w:vAlign w:val="center"/>
+          </w:tcPr>
+          <w:p>
+            <w:pPr>
+              <w:suppressAutoHyphens w:val="0"/>
+              <w:spacing w:line="240" w:lineRule="auto"/>
+              <w:jc w:val="center"/>
+              <w:rPr>
+                <w:rFonts w:ascii="Times New Roman" w:eastAsia="Times New Roman" w:hAnsi="Times New Roman" w:cs="Times New Roman"/>
+                <w:sz w:val="24"/>
+                <w:szCs w:val="24"/>
+                <w:lang w:eastAsia="ru-BY"/>
+              </w:rPr>
+            </w:pPr>
+            <w:r>
+              <w:rPr>
+                <w:rFonts w:ascii="Times New Roman" w:eastAsia="Times New Roman" w:hAnsi="Times New Roman" w:cs="Times New Roman"/>
+                <w:sz w:val="24"/>
+                <w:szCs w:val="24"/>
+                <w:lang w:eastAsia="ru-BY"/>
+              </w:rPr>
+              <w:t>Место работы</w:t>
+            </w:r>
+          </w:p>
+        </w:tc>
+        <w:tc>
+          <w:tcPr>
+            <w:tcW w:w="0" w:type="auto"/>
+            <w:vAlign w:val="center"/>
+          </w:tcPr>
+          <w:p>
+            <w:pPr>
+              <w:suppressAutoHyphens w:val="0"/>
+              <w:spacing w:line="240" w:lineRule="auto"/>
+              <w:jc w:val="center"/>
+              <w:rPr>
+                <w:rFonts w:ascii="Times New Roman" w:eastAsia="Times New Roman" w:hAnsi="Times New Roman" w:cs="Times New Roman"/>
+                <w:b/>
+                <w:bCs/>
+                <w:sz w:val="24"/>
+                <w:szCs w:val="24"/>
+                <w:lang w:eastAsia="ru-BY"/>
+              </w:rPr>
+            </w:pPr>
+            <w:r>
+              <w:rPr>
+                <w:rFonts w:ascii="Times New Roman" w:eastAsia="Times New Roman" w:hAnsi="Times New Roman" w:cs="Times New Roman"/>
+                <w:b/>
+                <w:bCs/>
+                <w:sz w:val="24"/>
+                <w:szCs w:val="24"/>
+                <w:lang w:eastAsia="ru-BY"/>
+              </w:rPr>
+              <w:t>ВОКЗАЛ «Ж/Д г. Брест»</w:t>
+            </w:r>
+          </w:p>
+        </w:tc>
+        <w:tc>
+          <w:tcPr>
+            <w:tcW w:w="0" w:type="auto"/>
+            <w:vAlign w:val="center"/>
+          </w:tcPr>
+          <w:p>
+            <w:pPr>
+              <w:suppressAutoHyphens w:val="0"/>
+              <w:spacing w:line="240" w:lineRule="auto"/>
+              <w:jc w:val="center"/>
+              <w:rPr>
+                <w:rFonts w:ascii="Times New Roman" w:eastAsia="Times New Roman" w:hAnsi="Times New Roman" w:cs="Times New Roman"/>
+                <w:sz w:val="24"/>
+                <w:szCs w:val="24"/>
+                <w:lang w:eastAsia="ru-BY"/>
+              </w:rPr>
+            </w:pPr>
+            <w:r>
+              <w:rPr>
+                <w:rFonts w:ascii="Times New Roman" w:eastAsia="Times New Roman" w:hAnsi="Times New Roman" w:cs="Times New Roman"/>
+                <w:sz w:val="24"/>
+                <w:szCs w:val="24"/>
+                <w:lang w:eastAsia="ru-BY"/>
+              </w:rPr>
+              <w:t>Из внешних источников</w:t>
+            </w:r>
+          </w:p>
+        </w:tc>
+        <w:tc>
+          <w:tcPr>
+            <w:tcW w:w="0" w:type="auto"/>
+            <w:vAlign w:val="center"/>
+          </w:tcPr>
+          <w:p>
+            <w:pPr>
+              <w:suppressAutoHyphens w:val="0"/>
+              <w:spacing w:line="240" w:lineRule="auto"/>
+              <w:jc w:val="center"/>
+              <w:rPr>
+                <w:rFonts w:ascii="Times New Roman" w:eastAsia="Times New Roman" w:hAnsi="Times New Roman" w:cs="Times New Roman"/>
+                <w:sz w:val="24"/>
+                <w:szCs w:val="24"/>
+                <w:lang w:val="ru-BY" w:eastAsia="ru-BY"/>
+              </w:rPr>
+            </w:pPr>
+          </w:p>
+        </w:tc>
+      </w:tr>
+    </w:tbl>
+    <w:p>
+      <w:pPr>
+        <w:ind w:left="-426"/>
+        <w:jc w:val="center"/>
+        <w:rPr>
+          <w:rFonts w:ascii="Times New Roman" w:hAnsi="Times New Roman" w:cs="Times New Roman"/>
+          <w:i/>
+          <w:sz w:val="28"/>
+          <w:szCs w:val="28"/>
+        </w:rPr>
+      </w:pPr>
+    </w:p>
+    <w:tbl>
+      <w:tblPr>
+        <w:tblW w:w="0" w:type="auto"/>
+        <w:tblCellSpacing w:w="15" w:type="dxa"/>
+        <w:tblBorders>
+          <w:top w:val="single" w:sz="4" w:space="0" w:color="auto"/>
+          <w:left w:val="single" w:sz="4" w:space="0" w:color="auto"/>
+          <w:bottom w:val="single" w:sz="4" w:space="0" w:color="auto"/>
+          <w:right w:val="single" w:sz="4" w:space="0" w:color="auto"/>
+          <w:insideH w:val="single" w:sz="4" w:space="0" w:color="auto"/>
+          <w:insideV w:val="single" w:sz="4" w:space="0" w:color="auto"/>
+        </w:tblBorders>
+        <w:tblCellMar>
+          <w:top w:w="15" w:type="dxa"/>
+          <w:left w:w="15" w:type="dxa"/>
+          <w:bottom w:w="15" w:type="dxa"/>
+          <w:right w:w="15" w:type="dxa"/>
+        </w:tblCellMar>
+        <w:tblLook w:val="04A0" w:firstRow="1" w:lastRow="0" w:firstColumn="1" w:lastColumn="0" w:noHBand="0" w:noVBand="1"/>
+      </w:tblPr>
+      <w:tblGrid>
+        <w:gridCol w:w="2830"/>
+        <w:gridCol w:w="3119"/>
+        <w:gridCol w:w="2607"/>
+        <w:gridCol w:w="789"/>
+      </w:tblGrid>
+      <w:tr>
+        <w:trPr>
+          <w:tblHeader/>
+          <w:tblCellSpacing w:w="15" w:type="dxa"/>
+        </w:trPr>
+        <w:tc>
+          <w:tcPr>
+            <w:tcW w:w="0" w:type="auto"/>
+            <w:gridSpan w:val="4"/>
+            <w:vAlign w:val="center"/>
+          </w:tcPr>
+          <w:p>
+            <w:pPr>
+              <w:jc w:val="center"/>
+              <w:rPr>
+                <w:rFonts w:ascii="Times New Roman" w:hAnsi="Times New Roman" w:cs="Times New Roman"/>
+                <w:b/>
+                <w:bCs/>
+                <w:sz w:val="24"/>
+                <w:szCs w:val="24"/>
+              </w:rPr>
+            </w:pPr>
+            <w:r>
+              <w:rPr>
+                <w:rFonts w:ascii="Times New Roman" w:hAnsi="Times New Roman" w:cs="Times New Roman"/>
+                <w:b/>
+                <w:bCs/>
+                <w:sz w:val="24"/>
+                <w:szCs w:val="24"/>
+              </w:rPr>
+              <w:t>ПОЕЗ «ДИЗЕЛЬПОЕЗД ДП»(АКО ПОЕЗД)</w:t>
+            </w:r>
+          </w:p>
+        </w:tc>
+      </w:tr>
+      <w:tr>
+        <w:trPr>
+          <w:tblHeader/>
+          <w:tblCellSpacing w:w="15" w:type="dxa"/>
+        </w:trPr>
+        <w:tc>
+          <w:tcPr>
+            <w:tcW w:w="2785" w:type="dxa"/>
+            <w:vAlign w:val="center"/>
+            <w:hideMark/>
+          </w:tcPr>
+          <w:p>
+            <w:pPr>
+              <w:jc w:val="center"/>
+              <w:rPr>
+                <w:rFonts w:ascii="Times New Roman" w:hAnsi="Times New Roman" w:cs="Times New Roman"/>
+                <w:b/>
+                <w:bCs/>
+                <w:sz w:val="24"/>
+                <w:szCs w:val="24"/>
+              </w:rPr>
+            </w:pPr>
+            <w:r>
+              <w:rPr>
+                <w:rFonts w:ascii="Times New Roman" w:hAnsi="Times New Roman" w:cs="Times New Roman"/>
+                <w:b/>
+                <w:bCs/>
+                <w:sz w:val="24"/>
+                <w:szCs w:val="24"/>
+              </w:rPr>
+              <w:t>Имя слота</w:t>
+            </w:r>
+          </w:p>
+        </w:tc>
+        <w:tc>
+          <w:tcPr>
+            <w:tcW w:w="3089" w:type="dxa"/>
+            <w:vAlign w:val="center"/>
+            <w:hideMark/>
+          </w:tcPr>
+          <w:p>
+            <w:pPr>
+              <w:jc w:val="center"/>
+              <w:rPr>
+                <w:rFonts w:ascii="Times New Roman" w:hAnsi="Times New Roman" w:cs="Times New Roman"/>
+                <w:b/>
+                <w:bCs/>
+                <w:sz w:val="24"/>
+                <w:szCs w:val="24"/>
+              </w:rPr>
+            </w:pPr>
+            <w:r>
+              <w:rPr>
+                <w:rFonts w:ascii="Times New Roman" w:hAnsi="Times New Roman" w:cs="Times New Roman"/>
+                <w:b/>
+                <w:bCs/>
+                <w:sz w:val="24"/>
+                <w:szCs w:val="24"/>
+              </w:rPr>
+              <w:t>Значение слота</w:t>
+            </w:r>
+          </w:p>
+        </w:tc>
+        <w:tc>
+          <w:tcPr>
+            <w:tcW w:w="2577" w:type="dxa"/>
+            <w:vAlign w:val="center"/>
+            <w:hideMark/>
+          </w:tcPr>
+          <w:p>
+            <w:pPr>
+              <w:jc w:val="center"/>
+              <w:rPr>
+                <w:rFonts w:ascii="Times New Roman" w:hAnsi="Times New Roman" w:cs="Times New Roman"/>
+                <w:b/>
+                <w:bCs/>
+                <w:sz w:val="24"/>
+                <w:szCs w:val="24"/>
+              </w:rPr>
+            </w:pPr>
+            <w:r>
+              <w:rPr>
+                <w:rFonts w:ascii="Times New Roman" w:hAnsi="Times New Roman" w:cs="Times New Roman"/>
+                <w:b/>
+                <w:bCs/>
+                <w:sz w:val="24"/>
+                <w:szCs w:val="24"/>
+              </w:rPr>
+              <w:t>Способ получения значения</w:t>
+            </w:r>
+          </w:p>
+        </w:tc>
+        <w:tc>
+          <w:tcPr>
+            <w:tcW w:w="0" w:type="auto"/>
+            <w:vAlign w:val="center"/>
+            <w:hideMark/>
+          </w:tcPr>
+          <w:p>
+            <w:pPr>
+              <w:jc w:val="center"/>
+              <w:rPr>
+                <w:rFonts w:ascii="Times New Roman" w:hAnsi="Times New Roman" w:cs="Times New Roman"/>
+                <w:b/>
+                <w:bCs/>
+                <w:sz w:val="24"/>
+                <w:szCs w:val="24"/>
+              </w:rPr>
+            </w:pPr>
+            <w:r>
+              <w:rPr>
+                <w:rFonts w:ascii="Times New Roman" w:hAnsi="Times New Roman" w:cs="Times New Roman"/>
+                <w:b/>
+                <w:bCs/>
+                <w:sz w:val="24"/>
+                <w:szCs w:val="24"/>
+              </w:rPr>
+              <w:t>Демон</w:t>
+            </w:r>
+          </w:p>
+        </w:tc>
+      </w:tr>
+      <w:tr>
+        <w:trPr>
+          <w:tblCellSpacing w:w="15" w:type="dxa"/>
+        </w:trPr>
+        <w:tc>
+          <w:tcPr>
+            <w:tcW w:w="2785" w:type="dxa"/>
+            <w:vAlign w:val="center"/>
+            <w:hideMark/>
+          </w:tcPr>
+          <w:p>
+            <w:pPr>
+              <w:jc w:val="center"/>
+              <w:rPr>
+                <w:rFonts w:ascii="Times New Roman" w:hAnsi="Times New Roman" w:cs="Times New Roman"/>
+                <w:sz w:val="24"/>
+                <w:szCs w:val="24"/>
+              </w:rPr>
+            </w:pPr>
+            <w:r>
+              <w:rPr>
+                <w:rFonts w:ascii="Times New Roman" w:hAnsi="Times New Roman" w:cs="Times New Roman"/>
+                <w:sz w:val="24"/>
+                <w:szCs w:val="24"/>
+              </w:rPr>
+              <w:t>Название</w:t>
+            </w:r>
+          </w:p>
+        </w:tc>
+        <w:tc>
+          <w:tcPr>
+            <w:tcW w:w="3089" w:type="dxa"/>
+            <w:vAlign w:val="center"/>
+            <w:hideMark/>
+          </w:tcPr>
+          <w:p>
+            <w:pPr>
+              <w:jc w:val="center"/>
+              <w:rPr>
+                <w:rFonts w:ascii="Times New Roman" w:hAnsi="Times New Roman" w:cs="Times New Roman"/>
+                <w:sz w:val="24"/>
+                <w:szCs w:val="24"/>
+              </w:rPr>
+            </w:pPr>
+            <w:r>
+              <w:rPr>
+                <w:rFonts w:ascii="Times New Roman" w:hAnsi="Times New Roman" w:cs="Times New Roman"/>
+                <w:sz w:val="24"/>
+                <w:szCs w:val="24"/>
+              </w:rPr>
+              <w:t>Дизельпоезд</w:t>
+            </w:r>
+          </w:p>
+        </w:tc>
+        <w:tc>
+          <w:tcPr>
+            <w:tcW w:w="2577" w:type="dxa"/>
+            <w:hideMark/>
+          </w:tcPr>
+          <w:p>
+            <w:pPr>
+              <w:jc w:val="center"/>
+              <w:rPr>
+                <w:rFonts w:ascii="Times New Roman" w:hAnsi="Times New Roman" w:cs="Times New Roman"/>
+                <w:sz w:val="24"/>
+                <w:szCs w:val="24"/>
+              </w:rPr>
+            </w:pPr>
+            <w:r>
+              <w:rPr>
+                <w:rFonts w:ascii="Times New Roman" w:hAnsi="Times New Roman" w:cs="Times New Roman"/>
+                <w:sz w:val="24"/>
+                <w:szCs w:val="24"/>
+              </w:rPr>
+              <w:t>Из внешних источников</w:t>
+            </w:r>
+          </w:p>
+        </w:tc>
+        <w:tc>
+          <w:tcPr>
+            <w:tcW w:w="0" w:type="auto"/>
+            <w:vAlign w:val="center"/>
+            <w:hideMark/>
+          </w:tcPr>
+          <w:p>
+            <w:pPr>
+              <w:jc w:val="center"/>
+              <w:rPr>
+                <w:rFonts w:ascii="Times New Roman" w:hAnsi="Times New Roman" w:cs="Times New Roman"/>
+                <w:sz w:val="24"/>
+                <w:szCs w:val="24"/>
+              </w:rPr>
+            </w:pPr>
+          </w:p>
+        </w:tc>
+      </w:tr>
+      <w:tr>
+        <w:trPr>
+          <w:tblCellSpacing w:w="15" w:type="dxa"/>
+        </w:trPr>
+        <w:tc>
+          <w:tcPr>
+            <w:tcW w:w="2785" w:type="dxa"/>
+            <w:vAlign w:val="center"/>
+            <w:hideMark/>
+          </w:tcPr>
+          <w:p>
+            <w:pPr>
+              <w:jc w:val="center"/>
+              <w:rPr>
+                <w:rFonts w:ascii="Times New Roman" w:hAnsi="Times New Roman" w:cs="Times New Roman"/>
+                <w:sz w:val="24"/>
+                <w:szCs w:val="24"/>
+              </w:rPr>
+            </w:pPr>
+            <w:r>
+              <w:rPr>
+                <w:rFonts w:ascii="Times New Roman" w:hAnsi="Times New Roman" w:cs="Times New Roman"/>
+                <w:sz w:val="24"/>
+                <w:szCs w:val="24"/>
+              </w:rPr>
+              <w:t>Наличие свободных мест</w:t>
+            </w:r>
+          </w:p>
+        </w:tc>
+        <w:tc>
+          <w:tcPr>
+            <w:tcW w:w="3089" w:type="dxa"/>
+            <w:vAlign w:val="center"/>
+            <w:hideMark/>
+          </w:tcPr>
+          <w:p>
+            <w:pPr>
+              <w:jc w:val="center"/>
+              <w:rPr>
+                <w:rFonts w:ascii="Times New Roman" w:hAnsi="Times New Roman" w:cs="Times New Roman"/>
+                <w:sz w:val="24"/>
+                <w:szCs w:val="24"/>
+              </w:rPr>
+            </w:pPr>
+            <w:r>
+              <w:rPr>
+                <w:rFonts w:ascii="Times New Roman" w:hAnsi="Times New Roman" w:cs="Times New Roman"/>
+                <w:sz w:val="24"/>
+                <w:szCs w:val="24"/>
+              </w:rPr>
+              <w:t>Да или Нет</w:t>
+            </w:r>
+          </w:p>
+        </w:tc>
+        <w:tc>
+          <w:tcPr>
+            <w:tcW w:w="2577" w:type="dxa"/>
+            <w:hideMark/>
+          </w:tcPr>
+          <w:p>
+            <w:pPr>
+              <w:jc w:val="center"/>
+              <w:rPr>
+                <w:rFonts w:ascii="Times New Roman" w:hAnsi="Times New Roman" w:cs="Times New Roman"/>
+                <w:sz w:val="24"/>
+                <w:szCs w:val="24"/>
+              </w:rPr>
+            </w:pPr>
+            <w:r>
+              <w:rPr>
+                <w:rFonts w:ascii="Times New Roman" w:hAnsi="Times New Roman" w:cs="Times New Roman"/>
+                <w:sz w:val="24"/>
+                <w:szCs w:val="24"/>
+              </w:rPr>
+              <w:t>Из внешних источников</w:t>
+            </w:r>
+          </w:p>
+        </w:tc>
+        <w:tc>
+          <w:tcPr>
+            <w:tcW w:w="0" w:type="auto"/>
+            <w:vAlign w:val="center"/>
+            <w:hideMark/>
+          </w:tcPr>
+          <w:p>
+            <w:pPr>
+              <w:jc w:val="center"/>
+              <w:rPr>
+                <w:rFonts w:ascii="Times New Roman" w:hAnsi="Times New Roman" w:cs="Times New Roman"/>
+                <w:sz w:val="24"/>
+                <w:szCs w:val="24"/>
+              </w:rPr>
+            </w:pPr>
+          </w:p>
+        </w:tc>
+      </w:tr>
+      <w:tr>
+        <w:trPr>
+          <w:tblCellSpacing w:w="15" w:type="dxa"/>
+        </w:trPr>
+        <w:tc>
+          <w:tcPr>
+            <w:tcW w:w="2785" w:type="dxa"/>
+            <w:vAlign w:val="center"/>
+          </w:tcPr>
+          <w:p>
+            <w:pPr>
+              <w:jc w:val="center"/>
+              <w:rPr>
+                <w:rFonts w:ascii="Times New Roman" w:hAnsi="Times New Roman" w:cs="Times New Roman"/>
+                <w:sz w:val="24"/>
+                <w:szCs w:val="24"/>
+              </w:rPr>
+            </w:pPr>
+            <w:r>
+              <w:rPr>
+                <w:rFonts w:ascii="Times New Roman" w:hAnsi="Times New Roman" w:cs="Times New Roman"/>
+                <w:sz w:val="24"/>
+                <w:szCs w:val="24"/>
+              </w:rPr>
+              <w:t>Н</w:t>
+            </w:r>
+            <w:r>
+              <w:rPr>
+                <w:rFonts w:ascii="Times New Roman" w:hAnsi="Times New Roman" w:cs="Times New Roman"/>
+                <w:sz w:val="24"/>
+                <w:szCs w:val="24"/>
+              </w:rPr>
+              <w:t>аправление</w:t>
+            </w:r>
+          </w:p>
+        </w:tc>
+        <w:tc>
+          <w:tcPr>
+            <w:tcW w:w="3089" w:type="dxa"/>
+            <w:vAlign w:val="center"/>
+          </w:tcPr>
+          <w:p>
+            <w:pPr>
+              <w:jc w:val="center"/>
+              <w:rPr>
+                <w:rFonts w:ascii="Times New Roman" w:hAnsi="Times New Roman" w:cs="Times New Roman"/>
+                <w:sz w:val="24"/>
+                <w:szCs w:val="24"/>
+              </w:rPr>
+            </w:pPr>
+            <w:r>
+              <w:rPr>
+                <w:rFonts w:ascii="Times New Roman" w:hAnsi="Times New Roman" w:cs="Times New Roman"/>
+                <w:sz w:val="24"/>
+                <w:szCs w:val="24"/>
+              </w:rPr>
+              <w:t>Минск - Брест</w:t>
+            </w:r>
+          </w:p>
+        </w:tc>
+        <w:tc>
+          <w:tcPr>
+            <w:tcW w:w="2577" w:type="dxa"/>
+            <w:vAlign w:val="center"/>
+          </w:tcPr>
+          <w:p>
+            <w:pPr>
+              <w:jc w:val="center"/>
+              <w:rPr>
+                <w:rFonts w:ascii="Times New Roman" w:hAnsi="Times New Roman" w:cs="Times New Roman"/>
+                <w:sz w:val="24"/>
+                <w:szCs w:val="24"/>
+              </w:rPr>
+            </w:pPr>
+            <w:r>
+              <w:rPr>
+                <w:rFonts w:ascii="Times New Roman" w:hAnsi="Times New Roman" w:cs="Times New Roman"/>
+                <w:sz w:val="24"/>
+                <w:szCs w:val="24"/>
+              </w:rPr>
+              <w:t>Из внешних источников</w:t>
+            </w:r>
+          </w:p>
+        </w:tc>
+        <w:tc>
+          <w:tcPr>
+            <w:tcW w:w="0" w:type="auto"/>
+            <w:vAlign w:val="center"/>
+          </w:tcPr>
+          <w:p>
+            <w:pPr>
+              <w:jc w:val="center"/>
+              <w:rPr>
+                <w:rFonts w:ascii="Times New Roman" w:hAnsi="Times New Roman" w:cs="Times New Roman"/>
+                <w:sz w:val="24"/>
+                <w:szCs w:val="24"/>
+              </w:rPr>
+            </w:pPr>
+          </w:p>
+        </w:tc>
+      </w:tr>
+      <w:tr>
+        <w:trPr>
+          <w:tblCellSpacing w:w="15" w:type="dxa"/>
+        </w:trPr>
+        <w:tc>
+          <w:tcPr>
+            <w:tcW w:w="2785" w:type="dxa"/>
+            <w:vAlign w:val="center"/>
+          </w:tcPr>
+          <w:p>
+            <w:pPr>
+              <w:jc w:val="center"/>
+              <w:rPr>
+                <w:rFonts w:ascii="Times New Roman" w:hAnsi="Times New Roman" w:cs="Times New Roman"/>
+                <w:sz w:val="24"/>
+                <w:szCs w:val="24"/>
+              </w:rPr>
+            </w:pPr>
+            <w:r>
+              <w:rPr>
+                <w:rFonts w:ascii="Times New Roman" w:hAnsi="Times New Roman" w:cs="Times New Roman"/>
+                <w:sz w:val="24"/>
+                <w:szCs w:val="24"/>
+              </w:rPr>
+              <w:t>Депо</w:t>
+            </w:r>
+          </w:p>
+        </w:tc>
+        <w:tc>
+          <w:tcPr>
+            <w:tcW w:w="3089" w:type="dxa"/>
+            <w:vAlign w:val="center"/>
+          </w:tcPr>
+          <w:p>
+            <w:pPr>
+              <w:jc w:val="center"/>
+              <w:rPr>
+                <w:rFonts w:ascii="Times New Roman" w:hAnsi="Times New Roman" w:cs="Times New Roman"/>
+                <w:b/>
+                <w:bCs/>
+                <w:sz w:val="24"/>
+                <w:szCs w:val="24"/>
+              </w:rPr>
+            </w:pPr>
+            <w:r>
+              <w:rPr>
+                <w:rFonts w:ascii="Times New Roman" w:hAnsi="Times New Roman" w:cs="Times New Roman"/>
+                <w:b/>
+                <w:bCs/>
+                <w:sz w:val="24"/>
+                <w:szCs w:val="24"/>
+              </w:rPr>
+              <w:t>ВОКЗАЛ «Ж/Д г. Брест»</w:t>
+            </w:r>
+          </w:p>
+        </w:tc>
+        <w:tc>
+          <w:tcPr>
+            <w:tcW w:w="2577" w:type="dxa"/>
+            <w:vAlign w:val="center"/>
+          </w:tcPr>
+          <w:p>
+            <w:pPr>
+              <w:jc w:val="center"/>
+              <w:rPr>
+                <w:rFonts w:ascii="Times New Roman" w:hAnsi="Times New Roman" w:cs="Times New Roman"/>
+                <w:sz w:val="24"/>
+                <w:szCs w:val="24"/>
+              </w:rPr>
+            </w:pPr>
+            <w:r>
+              <w:rPr>
+                <w:rFonts w:ascii="Times New Roman" w:hAnsi="Times New Roman" w:cs="Times New Roman"/>
+                <w:sz w:val="24"/>
+                <w:szCs w:val="24"/>
+              </w:rPr>
+              <w:t>Из внешних источников</w:t>
+            </w:r>
+          </w:p>
+        </w:tc>
+        <w:tc>
+          <w:tcPr>
+            <w:tcW w:w="0" w:type="auto"/>
+            <w:vAlign w:val="center"/>
+          </w:tcPr>
+          <w:p>
+            <w:pPr>
+              <w:jc w:val="center"/>
+              <w:rPr>
+                <w:rFonts w:ascii="Times New Roman" w:hAnsi="Times New Roman" w:cs="Times New Roman"/>
+                <w:sz w:val="24"/>
+                <w:szCs w:val="24"/>
+              </w:rPr>
+            </w:pPr>
+          </w:p>
+        </w:tc>
+      </w:tr>
+    </w:tbl>
+    <w:p>
+      <w:pPr>
+        <w:ind w:left="-426"/>
+        <w:jc w:val="center"/>
+        <w:rPr>
+          <w:rFonts w:ascii="Times New Roman" w:hAnsi="Times New Roman" w:cs="Times New Roman"/>
+          <w:i/>
+          <w:sz w:val="28"/>
+          <w:szCs w:val="28"/>
+        </w:rPr>
+      </w:pPr>
+    </w:p>
+    <w:tbl>
+      <w:tblPr>
+        <w:tblW w:w="0" w:type="auto"/>
+        <w:tblCellSpacing w:w="15" w:type="dxa"/>
+        <w:tblBorders>
+          <w:top w:val="single" w:sz="4" w:space="0" w:color="auto"/>
+          <w:left w:val="single" w:sz="4" w:space="0" w:color="auto"/>
+          <w:bottom w:val="single" w:sz="4" w:space="0" w:color="auto"/>
+          <w:right w:val="single" w:sz="4" w:space="0" w:color="auto"/>
+          <w:insideH w:val="single" w:sz="4" w:space="0" w:color="auto"/>
+          <w:insideV w:val="single" w:sz="4" w:space="0" w:color="auto"/>
+        </w:tblBorders>
+        <w:tblCellMar>
+          <w:top w:w="15" w:type="dxa"/>
+          <w:left w:w="15" w:type="dxa"/>
+          <w:bottom w:w="15" w:type="dxa"/>
+          <w:right w:w="15" w:type="dxa"/>
+        </w:tblCellMar>
+        <w:tblLook w:val="04A0" w:firstRow="1" w:lastRow="0" w:firstColumn="1" w:lastColumn="0" w:noHBand="0" w:noVBand="1"/>
+      </w:tblPr>
+      <w:tblGrid>
+        <w:gridCol w:w="2830"/>
+        <w:gridCol w:w="3119"/>
+        <w:gridCol w:w="2607"/>
+        <w:gridCol w:w="789"/>
+      </w:tblGrid>
+      <w:tr>
+        <w:trPr>
+          <w:tblHeader/>
+          <w:tblCellSpacing w:w="15" w:type="dxa"/>
+        </w:trPr>
+        <w:tc>
+          <w:tcPr>
+            <w:tcW w:w="9285" w:type="dxa"/>
+            <w:gridSpan w:val="4"/>
+            <w:vAlign w:val="center"/>
+          </w:tcPr>
+          <w:p>
+            <w:pPr>
+              <w:jc w:val="center"/>
+              <w:rPr>
+                <w:rFonts w:ascii="Times New Roman" w:hAnsi="Times New Roman" w:cs="Times New Roman"/>
+                <w:b/>
+                <w:bCs/>
+                <w:sz w:val="24"/>
+                <w:szCs w:val="24"/>
+              </w:rPr>
+            </w:pPr>
+            <w:r>
+              <w:rPr>
+                <w:rStyle w:val="aa"/>
+                <w:rFonts w:ascii="Times New Roman" w:hAnsi="Times New Roman" w:cs="Times New Roman"/>
+              </w:rPr>
+              <w:t>ПОЕЗД</w:t>
+            </w:r>
+            <w:r>
+              <w:rPr>
+                <w:rStyle w:val="aa"/>
+                <w:rFonts w:ascii="Times New Roman" w:hAnsi="Times New Roman" w:cs="Times New Roman"/>
+              </w:rPr>
+              <w:t xml:space="preserve"> «ЭЛЕКТРОПОЕЗД Э</w:t>
+            </w:r>
+            <w:r>
+              <w:rPr>
+                <w:rStyle w:val="aa"/>
+                <w:rFonts w:ascii="Times New Roman" w:hAnsi="Times New Roman" w:cs="Times New Roman"/>
+              </w:rPr>
+              <w:t>П</w:t>
+            </w:r>
+            <w:r>
+              <w:rPr>
+                <w:rStyle w:val="aa"/>
+                <w:rFonts w:ascii="Times New Roman" w:hAnsi="Times New Roman" w:cs="Times New Roman"/>
+              </w:rPr>
+              <w:t>»(АКО ПОЕЗД)</w:t>
+            </w:r>
+          </w:p>
+        </w:tc>
+      </w:tr>
+      <w:tr>
+        <w:trPr>
+          <w:tblHeader/>
+          <w:tblCellSpacing w:w="15" w:type="dxa"/>
+        </w:trPr>
+        <w:tc>
+          <w:tcPr>
+            <w:tcW w:w="2785" w:type="dxa"/>
+            <w:vAlign w:val="center"/>
+            <w:hideMark/>
+          </w:tcPr>
+          <w:p>
+            <w:pPr>
+              <w:jc w:val="center"/>
+              <w:rPr>
+                <w:rFonts w:ascii="Times New Roman" w:hAnsi="Times New Roman" w:cs="Times New Roman"/>
+                <w:b/>
+                <w:bCs/>
+                <w:sz w:val="24"/>
+                <w:szCs w:val="24"/>
+              </w:rPr>
+            </w:pPr>
+            <w:r>
+              <w:rPr>
+                <w:rFonts w:ascii="Times New Roman" w:hAnsi="Times New Roman" w:cs="Times New Roman"/>
+                <w:b/>
+                <w:bCs/>
+                <w:sz w:val="24"/>
+                <w:szCs w:val="24"/>
+              </w:rPr>
+              <w:t>Имя слота</w:t>
+            </w:r>
+          </w:p>
+        </w:tc>
+        <w:tc>
+          <w:tcPr>
+            <w:tcW w:w="3089" w:type="dxa"/>
+            <w:vAlign w:val="center"/>
+            <w:hideMark/>
+          </w:tcPr>
+          <w:p>
+            <w:pPr>
+              <w:jc w:val="center"/>
+              <w:rPr>
+                <w:rFonts w:ascii="Times New Roman" w:hAnsi="Times New Roman" w:cs="Times New Roman"/>
+                <w:b/>
+                <w:bCs/>
+                <w:sz w:val="24"/>
+                <w:szCs w:val="24"/>
+              </w:rPr>
+            </w:pPr>
+            <w:r>
+              <w:rPr>
+                <w:rFonts w:ascii="Times New Roman" w:hAnsi="Times New Roman" w:cs="Times New Roman"/>
+                <w:b/>
+                <w:bCs/>
+                <w:sz w:val="24"/>
+                <w:szCs w:val="24"/>
+              </w:rPr>
+              <w:t>Значение слота</w:t>
+            </w:r>
+          </w:p>
+        </w:tc>
+        <w:tc>
+          <w:tcPr>
+            <w:tcW w:w="2577" w:type="dxa"/>
+            <w:vAlign w:val="center"/>
+            <w:hideMark/>
+          </w:tcPr>
+          <w:p>
+            <w:pPr>
+              <w:jc w:val="center"/>
+              <w:rPr>
+                <w:rFonts w:ascii="Times New Roman" w:hAnsi="Times New Roman" w:cs="Times New Roman"/>
+                <w:b/>
+                <w:bCs/>
+                <w:sz w:val="24"/>
+                <w:szCs w:val="24"/>
+              </w:rPr>
+            </w:pPr>
+            <w:r>
+              <w:rPr>
+                <w:rFonts w:ascii="Times New Roman" w:hAnsi="Times New Roman" w:cs="Times New Roman"/>
+                <w:b/>
+                <w:bCs/>
+                <w:sz w:val="24"/>
+                <w:szCs w:val="24"/>
+              </w:rPr>
+              <w:t>Способ получения значения</w:t>
+            </w:r>
+          </w:p>
+        </w:tc>
+        <w:tc>
+          <w:tcPr>
+            <w:tcW w:w="744" w:type="dxa"/>
+            <w:vAlign w:val="center"/>
+            <w:hideMark/>
+          </w:tcPr>
+          <w:p>
+            <w:pPr>
+              <w:jc w:val="center"/>
+              <w:rPr>
+                <w:rFonts w:ascii="Times New Roman" w:hAnsi="Times New Roman" w:cs="Times New Roman"/>
+                <w:b/>
+                <w:bCs/>
+                <w:sz w:val="24"/>
+                <w:szCs w:val="24"/>
+              </w:rPr>
+            </w:pPr>
+            <w:r>
+              <w:rPr>
+                <w:rFonts w:ascii="Times New Roman" w:hAnsi="Times New Roman" w:cs="Times New Roman"/>
+                <w:b/>
+                <w:bCs/>
+                <w:sz w:val="24"/>
+                <w:szCs w:val="24"/>
+              </w:rPr>
+              <w:t>Демон</w:t>
+            </w:r>
+          </w:p>
+        </w:tc>
+      </w:tr>
+      <w:tr>
+        <w:trPr>
+          <w:tblCellSpacing w:w="15" w:type="dxa"/>
+        </w:trPr>
+        <w:tc>
+          <w:tcPr>
+            <w:tcW w:w="2785" w:type="dxa"/>
+            <w:vAlign w:val="center"/>
+            <w:hideMark/>
+          </w:tcPr>
+          <w:p>
+            <w:pPr>
+              <w:jc w:val="center"/>
+              <w:rPr>
+                <w:rFonts w:ascii="Times New Roman" w:hAnsi="Times New Roman" w:cs="Times New Roman"/>
+                <w:sz w:val="24"/>
+                <w:szCs w:val="24"/>
+              </w:rPr>
+            </w:pPr>
+            <w:r>
+              <w:rPr>
+                <w:rFonts w:ascii="Times New Roman" w:hAnsi="Times New Roman" w:cs="Times New Roman"/>
+                <w:sz w:val="24"/>
+                <w:szCs w:val="24"/>
+              </w:rPr>
+              <w:t>Название</w:t>
+            </w:r>
+          </w:p>
+        </w:tc>
+        <w:tc>
+          <w:tcPr>
+            <w:tcW w:w="3089" w:type="dxa"/>
+            <w:vAlign w:val="center"/>
+            <w:hideMark/>
+          </w:tcPr>
+          <w:p>
+            <w:pPr>
+              <w:jc w:val="center"/>
+              <w:rPr>
+                <w:rFonts w:ascii="Times New Roman" w:hAnsi="Times New Roman" w:cs="Times New Roman"/>
+                <w:sz w:val="24"/>
+                <w:szCs w:val="24"/>
+              </w:rPr>
+            </w:pPr>
+            <w:r>
+              <w:rPr>
+                <w:rFonts w:ascii="Times New Roman" w:hAnsi="Times New Roman" w:cs="Times New Roman"/>
+                <w:sz w:val="24"/>
+                <w:szCs w:val="24"/>
+              </w:rPr>
+              <w:t>Электропоезд</w:t>
+            </w:r>
+          </w:p>
+        </w:tc>
+        <w:tc>
+          <w:tcPr>
+            <w:tcW w:w="2577" w:type="dxa"/>
+            <w:hideMark/>
+          </w:tcPr>
+          <w:p>
+            <w:pPr>
+              <w:jc w:val="center"/>
+              <w:rPr>
+                <w:rFonts w:ascii="Times New Roman" w:hAnsi="Times New Roman" w:cs="Times New Roman"/>
+                <w:sz w:val="24"/>
+                <w:szCs w:val="24"/>
+              </w:rPr>
+            </w:pPr>
+            <w:r>
+              <w:rPr>
+                <w:rFonts w:ascii="Times New Roman" w:hAnsi="Times New Roman" w:cs="Times New Roman"/>
+                <w:sz w:val="24"/>
+                <w:szCs w:val="24"/>
+              </w:rPr>
+              <w:t>Из внешних источников</w:t>
+            </w:r>
+          </w:p>
+        </w:tc>
+        <w:tc>
+          <w:tcPr>
+            <w:tcW w:w="744" w:type="dxa"/>
+            <w:vAlign w:val="center"/>
+            <w:hideMark/>
+          </w:tcPr>
+          <w:p>
+            <w:pPr>
+              <w:jc w:val="center"/>
+              <w:rPr>
+                <w:rFonts w:ascii="Times New Roman" w:hAnsi="Times New Roman" w:cs="Times New Roman"/>
+                <w:sz w:val="24"/>
+                <w:szCs w:val="24"/>
+              </w:rPr>
+            </w:pPr>
+          </w:p>
+        </w:tc>
+      </w:tr>
+      <w:tr>
+        <w:trPr>
+          <w:tblCellSpacing w:w="15" w:type="dxa"/>
+        </w:trPr>
+        <w:tc>
+          <w:tcPr>
+            <w:tcW w:w="2785" w:type="dxa"/>
+            <w:vAlign w:val="center"/>
+            <w:hideMark/>
+          </w:tcPr>
+          <w:p>
+            <w:pPr>
+              <w:jc w:val="center"/>
+              <w:rPr>
+                <w:rFonts w:ascii="Times New Roman" w:hAnsi="Times New Roman" w:cs="Times New Roman"/>
+                <w:sz w:val="24"/>
+                <w:szCs w:val="24"/>
+              </w:rPr>
+            </w:pPr>
+            <w:r>
+              <w:rPr>
+                <w:rFonts w:ascii="Times New Roman" w:hAnsi="Times New Roman" w:cs="Times New Roman"/>
+                <w:sz w:val="24"/>
+                <w:szCs w:val="24"/>
+              </w:rPr>
+              <w:t>Наличие свободных мест</w:t>
+            </w:r>
+          </w:p>
+        </w:tc>
+        <w:tc>
+          <w:tcPr>
+            <w:tcW w:w="3089" w:type="dxa"/>
+            <w:vAlign w:val="center"/>
+            <w:hideMark/>
+          </w:tcPr>
+          <w:p>
+            <w:pPr>
+              <w:jc w:val="center"/>
+              <w:rPr>
+                <w:rFonts w:ascii="Times New Roman" w:hAnsi="Times New Roman" w:cs="Times New Roman"/>
+                <w:sz w:val="24"/>
+                <w:szCs w:val="24"/>
+              </w:rPr>
+            </w:pPr>
+            <w:r>
+              <w:rPr>
+                <w:rFonts w:ascii="Times New Roman" w:hAnsi="Times New Roman" w:cs="Times New Roman"/>
+                <w:sz w:val="24"/>
+                <w:szCs w:val="24"/>
+              </w:rPr>
+              <w:t>Да или Нет</w:t>
+            </w:r>
+          </w:p>
+        </w:tc>
+        <w:tc>
+          <w:tcPr>
+            <w:tcW w:w="2577" w:type="dxa"/>
+            <w:hideMark/>
+          </w:tcPr>
+          <w:p>
+            <w:pPr>
+              <w:jc w:val="center"/>
+              <w:rPr>
+                <w:rFonts w:ascii="Times New Roman" w:hAnsi="Times New Roman" w:cs="Times New Roman"/>
+                <w:sz w:val="24"/>
+                <w:szCs w:val="24"/>
+              </w:rPr>
+            </w:pPr>
+            <w:r>
+              <w:rPr>
+                <w:rFonts w:ascii="Times New Roman" w:hAnsi="Times New Roman" w:cs="Times New Roman"/>
+                <w:sz w:val="24"/>
+                <w:szCs w:val="24"/>
+              </w:rPr>
+              <w:t>Из внешних источников</w:t>
+            </w:r>
+          </w:p>
+        </w:tc>
+        <w:tc>
+          <w:tcPr>
+            <w:tcW w:w="744" w:type="dxa"/>
+            <w:vAlign w:val="center"/>
+            <w:hideMark/>
+          </w:tcPr>
+          <w:p>
+            <w:pPr>
+              <w:jc w:val="center"/>
+              <w:rPr>
+                <w:rFonts w:ascii="Times New Roman" w:hAnsi="Times New Roman" w:cs="Times New Roman"/>
+                <w:sz w:val="24"/>
+                <w:szCs w:val="24"/>
+              </w:rPr>
+            </w:pPr>
+          </w:p>
+        </w:tc>
+      </w:tr>
+      <w:tr>
+        <w:trPr>
+          <w:tblCellSpacing w:w="15" w:type="dxa"/>
+        </w:trPr>
+        <w:tc>
+          <w:tcPr>
+            <w:tcW w:w="2785" w:type="dxa"/>
+            <w:vAlign w:val="center"/>
+          </w:tcPr>
+          <w:p>
+            <w:pPr>
+              <w:jc w:val="center"/>
+              <w:rPr>
+                <w:rFonts w:ascii="Times New Roman" w:hAnsi="Times New Roman" w:cs="Times New Roman"/>
+                <w:sz w:val="24"/>
+                <w:szCs w:val="24"/>
+              </w:rPr>
+            </w:pPr>
+            <w:r>
+              <w:rPr>
+                <w:rFonts w:ascii="Times New Roman" w:hAnsi="Times New Roman" w:cs="Times New Roman"/>
+                <w:sz w:val="24"/>
+                <w:szCs w:val="24"/>
+              </w:rPr>
+              <w:t>Н</w:t>
+            </w:r>
+            <w:r>
+              <w:rPr>
+                <w:rFonts w:ascii="Times New Roman" w:hAnsi="Times New Roman" w:cs="Times New Roman"/>
+                <w:sz w:val="24"/>
+                <w:szCs w:val="24"/>
+              </w:rPr>
+              <w:t>аправление</w:t>
+            </w:r>
+          </w:p>
+        </w:tc>
+        <w:tc>
+          <w:tcPr>
+            <w:tcW w:w="3089" w:type="dxa"/>
+            <w:vAlign w:val="center"/>
+          </w:tcPr>
+          <w:p>
+            <w:pPr>
+              <w:jc w:val="center"/>
+              <w:rPr>
+                <w:rFonts w:ascii="Times New Roman" w:hAnsi="Times New Roman" w:cs="Times New Roman"/>
+                <w:sz w:val="24"/>
+                <w:szCs w:val="24"/>
+              </w:rPr>
+            </w:pPr>
+            <w:r>
+              <w:rPr>
+                <w:rFonts w:ascii="Times New Roman" w:hAnsi="Times New Roman" w:cs="Times New Roman"/>
+                <w:sz w:val="24"/>
+                <w:szCs w:val="24"/>
+              </w:rPr>
+              <w:t>Минск - Слуцк</w:t>
+            </w:r>
+          </w:p>
+        </w:tc>
+        <w:tc>
+          <w:tcPr>
+            <w:tcW w:w="2577" w:type="dxa"/>
+            <w:vAlign w:val="center"/>
+          </w:tcPr>
+          <w:p>
+            <w:pPr>
+              <w:jc w:val="center"/>
+              <w:rPr>
+                <w:rFonts w:ascii="Times New Roman" w:hAnsi="Times New Roman" w:cs="Times New Roman"/>
+                <w:sz w:val="24"/>
+                <w:szCs w:val="24"/>
+              </w:rPr>
+            </w:pPr>
+            <w:r>
+              <w:rPr>
+                <w:rFonts w:ascii="Times New Roman" w:hAnsi="Times New Roman" w:cs="Times New Roman"/>
+                <w:sz w:val="24"/>
+                <w:szCs w:val="24"/>
+              </w:rPr>
+              <w:t>Из внешних источников</w:t>
+            </w:r>
+          </w:p>
+        </w:tc>
+        <w:tc>
+          <w:tcPr>
+            <w:tcW w:w="744" w:type="dxa"/>
+            <w:vAlign w:val="center"/>
+          </w:tcPr>
+          <w:p>
+            <w:pPr>
+              <w:jc w:val="center"/>
+              <w:rPr>
+                <w:rFonts w:ascii="Times New Roman" w:hAnsi="Times New Roman" w:cs="Times New Roman"/>
+                <w:sz w:val="24"/>
+                <w:szCs w:val="24"/>
+              </w:rPr>
+            </w:pPr>
+          </w:p>
+        </w:tc>
+      </w:tr>
+      <w:tr>
+        <w:trPr>
+          <w:tblCellSpacing w:w="15" w:type="dxa"/>
+        </w:trPr>
+        <w:tc>
+          <w:tcPr>
+            <w:tcW w:w="2785" w:type="dxa"/>
+            <w:vAlign w:val="center"/>
+          </w:tcPr>
+          <w:p>
+            <w:pPr>
+              <w:jc w:val="center"/>
+              <w:rPr>
+                <w:rFonts w:ascii="Times New Roman" w:hAnsi="Times New Roman" w:cs="Times New Roman"/>
+                <w:sz w:val="24"/>
+                <w:szCs w:val="24"/>
+              </w:rPr>
+            </w:pPr>
+            <w:r>
+              <w:rPr>
+                <w:rFonts w:ascii="Times New Roman" w:hAnsi="Times New Roman" w:cs="Times New Roman"/>
+                <w:sz w:val="24"/>
+                <w:szCs w:val="24"/>
+              </w:rPr>
+              <w:t>Депо</w:t>
+            </w:r>
+          </w:p>
+        </w:tc>
+        <w:tc>
+          <w:tcPr>
+            <w:tcW w:w="3089" w:type="dxa"/>
+            <w:vAlign w:val="center"/>
+          </w:tcPr>
+          <w:p>
+            <w:pPr>
+              <w:jc w:val="center"/>
+              <w:rPr>
+                <w:rFonts w:ascii="Times New Roman" w:hAnsi="Times New Roman" w:cs="Times New Roman"/>
+                <w:sz w:val="24"/>
+                <w:szCs w:val="24"/>
+              </w:rPr>
+            </w:pPr>
+            <w:r>
+              <w:rPr>
+                <w:rFonts w:ascii="Times New Roman" w:hAnsi="Times New Roman" w:cs="Times New Roman"/>
+                <w:b/>
+                <w:bCs/>
+                <w:sz w:val="24"/>
+                <w:szCs w:val="24"/>
+              </w:rPr>
+              <w:t>ВОКЗАЛ «Ж/Д г. Брест»</w:t>
+            </w:r>
+          </w:p>
+        </w:tc>
+        <w:tc>
+          <w:tcPr>
+            <w:tcW w:w="2577" w:type="dxa"/>
+            <w:vAlign w:val="center"/>
+          </w:tcPr>
+          <w:p>
+            <w:pPr>
+              <w:jc w:val="center"/>
+              <w:rPr>
+                <w:rFonts w:ascii="Times New Roman" w:hAnsi="Times New Roman" w:cs="Times New Roman"/>
+                <w:sz w:val="24"/>
+                <w:szCs w:val="24"/>
+              </w:rPr>
+            </w:pPr>
+            <w:r>
+              <w:rPr>
+                <w:rFonts w:ascii="Times New Roman" w:hAnsi="Times New Roman" w:cs="Times New Roman"/>
+                <w:sz w:val="24"/>
+                <w:szCs w:val="24"/>
+              </w:rPr>
+              <w:t>Из внешних источников</w:t>
+            </w:r>
+          </w:p>
+        </w:tc>
+        <w:tc>
+          <w:tcPr>
+            <w:tcW w:w="744" w:type="dxa"/>
+            <w:vAlign w:val="center"/>
+          </w:tcPr>
+          <w:p>
+            <w:pPr>
+              <w:jc w:val="center"/>
+              <w:rPr>
+                <w:rFonts w:ascii="Times New Roman" w:hAnsi="Times New Roman" w:cs="Times New Roman"/>
+                <w:sz w:val="24"/>
+                <w:szCs w:val="24"/>
+              </w:rPr>
+            </w:pPr>
+          </w:p>
+        </w:tc>
+      </w:tr>
+    </w:tbl>
+    <w:p>
+      <w:pPr>
+        <w:pStyle w:val="a8"/>
+        <w:spacing w:before="240" w:after="240"/>
+        <w:ind w:left="-66" w:firstLine="0"/>
+        <w:jc w:val="center"/>
+        <w:rPr>
+          <w:sz w:val="28"/>
+          <w:szCs w:val="28"/>
+        </w:rPr>
+      </w:pPr>
+    </w:p>
+    <w:tbl>
+      <w:tblPr>
+        <w:tblW w:w="0" w:type="auto"/>
+        <w:tblCellSpacing w:w="15" w:type="dxa"/>
+        <w:tblBorders>
+          <w:top w:val="single" w:sz="4" w:space="0" w:color="auto"/>
+          <w:left w:val="single" w:sz="4" w:space="0" w:color="auto"/>
+          <w:bottom w:val="single" w:sz="4" w:space="0" w:color="auto"/>
+          <w:right w:val="single" w:sz="4" w:space="0" w:color="auto"/>
+          <w:insideH w:val="single" w:sz="4" w:space="0" w:color="auto"/>
+          <w:insideV w:val="single" w:sz="4" w:space="0" w:color="auto"/>
+        </w:tblBorders>
+        <w:tblCellMar>
+          <w:top w:w="15" w:type="dxa"/>
+          <w:left w:w="15" w:type="dxa"/>
+          <w:bottom w:w="15" w:type="dxa"/>
+          <w:right w:w="15" w:type="dxa"/>
+        </w:tblCellMar>
+        <w:tblLook w:val="04A0" w:firstRow="1" w:lastRow="0" w:firstColumn="1" w:lastColumn="0" w:noHBand="0" w:noVBand="1"/>
+      </w:tblPr>
+      <w:tblGrid>
+        <w:gridCol w:w="1421"/>
+        <w:gridCol w:w="2236"/>
+        <w:gridCol w:w="3143"/>
+        <w:gridCol w:w="789"/>
+      </w:tblGrid>
+      <w:tr>
+        <w:trPr>
+          <w:tblHeader/>
+          <w:tblCellSpacing w:w="15" w:type="dxa"/>
+        </w:trPr>
+        <w:tc>
+          <w:tcPr>
+            <w:tcW w:w="0" w:type="auto"/>
+            <w:gridSpan w:val="4"/>
+            <w:vAlign w:val="center"/>
+          </w:tcPr>
+          <w:p>
+            <w:pPr>
+              <w:jc w:val="center"/>
+              <w:rPr>
+                <w:rFonts w:ascii="Times New Roman" w:hAnsi="Times New Roman" w:cs="Times New Roman"/>
+                <w:b/>
+                <w:bCs/>
+              </w:rPr>
+            </w:pPr>
+            <w:r>
+              <w:rPr>
+                <w:rFonts w:ascii="Times New Roman" w:hAnsi="Times New Roman" w:cs="Times New Roman"/>
+                <w:b/>
+                <w:bCs/>
+              </w:rPr>
+              <w:t xml:space="preserve">ВОКЗАЛ </w:t>
+            </w:r>
+            <w:r>
+              <w:rPr>
+                <w:rFonts w:ascii="Times New Roman" w:hAnsi="Times New Roman" w:cs="Times New Roman"/>
+                <w:b/>
+                <w:bCs/>
+                <w:sz w:val="24"/>
+                <w:szCs w:val="24"/>
+              </w:rPr>
+              <w:t>«Ж/Д г. Брест» (АКО ВОКЗАЛ)</w:t>
+            </w:r>
+          </w:p>
+        </w:tc>
+      </w:tr>
+      <w:tr>
+        <w:trPr>
+          <w:tblHeader/>
+          <w:tblCellSpacing w:w="15" w:type="dxa"/>
+        </w:trPr>
+        <w:tc>
+          <w:tcPr>
+            <w:tcW w:w="0" w:type="auto"/>
+            <w:vAlign w:val="center"/>
+            <w:hideMark/>
+          </w:tcPr>
+          <w:p>
+            <w:pPr>
+              <w:jc w:val="center"/>
+              <w:rPr>
+                <w:rFonts w:ascii="Times New Roman" w:hAnsi="Times New Roman" w:cs="Times New Roman"/>
+                <w:b/>
+                <w:bCs/>
+                <w:sz w:val="24"/>
+                <w:szCs w:val="24"/>
+              </w:rPr>
+            </w:pPr>
+            <w:r>
+              <w:rPr>
+                <w:rFonts w:ascii="Times New Roman" w:hAnsi="Times New Roman" w:cs="Times New Roman"/>
+                <w:b/>
+                <w:bCs/>
+                <w:sz w:val="24"/>
+                <w:szCs w:val="24"/>
+              </w:rPr>
+              <w:t>Имя слота</w:t>
+            </w:r>
+          </w:p>
+        </w:tc>
+        <w:tc>
+          <w:tcPr>
+            <w:tcW w:w="0" w:type="auto"/>
+            <w:vAlign w:val="center"/>
+            <w:hideMark/>
+          </w:tcPr>
+          <w:p>
+            <w:pPr>
+              <w:jc w:val="center"/>
+              <w:rPr>
+                <w:rFonts w:ascii="Times New Roman" w:hAnsi="Times New Roman" w:cs="Times New Roman"/>
+                <w:b/>
+                <w:bCs/>
+                <w:sz w:val="24"/>
+                <w:szCs w:val="24"/>
+              </w:rPr>
+            </w:pPr>
+            <w:r>
+              <w:rPr>
+                <w:rFonts w:ascii="Times New Roman" w:hAnsi="Times New Roman" w:cs="Times New Roman"/>
+                <w:b/>
+                <w:bCs/>
+                <w:sz w:val="24"/>
+                <w:szCs w:val="24"/>
+              </w:rPr>
+              <w:t>Значение слота</w:t>
+            </w:r>
+          </w:p>
+        </w:tc>
+        <w:tc>
+          <w:tcPr>
+            <w:tcW w:w="0" w:type="auto"/>
+            <w:vAlign w:val="center"/>
+            <w:hideMark/>
+          </w:tcPr>
+          <w:p>
+            <w:pPr>
+              <w:jc w:val="center"/>
+              <w:rPr>
+                <w:rFonts w:ascii="Times New Roman" w:hAnsi="Times New Roman" w:cs="Times New Roman"/>
+                <w:b/>
+                <w:bCs/>
+                <w:sz w:val="24"/>
+                <w:szCs w:val="24"/>
+              </w:rPr>
+            </w:pPr>
+            <w:r>
+              <w:rPr>
+                <w:rFonts w:ascii="Times New Roman" w:hAnsi="Times New Roman" w:cs="Times New Roman"/>
+                <w:b/>
+                <w:bCs/>
+                <w:sz w:val="24"/>
+                <w:szCs w:val="24"/>
+              </w:rPr>
+              <w:t>Способ получения значения</w:t>
+            </w:r>
+          </w:p>
+        </w:tc>
+        <w:tc>
+          <w:tcPr>
+            <w:tcW w:w="0" w:type="auto"/>
+            <w:vAlign w:val="center"/>
+            <w:hideMark/>
+          </w:tcPr>
+          <w:p>
+            <w:pPr>
+              <w:jc w:val="center"/>
+              <w:rPr>
+                <w:rFonts w:ascii="Times New Roman" w:hAnsi="Times New Roman" w:cs="Times New Roman"/>
+                <w:b/>
+                <w:bCs/>
+                <w:sz w:val="24"/>
+                <w:szCs w:val="24"/>
+              </w:rPr>
+            </w:pPr>
+            <w:r>
+              <w:rPr>
+                <w:rFonts w:ascii="Times New Roman" w:hAnsi="Times New Roman" w:cs="Times New Roman"/>
+                <w:b/>
+                <w:bCs/>
+                <w:sz w:val="24"/>
+                <w:szCs w:val="24"/>
+              </w:rPr>
+              <w:t>Демон</w:t>
+            </w:r>
+          </w:p>
+        </w:tc>
+      </w:tr>
+      <w:tr>
+        <w:trPr>
+          <w:tblCellSpacing w:w="15" w:type="dxa"/>
+        </w:trPr>
+        <w:tc>
+          <w:tcPr>
+            <w:tcW w:w="0" w:type="auto"/>
+            <w:vAlign w:val="center"/>
+            <w:hideMark/>
+          </w:tcPr>
+          <w:p>
+            <w:pPr>
+              <w:jc w:val="center"/>
+              <w:rPr>
+                <w:rFonts w:ascii="Times New Roman" w:hAnsi="Times New Roman" w:cs="Times New Roman"/>
+                <w:sz w:val="24"/>
+                <w:szCs w:val="24"/>
+              </w:rPr>
+            </w:pPr>
+            <w:r>
+              <w:rPr>
+                <w:rFonts w:ascii="Times New Roman" w:hAnsi="Times New Roman" w:cs="Times New Roman"/>
+                <w:sz w:val="24"/>
+                <w:szCs w:val="24"/>
+              </w:rPr>
+              <w:t>Название</w:t>
+            </w:r>
+          </w:p>
+        </w:tc>
+        <w:tc>
+          <w:tcPr>
+            <w:tcW w:w="0" w:type="auto"/>
+            <w:vAlign w:val="center"/>
+            <w:hideMark/>
+          </w:tcPr>
+          <w:p>
+            <w:pPr>
+              <w:jc w:val="center"/>
+              <w:rPr>
+                <w:rFonts w:ascii="Times New Roman" w:hAnsi="Times New Roman" w:cs="Times New Roman"/>
+                <w:sz w:val="24"/>
+                <w:szCs w:val="24"/>
+              </w:rPr>
+            </w:pPr>
+            <w:r>
+              <w:rPr>
+                <w:rFonts w:ascii="Times New Roman" w:hAnsi="Times New Roman" w:cs="Times New Roman"/>
+                <w:sz w:val="24"/>
+                <w:szCs w:val="24"/>
+              </w:rPr>
+              <w:t>«Ж/Д г. Брест»</w:t>
+            </w:r>
+          </w:p>
+        </w:tc>
+        <w:tc>
+          <w:tcPr>
+            <w:tcW w:w="0" w:type="auto"/>
+            <w:vAlign w:val="center"/>
+            <w:hideMark/>
+          </w:tcPr>
+          <w:p>
+            <w:pPr>
+              <w:jc w:val="center"/>
+              <w:rPr>
+                <w:rFonts w:ascii="Times New Roman" w:hAnsi="Times New Roman" w:cs="Times New Roman"/>
+                <w:sz w:val="24"/>
+                <w:szCs w:val="24"/>
+              </w:rPr>
+            </w:pPr>
+            <w:r>
+              <w:rPr>
+                <w:rFonts w:ascii="Times New Roman" w:hAnsi="Times New Roman" w:cs="Times New Roman"/>
+                <w:sz w:val="24"/>
+                <w:szCs w:val="24"/>
+              </w:rPr>
+              <w:t>И</w:t>
+            </w:r>
+            <w:r>
+              <w:rPr>
+                <w:rFonts w:ascii="Times New Roman" w:hAnsi="Times New Roman" w:cs="Times New Roman"/>
+                <w:sz w:val="24"/>
+                <w:szCs w:val="24"/>
+              </w:rPr>
+              <w:t>з внешних источников</w:t>
+            </w:r>
+          </w:p>
+        </w:tc>
+        <w:tc>
+          <w:tcPr>
+            <w:tcW w:w="0" w:type="auto"/>
+            <w:vAlign w:val="center"/>
+            <w:hideMark/>
+          </w:tcPr>
+          <w:p>
+            <w:pPr>
+              <w:jc w:val="center"/>
+              <w:rPr>
+                <w:rFonts w:ascii="Times New Roman" w:hAnsi="Times New Roman" w:cs="Times New Roman"/>
+                <w:sz w:val="24"/>
+                <w:szCs w:val="24"/>
+              </w:rPr>
+            </w:pPr>
+          </w:p>
+        </w:tc>
+      </w:tr>
+      <w:tr>
+        <w:trPr>
+          <w:tblCellSpacing w:w="15" w:type="dxa"/>
+        </w:trPr>
+        <w:tc>
+          <w:tcPr>
+            <w:tcW w:w="0" w:type="auto"/>
+            <w:vAlign w:val="center"/>
+            <w:hideMark/>
+          </w:tcPr>
+          <w:p>
+            <w:pPr>
+              <w:jc w:val="center"/>
+              <w:rPr>
+                <w:rFonts w:ascii="Times New Roman" w:hAnsi="Times New Roman" w:cs="Times New Roman"/>
+                <w:sz w:val="24"/>
+                <w:szCs w:val="24"/>
+              </w:rPr>
+            </w:pPr>
+            <w:r>
+              <w:rPr>
+                <w:rFonts w:ascii="Times New Roman" w:hAnsi="Times New Roman" w:cs="Times New Roman"/>
+                <w:sz w:val="24"/>
+                <w:szCs w:val="24"/>
+              </w:rPr>
+              <w:t>Адрес</w:t>
+            </w:r>
+          </w:p>
+        </w:tc>
+        <w:tc>
+          <w:tcPr>
+            <w:tcW w:w="0" w:type="auto"/>
+            <w:vAlign w:val="center"/>
+            <w:hideMark/>
+          </w:tcPr>
+          <w:p>
+            <w:pPr>
+              <w:jc w:val="center"/>
+              <w:rPr>
+                <w:rFonts w:ascii="Times New Roman" w:hAnsi="Times New Roman" w:cs="Times New Roman"/>
+                <w:sz w:val="24"/>
+                <w:szCs w:val="24"/>
+              </w:rPr>
+            </w:pPr>
+            <w:r>
+              <w:rPr>
+                <w:rFonts w:ascii="Times New Roman" w:hAnsi="Times New Roman" w:cs="Times New Roman"/>
+                <w:sz w:val="24"/>
+                <w:szCs w:val="24"/>
+              </w:rPr>
+              <w:t>пл. Привокзальная, 1</w:t>
+            </w:r>
+          </w:p>
+        </w:tc>
+        <w:tc>
+          <w:tcPr>
+            <w:tcW w:w="0" w:type="auto"/>
+            <w:vAlign w:val="center"/>
+            <w:hideMark/>
+          </w:tcPr>
+          <w:p>
+            <w:pPr>
+              <w:jc w:val="center"/>
+              <w:rPr>
+                <w:rFonts w:ascii="Times New Roman" w:hAnsi="Times New Roman" w:cs="Times New Roman"/>
+                <w:sz w:val="24"/>
+                <w:szCs w:val="24"/>
+              </w:rPr>
+            </w:pPr>
+            <w:r>
+              <w:rPr>
+                <w:rFonts w:ascii="Times New Roman" w:hAnsi="Times New Roman" w:cs="Times New Roman"/>
+                <w:sz w:val="24"/>
+                <w:szCs w:val="24"/>
+              </w:rPr>
+              <w:t>И</w:t>
+            </w:r>
+            <w:r>
+              <w:rPr>
+                <w:rFonts w:ascii="Times New Roman" w:hAnsi="Times New Roman" w:cs="Times New Roman"/>
+                <w:sz w:val="24"/>
+                <w:szCs w:val="24"/>
+              </w:rPr>
+              <w:t>з внешних источников</w:t>
+            </w:r>
+          </w:p>
+        </w:tc>
+        <w:tc>
+          <w:tcPr>
+            <w:tcW w:w="0" w:type="auto"/>
+            <w:vAlign w:val="center"/>
+            <w:hideMark/>
+          </w:tcPr>
+          <w:p>
+            <w:pPr>
+              <w:jc w:val="center"/>
+              <w:rPr>
+                <w:rFonts w:ascii="Times New Roman" w:hAnsi="Times New Roman" w:cs="Times New Roman"/>
+                <w:sz w:val="24"/>
+                <w:szCs w:val="24"/>
+              </w:rPr>
+            </w:pPr>
+          </w:p>
+        </w:tc>
+      </w:tr>
+      <w:tr>
+        <w:trPr>
+          <w:tblCellSpacing w:w="15" w:type="dxa"/>
+        </w:trPr>
+        <w:tc>
+          <w:tcPr>
+            <w:tcW w:w="0" w:type="auto"/>
+            <w:vAlign w:val="center"/>
+          </w:tcPr>
+          <w:p>
+            <w:pPr>
+              <w:jc w:val="center"/>
+              <w:rPr>
+                <w:rFonts w:ascii="Times New Roman" w:hAnsi="Times New Roman" w:cs="Times New Roman"/>
+                <w:sz w:val="24"/>
+                <w:szCs w:val="24"/>
+              </w:rPr>
+            </w:pPr>
+            <w:r>
+              <w:rPr>
+                <w:rFonts w:ascii="Times New Roman" w:hAnsi="Times New Roman" w:cs="Times New Roman"/>
+                <w:sz w:val="24"/>
+                <w:szCs w:val="24"/>
+              </w:rPr>
+              <w:t>Часы работы</w:t>
+            </w:r>
+          </w:p>
+        </w:tc>
+        <w:tc>
+          <w:tcPr>
+            <w:tcW w:w="0" w:type="auto"/>
+            <w:vAlign w:val="center"/>
+          </w:tcPr>
+          <w:p>
+            <w:pPr>
+              <w:jc w:val="center"/>
+              <w:rPr>
+                <w:rFonts w:ascii="Times New Roman" w:hAnsi="Times New Roman" w:cs="Times New Roman"/>
+                <w:sz w:val="24"/>
+                <w:szCs w:val="24"/>
+              </w:rPr>
+            </w:pPr>
+            <w:r>
+              <w:rPr>
+                <w:rFonts w:ascii="Times New Roman" w:hAnsi="Times New Roman" w:cs="Times New Roman"/>
+                <w:sz w:val="24"/>
+                <w:szCs w:val="24"/>
+              </w:rPr>
+              <w:t>Круглосуточно</w:t>
+            </w:r>
+          </w:p>
+        </w:tc>
+        <w:tc>
+          <w:tcPr>
+            <w:tcW w:w="0" w:type="auto"/>
+            <w:vAlign w:val="center"/>
+          </w:tcPr>
+          <w:p>
+            <w:pPr>
+              <w:jc w:val="center"/>
+              <w:rPr>
+                <w:rFonts w:ascii="Times New Roman" w:hAnsi="Times New Roman" w:cs="Times New Roman"/>
+                <w:sz w:val="24"/>
+                <w:szCs w:val="24"/>
+              </w:rPr>
+            </w:pPr>
+            <w:r>
+              <w:rPr>
+                <w:rFonts w:ascii="Times New Roman" w:hAnsi="Times New Roman" w:cs="Times New Roman"/>
+                <w:sz w:val="24"/>
+                <w:szCs w:val="24"/>
+              </w:rPr>
+              <w:t>Из внешних источников</w:t>
+            </w:r>
+          </w:p>
+        </w:tc>
+        <w:tc>
+          <w:tcPr>
+            <w:tcW w:w="0" w:type="auto"/>
+            <w:vAlign w:val="center"/>
+          </w:tcPr>
+          <w:p>
+            <w:pPr>
+              <w:jc w:val="center"/>
+              <w:rPr>
+                <w:rFonts w:ascii="Times New Roman" w:hAnsi="Times New Roman" w:cs="Times New Roman"/>
+                <w:sz w:val="24"/>
+                <w:szCs w:val="24"/>
+              </w:rPr>
+            </w:pPr>
+          </w:p>
+        </w:tc>
+      </w:tr>
+    </w:tbl>
+    <w:p>
+      <w:pPr>
+        <w:pStyle w:val="a9"/>
+        <w:spacing w:before="0" w:beforeAutospacing="0" w:after="0" w:afterAutospacing="0"/>
+        <w:rPr>
+          <w:lang w:val="ru-RU"/>
+        </w:rPr>
+      </w:pPr>
+    </w:p>
+    <w:tbl>
+      <w:tblPr>
+        <w:tblW w:w="0" w:type="auto"/>
+        <w:tblCellSpacing w:w="15" w:type="dxa"/>
+        <w:tblBorders>
+          <w:top w:val="single" w:sz="4" w:space="0" w:color="auto"/>
+          <w:left w:val="single" w:sz="4" w:space="0" w:color="auto"/>
+          <w:bottom w:val="single" w:sz="4" w:space="0" w:color="auto"/>
+          <w:right w:val="single" w:sz="4" w:space="0" w:color="auto"/>
+          <w:insideH w:val="single" w:sz="4" w:space="0" w:color="auto"/>
+          <w:insideV w:val="single" w:sz="4" w:space="0" w:color="auto"/>
+        </w:tblBorders>
+        <w:tblCellMar>
+          <w:top w:w="15" w:type="dxa"/>
+          <w:left w:w="15" w:type="dxa"/>
+          <w:bottom w:w="15" w:type="dxa"/>
+          <w:right w:w="15" w:type="dxa"/>
+        </w:tblCellMar>
+        <w:tblLook w:val="04A0" w:firstRow="1" w:lastRow="0" w:firstColumn="1" w:lastColumn="0" w:noHBand="0" w:noVBand="1"/>
+      </w:tblPr>
+      <w:tblGrid>
+        <w:gridCol w:w="1301"/>
+        <w:gridCol w:w="2284"/>
+        <w:gridCol w:w="3143"/>
+        <w:gridCol w:w="789"/>
+      </w:tblGrid>
+      <w:tr>
+        <w:trPr>
+          <w:tblHeader/>
+          <w:tblCellSpacing w:w="15" w:type="dxa"/>
+        </w:trPr>
+        <w:tc>
+          <w:tcPr>
+            <w:tcW w:w="0" w:type="auto"/>
+            <w:gridSpan w:val="4"/>
+            <w:vAlign w:val="center"/>
+          </w:tcPr>
+          <w:p>
+            <w:pPr>
+              <w:jc w:val="center"/>
+              <w:rPr>
+                <w:rFonts w:ascii="Times New Roman" w:hAnsi="Times New Roman" w:cs="Times New Roman"/>
+                <w:b/>
+                <w:bCs/>
+              </w:rPr>
+            </w:pPr>
+            <w:r>
+              <w:rPr>
+                <w:rFonts w:ascii="Times New Roman" w:hAnsi="Times New Roman" w:cs="Times New Roman"/>
+                <w:b/>
+                <w:bCs/>
+              </w:rPr>
+              <w:t xml:space="preserve">ПОКУПКА </w:t>
+            </w:r>
+            <w:r>
+              <w:rPr>
+                <w:rFonts w:ascii="Times New Roman" w:hAnsi="Times New Roman" w:cs="Times New Roman"/>
+                <w:b/>
+                <w:bCs/>
+              </w:rPr>
+              <w:t>ИВАНА (АКО ПОКУПКА БИЛЕТА)</w:t>
+            </w:r>
+          </w:p>
+        </w:tc>
+      </w:tr>
+      <w:tr>
+        <w:trPr>
+          <w:tblHeader/>
+          <w:tblCellSpacing w:w="15" w:type="dxa"/>
+        </w:trPr>
+        <w:tc>
+          <w:tcPr>
+            <w:tcW w:w="0" w:type="auto"/>
+            <w:vAlign w:val="center"/>
+            <w:hideMark/>
+          </w:tcPr>
+          <w:p>
+            <w:pPr>
+              <w:jc w:val="center"/>
+              <w:rPr>
+                <w:rFonts w:ascii="Times New Roman" w:hAnsi="Times New Roman" w:cs="Times New Roman"/>
+                <w:b/>
+                <w:bCs/>
+                <w:sz w:val="24"/>
+                <w:szCs w:val="24"/>
+              </w:rPr>
+            </w:pPr>
+            <w:r>
+              <w:rPr>
+                <w:rFonts w:ascii="Times New Roman" w:hAnsi="Times New Roman" w:cs="Times New Roman"/>
+                <w:b/>
+                <w:bCs/>
+                <w:sz w:val="24"/>
+                <w:szCs w:val="24"/>
+              </w:rPr>
+              <w:t>Имя слота</w:t>
+            </w:r>
+          </w:p>
+        </w:tc>
+        <w:tc>
+          <w:tcPr>
+            <w:tcW w:w="0" w:type="auto"/>
+            <w:vAlign w:val="center"/>
+            <w:hideMark/>
+          </w:tcPr>
+          <w:p>
+            <w:pPr>
+              <w:jc w:val="center"/>
+              <w:rPr>
+                <w:rFonts w:ascii="Times New Roman" w:hAnsi="Times New Roman" w:cs="Times New Roman"/>
+                <w:b/>
+                <w:bCs/>
+                <w:sz w:val="24"/>
+                <w:szCs w:val="24"/>
+              </w:rPr>
+            </w:pPr>
+            <w:r>
+              <w:rPr>
+                <w:rFonts w:ascii="Times New Roman" w:hAnsi="Times New Roman" w:cs="Times New Roman"/>
+                <w:b/>
+                <w:bCs/>
+                <w:sz w:val="24"/>
+                <w:szCs w:val="24"/>
+              </w:rPr>
+              <w:t>Значение слота</w:t>
+            </w:r>
+          </w:p>
+        </w:tc>
+        <w:tc>
+          <w:tcPr>
+            <w:tcW w:w="0" w:type="auto"/>
+            <w:vAlign w:val="center"/>
+            <w:hideMark/>
+          </w:tcPr>
+          <w:p>
+            <w:pPr>
+              <w:jc w:val="center"/>
+              <w:rPr>
+                <w:rFonts w:ascii="Times New Roman" w:hAnsi="Times New Roman" w:cs="Times New Roman"/>
+                <w:b/>
+                <w:bCs/>
+                <w:sz w:val="24"/>
+                <w:szCs w:val="24"/>
+              </w:rPr>
+            </w:pPr>
+            <w:r>
+              <w:rPr>
+                <w:rFonts w:ascii="Times New Roman" w:hAnsi="Times New Roman" w:cs="Times New Roman"/>
+                <w:b/>
+                <w:bCs/>
+                <w:sz w:val="24"/>
+                <w:szCs w:val="24"/>
+              </w:rPr>
+              <w:t>Способ получения значения</w:t>
+            </w:r>
+          </w:p>
+        </w:tc>
+        <w:tc>
+          <w:tcPr>
+            <w:tcW w:w="0" w:type="auto"/>
+            <w:vAlign w:val="center"/>
+            <w:hideMark/>
+          </w:tcPr>
+          <w:p>
+            <w:pPr>
+              <w:jc w:val="center"/>
+              <w:rPr>
+                <w:rFonts w:ascii="Times New Roman" w:hAnsi="Times New Roman" w:cs="Times New Roman"/>
+                <w:b/>
+                <w:bCs/>
+                <w:sz w:val="24"/>
+                <w:szCs w:val="24"/>
+              </w:rPr>
+            </w:pPr>
+            <w:r>
+              <w:rPr>
+                <w:rFonts w:ascii="Times New Roman" w:hAnsi="Times New Roman" w:cs="Times New Roman"/>
+                <w:b/>
+                <w:bCs/>
+                <w:sz w:val="24"/>
+                <w:szCs w:val="24"/>
+              </w:rPr>
+              <w:t>Демон</w:t>
+            </w:r>
+          </w:p>
+        </w:tc>
+      </w:tr>
+      <w:tr>
+        <w:trPr>
+          <w:tblCellSpacing w:w="15" w:type="dxa"/>
+        </w:trPr>
+        <w:tc>
+          <w:tcPr>
+            <w:tcW w:w="0" w:type="auto"/>
+            <w:vAlign w:val="center"/>
+            <w:hideMark/>
+          </w:tcPr>
+          <w:p>
+            <w:pPr>
+              <w:jc w:val="center"/>
+              <w:rPr>
+                <w:rFonts w:ascii="Times New Roman" w:hAnsi="Times New Roman" w:cs="Times New Roman"/>
+                <w:sz w:val="24"/>
+                <w:szCs w:val="24"/>
+              </w:rPr>
+            </w:pPr>
+            <w:r>
+              <w:rPr>
+                <w:rFonts w:ascii="Times New Roman" w:hAnsi="Times New Roman" w:cs="Times New Roman"/>
+                <w:sz w:val="24"/>
+                <w:szCs w:val="24"/>
+              </w:rPr>
+              <w:t>Поезд</w:t>
+            </w:r>
+          </w:p>
+        </w:tc>
+        <w:tc>
+          <w:tcPr>
+            <w:tcW w:w="0" w:type="auto"/>
+            <w:vAlign w:val="center"/>
+            <w:hideMark/>
+          </w:tcPr>
+          <w:p>
+            <w:pPr>
+              <w:jc w:val="center"/>
+              <w:rPr>
+                <w:rFonts w:ascii="Times New Roman" w:hAnsi="Times New Roman" w:cs="Times New Roman"/>
+                <w:sz w:val="24"/>
+                <w:szCs w:val="24"/>
+              </w:rPr>
+            </w:pPr>
+            <w:r>
+              <w:rPr>
+                <w:rStyle w:val="aa"/>
+                <w:rFonts w:ascii="Times New Roman" w:hAnsi="Times New Roman" w:cs="Times New Roman"/>
+              </w:rPr>
+              <w:t>ЭЛЕКТРОПОЕЗД ЭП</w:t>
+            </w:r>
+          </w:p>
+        </w:tc>
+        <w:tc>
+          <w:tcPr>
+            <w:tcW w:w="0" w:type="auto"/>
+            <w:vAlign w:val="center"/>
+            <w:hideMark/>
+          </w:tcPr>
+          <w:p>
+            <w:pPr>
+              <w:jc w:val="center"/>
+              <w:rPr>
+                <w:rFonts w:ascii="Times New Roman" w:hAnsi="Times New Roman" w:cs="Times New Roman"/>
+                <w:sz w:val="24"/>
+                <w:szCs w:val="24"/>
+              </w:rPr>
+            </w:pPr>
+            <w:r>
+              <w:rPr>
+                <w:rFonts w:ascii="Times New Roman" w:hAnsi="Times New Roman" w:cs="Times New Roman"/>
+                <w:sz w:val="24"/>
+                <w:szCs w:val="24"/>
+              </w:rPr>
+              <w:t>И</w:t>
+            </w:r>
+            <w:r>
+              <w:rPr>
+                <w:rFonts w:ascii="Times New Roman" w:hAnsi="Times New Roman" w:cs="Times New Roman"/>
+                <w:sz w:val="24"/>
+                <w:szCs w:val="24"/>
+              </w:rPr>
+              <w:t>з внешних источников</w:t>
+            </w:r>
+          </w:p>
+        </w:tc>
+        <w:tc>
+          <w:tcPr>
+            <w:tcW w:w="0" w:type="auto"/>
+            <w:vAlign w:val="center"/>
+            <w:hideMark/>
+          </w:tcPr>
+          <w:p>
+            <w:pPr>
+              <w:jc w:val="center"/>
+              <w:rPr>
+                <w:rFonts w:ascii="Times New Roman" w:hAnsi="Times New Roman" w:cs="Times New Roman"/>
+                <w:sz w:val="24"/>
+                <w:szCs w:val="24"/>
+              </w:rPr>
+            </w:pPr>
+          </w:p>
+        </w:tc>
+      </w:tr>
+      <w:tr>
+        <w:trPr>
+          <w:tblCellSpacing w:w="15" w:type="dxa"/>
+        </w:trPr>
+        <w:tc>
+          <w:tcPr>
+            <w:tcW w:w="0" w:type="auto"/>
+            <w:vAlign w:val="center"/>
+          </w:tcPr>
+          <w:p>
+            <w:pPr>
+              <w:jc w:val="center"/>
+              <w:rPr>
+                <w:rFonts w:ascii="Times New Roman" w:hAnsi="Times New Roman" w:cs="Times New Roman"/>
+                <w:sz w:val="24"/>
+                <w:szCs w:val="24"/>
+              </w:rPr>
+            </w:pPr>
+            <w:r>
+              <w:rPr>
+                <w:rFonts w:ascii="Times New Roman" w:hAnsi="Times New Roman" w:cs="Times New Roman"/>
+                <w:sz w:val="24"/>
+                <w:szCs w:val="24"/>
+              </w:rPr>
+              <w:t>Цена</w:t>
+            </w:r>
+          </w:p>
+        </w:tc>
+        <w:tc>
+          <w:tcPr>
+            <w:tcW w:w="0" w:type="auto"/>
+            <w:vAlign w:val="center"/>
+          </w:tcPr>
+          <w:p>
+            <w:pPr>
+              <w:jc w:val="center"/>
+              <w:rPr>
+                <w:rFonts w:ascii="Times New Roman" w:hAnsi="Times New Roman" w:cs="Times New Roman"/>
+                <w:sz w:val="24"/>
+                <w:szCs w:val="24"/>
+              </w:rPr>
+            </w:pPr>
+            <w:r>
+              <w:rPr>
+                <w:rFonts w:ascii="Times New Roman" w:hAnsi="Times New Roman" w:cs="Times New Roman"/>
+                <w:sz w:val="24"/>
+                <w:szCs w:val="24"/>
+              </w:rPr>
+              <w:t>3.5 бел.руб.</w:t>
+            </w:r>
+          </w:p>
+        </w:tc>
+        <w:tc>
+          <w:tcPr>
+            <w:tcW w:w="0" w:type="auto"/>
+            <w:vAlign w:val="center"/>
+          </w:tcPr>
+          <w:p>
+            <w:pPr>
+              <w:jc w:val="center"/>
+              <w:rPr>
+                <w:rFonts w:ascii="Times New Roman" w:hAnsi="Times New Roman" w:cs="Times New Roman"/>
+                <w:sz w:val="24"/>
+                <w:szCs w:val="24"/>
+              </w:rPr>
+            </w:pPr>
+            <w:r>
+              <w:rPr>
+                <w:rFonts w:ascii="Times New Roman" w:hAnsi="Times New Roman" w:cs="Times New Roman"/>
+                <w:sz w:val="24"/>
+                <w:szCs w:val="24"/>
+              </w:rPr>
+              <w:t>И</w:t>
+            </w:r>
+            <w:r>
+              <w:rPr>
+                <w:rFonts w:ascii="Times New Roman" w:hAnsi="Times New Roman" w:cs="Times New Roman"/>
+                <w:sz w:val="24"/>
+                <w:szCs w:val="24"/>
+              </w:rPr>
+              <w:t>з внешних источников</w:t>
+            </w:r>
+          </w:p>
+        </w:tc>
+        <w:tc>
+          <w:tcPr>
+            <w:tcW w:w="0" w:type="auto"/>
+            <w:vAlign w:val="center"/>
+          </w:tcPr>
+          <w:p>
+            <w:pPr>
+              <w:jc w:val="center"/>
+              <w:rPr>
+                <w:rFonts w:ascii="Times New Roman" w:hAnsi="Times New Roman" w:cs="Times New Roman"/>
+                <w:sz w:val="24"/>
+                <w:szCs w:val="24"/>
+              </w:rPr>
+            </w:pPr>
+          </w:p>
+        </w:tc>
+      </w:tr>
+      <w:tr>
+        <w:trPr>
+          <w:tblCellSpacing w:w="15" w:type="dxa"/>
+        </w:trPr>
+        <w:tc>
+          <w:tcPr>
+            <w:tcW w:w="0" w:type="auto"/>
+            <w:vAlign w:val="center"/>
+          </w:tcPr>
+          <w:p>
+            <w:pPr>
+              <w:jc w:val="center"/>
+              <w:rPr>
+                <w:rFonts w:ascii="Times New Roman" w:hAnsi="Times New Roman" w:cs="Times New Roman"/>
+                <w:sz w:val="24"/>
+                <w:szCs w:val="24"/>
+              </w:rPr>
+            </w:pPr>
+            <w:r>
+              <w:rPr>
+                <w:rFonts w:ascii="Times New Roman" w:hAnsi="Times New Roman" w:cs="Times New Roman"/>
+                <w:sz w:val="24"/>
+                <w:szCs w:val="24"/>
+              </w:rPr>
+              <w:t>Продавец</w:t>
+            </w:r>
+          </w:p>
+        </w:tc>
+        <w:tc>
+          <w:tcPr>
+            <w:tcW w:w="0" w:type="auto"/>
+            <w:vAlign w:val="center"/>
+          </w:tcPr>
+          <w:p>
+            <w:pPr>
+              <w:jc w:val="center"/>
+              <w:rPr>
+                <w:rFonts w:ascii="Times New Roman" w:hAnsi="Times New Roman" w:cs="Times New Roman"/>
+                <w:b/>
+                <w:bCs/>
+                <w:sz w:val="24"/>
+                <w:szCs w:val="24"/>
+              </w:rPr>
+            </w:pPr>
+            <w:r>
+              <w:rPr>
+                <w:rFonts w:ascii="Times New Roman" w:hAnsi="Times New Roman" w:cs="Times New Roman"/>
+                <w:b/>
+                <w:bCs/>
+                <w:sz w:val="24"/>
+                <w:szCs w:val="24"/>
+              </w:rPr>
+              <w:t>МАРИЯ</w:t>
+            </w:r>
+          </w:p>
+        </w:tc>
+        <w:tc>
+          <w:tcPr>
+            <w:tcW w:w="0" w:type="auto"/>
+            <w:vAlign w:val="center"/>
+            <w:hideMark/>
+          </w:tcPr>
+          <w:p>
+            <w:pPr>
+              <w:jc w:val="center"/>
+              <w:rPr>
+                <w:rFonts w:ascii="Times New Roman" w:hAnsi="Times New Roman" w:cs="Times New Roman"/>
+                <w:sz w:val="24"/>
+                <w:szCs w:val="24"/>
+              </w:rPr>
+            </w:pPr>
+            <w:r>
+              <w:rPr>
+                <w:rFonts w:ascii="Times New Roman" w:hAnsi="Times New Roman" w:cs="Times New Roman"/>
+                <w:sz w:val="24"/>
+                <w:szCs w:val="24"/>
+              </w:rPr>
+              <w:t>И</w:t>
+            </w:r>
+            <w:r>
+              <w:rPr>
+                <w:rFonts w:ascii="Times New Roman" w:hAnsi="Times New Roman" w:cs="Times New Roman"/>
+                <w:sz w:val="24"/>
+                <w:szCs w:val="24"/>
+              </w:rPr>
+              <w:t>з внешних источников</w:t>
+            </w:r>
+          </w:p>
+        </w:tc>
+        <w:tc>
+          <w:tcPr>
+            <w:tcW w:w="0" w:type="auto"/>
+            <w:vAlign w:val="center"/>
+            <w:hideMark/>
+          </w:tcPr>
+          <w:p>
+            <w:pPr>
+              <w:jc w:val="center"/>
+              <w:rPr>
+                <w:rFonts w:ascii="Times New Roman" w:hAnsi="Times New Roman" w:cs="Times New Roman"/>
+                <w:sz w:val="24"/>
+                <w:szCs w:val="24"/>
+              </w:rPr>
+            </w:pPr>
+          </w:p>
+        </w:tc>
+      </w:tr>
+      <w:tr>
+        <w:trPr>
+          <w:tblCellSpacing w:w="15" w:type="dxa"/>
+        </w:trPr>
+        <w:tc>
+          <w:tcPr>
+            <w:tcW w:w="0" w:type="auto"/>
+            <w:vAlign w:val="center"/>
+          </w:tcPr>
+          <w:p>
+            <w:pPr>
+              <w:jc w:val="center"/>
+              <w:rPr>
+                <w:rFonts w:ascii="Times New Roman" w:hAnsi="Times New Roman" w:cs="Times New Roman"/>
+                <w:sz w:val="24"/>
+                <w:szCs w:val="24"/>
+              </w:rPr>
+            </w:pPr>
+            <w:r>
+              <w:rPr>
+                <w:rFonts w:ascii="Times New Roman" w:hAnsi="Times New Roman" w:cs="Times New Roman"/>
+                <w:sz w:val="24"/>
+                <w:szCs w:val="24"/>
+              </w:rPr>
+              <w:t>Покупатель</w:t>
+            </w:r>
+          </w:p>
+        </w:tc>
+        <w:tc>
+          <w:tcPr>
+            <w:tcW w:w="0" w:type="auto"/>
+            <w:vAlign w:val="center"/>
+          </w:tcPr>
+          <w:p>
+            <w:pPr>
+              <w:jc w:val="center"/>
+              <w:rPr>
+                <w:rFonts w:ascii="Times New Roman" w:hAnsi="Times New Roman" w:cs="Times New Roman"/>
+                <w:b/>
+                <w:bCs/>
+                <w:sz w:val="24"/>
+                <w:szCs w:val="24"/>
+              </w:rPr>
+            </w:pPr>
+            <w:r>
+              <w:rPr>
+                <w:rFonts w:ascii="Times New Roman" w:hAnsi="Times New Roman" w:cs="Times New Roman"/>
+                <w:b/>
+                <w:bCs/>
+                <w:sz w:val="24"/>
+                <w:szCs w:val="24"/>
+              </w:rPr>
+              <w:t>ИВАН</w:t>
+            </w:r>
+          </w:p>
+        </w:tc>
+        <w:tc>
+          <w:tcPr>
+            <w:tcW w:w="0" w:type="auto"/>
+            <w:vAlign w:val="center"/>
+          </w:tcPr>
+          <w:p>
+            <w:pPr>
+              <w:jc w:val="center"/>
+              <w:rPr>
+                <w:rFonts w:ascii="Times New Roman" w:hAnsi="Times New Roman" w:cs="Times New Roman"/>
+                <w:sz w:val="24"/>
+                <w:szCs w:val="24"/>
+              </w:rPr>
+            </w:pPr>
+            <w:r>
+              <w:rPr>
+                <w:rFonts w:ascii="Times New Roman" w:hAnsi="Times New Roman" w:cs="Times New Roman"/>
+                <w:sz w:val="24"/>
+                <w:szCs w:val="24"/>
+              </w:rPr>
+              <w:t>Из внешних источников</w:t>
+            </w:r>
+          </w:p>
+        </w:tc>
+        <w:tc>
+          <w:tcPr>
+            <w:tcW w:w="0" w:type="auto"/>
+            <w:vAlign w:val="center"/>
+          </w:tcPr>
+          <w:p>
+            <w:pPr>
+              <w:jc w:val="center"/>
+              <w:rPr>
+                <w:rFonts w:ascii="Times New Roman" w:hAnsi="Times New Roman" w:cs="Times New Roman"/>
+                <w:sz w:val="24"/>
+                <w:szCs w:val="24"/>
+              </w:rPr>
+            </w:pPr>
+          </w:p>
+        </w:tc>
+      </w:tr>
+    </w:tbl>
+    <w:p>
+      <w:pPr>
+        <w:ind w:left="-426"/>
+        <w:jc w:val="both"/>
+        <w:rPr>
+          <w:rFonts w:ascii="Times New Roman" w:hAnsi="Times New Roman" w:cs="Times New Roman"/>
+          <w:i/>
+          <w:sz w:val="28"/>
+          <w:szCs w:val="28"/>
+        </w:rPr>
+      </w:pPr>
+    </w:p>
+    <w:tbl>
+      <w:tblPr>
+        <w:tblW w:w="0" w:type="auto"/>
+        <w:tblCellSpacing w:w="15" w:type="dxa"/>
+        <w:tblBorders>
+          <w:top w:val="single" w:sz="4" w:space="0" w:color="auto"/>
+          <w:left w:val="single" w:sz="4" w:space="0" w:color="auto"/>
+          <w:bottom w:val="single" w:sz="4" w:space="0" w:color="auto"/>
+          <w:right w:val="single" w:sz="4" w:space="0" w:color="auto"/>
+          <w:insideH w:val="single" w:sz="4" w:space="0" w:color="auto"/>
+          <w:insideV w:val="single" w:sz="4" w:space="0" w:color="auto"/>
+        </w:tblBorders>
+        <w:tblCellMar>
+          <w:top w:w="15" w:type="dxa"/>
+          <w:left w:w="15" w:type="dxa"/>
+          <w:bottom w:w="15" w:type="dxa"/>
+          <w:right w:w="15" w:type="dxa"/>
+        </w:tblCellMar>
+        <w:tblLook w:val="04A0" w:firstRow="1" w:lastRow="0" w:firstColumn="1" w:lastColumn="0" w:noHBand="0" w:noVBand="1"/>
+      </w:tblPr>
+      <w:tblGrid>
+        <w:gridCol w:w="1301"/>
+        <w:gridCol w:w="2107"/>
+        <w:gridCol w:w="3143"/>
+        <w:gridCol w:w="789"/>
+      </w:tblGrid>
+      <w:tr>
+        <w:trPr>
+          <w:tblHeader/>
+          <w:tblCellSpacing w:w="15" w:type="dxa"/>
+        </w:trPr>
+        <w:tc>
+          <w:tcPr>
+            <w:tcW w:w="0" w:type="auto"/>
+            <w:gridSpan w:val="4"/>
+            <w:vAlign w:val="center"/>
+          </w:tcPr>
+          <w:p>
+            <w:pPr>
+              <w:jc w:val="center"/>
+              <w:rPr>
+                <w:rFonts w:ascii="Times New Roman" w:hAnsi="Times New Roman" w:cs="Times New Roman"/>
+                <w:b/>
+                <w:bCs/>
+              </w:rPr>
+            </w:pPr>
+            <w:r>
+              <w:rPr>
+                <w:rFonts w:ascii="Times New Roman" w:hAnsi="Times New Roman" w:cs="Times New Roman"/>
+                <w:b/>
+                <w:bCs/>
+              </w:rPr>
+              <w:t xml:space="preserve">ПОКУПКА </w:t>
+            </w:r>
+            <w:r>
+              <w:rPr>
+                <w:rFonts w:ascii="Times New Roman" w:hAnsi="Times New Roman" w:cs="Times New Roman"/>
+                <w:b/>
+                <w:bCs/>
+              </w:rPr>
+              <w:t>НИКИТЫ</w:t>
+            </w:r>
+            <w:r>
+              <w:rPr>
+                <w:rFonts w:ascii="Times New Roman" w:hAnsi="Times New Roman" w:cs="Times New Roman"/>
+                <w:b/>
+                <w:bCs/>
+              </w:rPr>
+              <w:t xml:space="preserve"> (АКО ПОКУПКА БИЛЕТА)</w:t>
+            </w:r>
+          </w:p>
+        </w:tc>
+      </w:tr>
+      <w:tr>
+        <w:trPr>
+          <w:tblHeader/>
+          <w:tblCellSpacing w:w="15" w:type="dxa"/>
+        </w:trPr>
+        <w:tc>
+          <w:tcPr>
+            <w:tcW w:w="0" w:type="auto"/>
+            <w:vAlign w:val="center"/>
+            <w:hideMark/>
+          </w:tcPr>
+          <w:p>
+            <w:pPr>
+              <w:jc w:val="center"/>
+              <w:rPr>
+                <w:rFonts w:ascii="Times New Roman" w:hAnsi="Times New Roman" w:cs="Times New Roman"/>
+                <w:b/>
+                <w:bCs/>
+                <w:sz w:val="24"/>
+                <w:szCs w:val="24"/>
+              </w:rPr>
+            </w:pPr>
+            <w:r>
+              <w:rPr>
+                <w:rFonts w:ascii="Times New Roman" w:hAnsi="Times New Roman" w:cs="Times New Roman"/>
+                <w:b/>
+                <w:bCs/>
+                <w:sz w:val="24"/>
+                <w:szCs w:val="24"/>
+              </w:rPr>
+              <w:t>Имя слота</w:t>
+            </w:r>
+          </w:p>
+        </w:tc>
+        <w:tc>
+          <w:tcPr>
+            <w:tcW w:w="0" w:type="auto"/>
+            <w:vAlign w:val="center"/>
+            <w:hideMark/>
+          </w:tcPr>
+          <w:p>
+            <w:pPr>
+              <w:jc w:val="center"/>
+              <w:rPr>
+                <w:rFonts w:ascii="Times New Roman" w:hAnsi="Times New Roman" w:cs="Times New Roman"/>
+                <w:b/>
+                <w:bCs/>
+                <w:sz w:val="24"/>
+                <w:szCs w:val="24"/>
+              </w:rPr>
+            </w:pPr>
+            <w:r>
+              <w:rPr>
+                <w:rFonts w:ascii="Times New Roman" w:hAnsi="Times New Roman" w:cs="Times New Roman"/>
+                <w:b/>
+                <w:bCs/>
+                <w:sz w:val="24"/>
+                <w:szCs w:val="24"/>
+              </w:rPr>
+              <w:t>Значение слота</w:t>
+            </w:r>
+          </w:p>
+        </w:tc>
+        <w:tc>
+          <w:tcPr>
+            <w:tcW w:w="0" w:type="auto"/>
+            <w:vAlign w:val="center"/>
+            <w:hideMark/>
+          </w:tcPr>
+          <w:p>
+            <w:pPr>
+              <w:jc w:val="center"/>
+              <w:rPr>
+                <w:rFonts w:ascii="Times New Roman" w:hAnsi="Times New Roman" w:cs="Times New Roman"/>
+                <w:b/>
+                <w:bCs/>
+                <w:sz w:val="24"/>
+                <w:szCs w:val="24"/>
+              </w:rPr>
+            </w:pPr>
+            <w:r>
+              <w:rPr>
+                <w:rFonts w:ascii="Times New Roman" w:hAnsi="Times New Roman" w:cs="Times New Roman"/>
+                <w:b/>
+                <w:bCs/>
+                <w:sz w:val="24"/>
+                <w:szCs w:val="24"/>
+              </w:rPr>
+              <w:t>Способ получения значения</w:t>
+            </w:r>
+          </w:p>
+        </w:tc>
+        <w:tc>
+          <w:tcPr>
+            <w:tcW w:w="0" w:type="auto"/>
+            <w:vAlign w:val="center"/>
+            <w:hideMark/>
+          </w:tcPr>
+          <w:p>
+            <w:pPr>
+              <w:jc w:val="center"/>
+              <w:rPr>
+                <w:rFonts w:ascii="Times New Roman" w:hAnsi="Times New Roman" w:cs="Times New Roman"/>
+                <w:b/>
+                <w:bCs/>
+                <w:sz w:val="24"/>
+                <w:szCs w:val="24"/>
+              </w:rPr>
+            </w:pPr>
+            <w:r>
+              <w:rPr>
+                <w:rFonts w:ascii="Times New Roman" w:hAnsi="Times New Roman" w:cs="Times New Roman"/>
+                <w:b/>
+                <w:bCs/>
+                <w:sz w:val="24"/>
+                <w:szCs w:val="24"/>
+              </w:rPr>
+              <w:t>Демон</w:t>
+            </w:r>
+          </w:p>
+        </w:tc>
+      </w:tr>
+      <w:tr>
+        <w:trPr>
+          <w:tblCellSpacing w:w="15" w:type="dxa"/>
+        </w:trPr>
+        <w:tc>
+          <w:tcPr>
+            <w:tcW w:w="0" w:type="auto"/>
+            <w:vAlign w:val="center"/>
+            <w:hideMark/>
+          </w:tcPr>
+          <w:p>
+            <w:pPr>
+              <w:jc w:val="center"/>
+              <w:rPr>
+                <w:rFonts w:ascii="Times New Roman" w:hAnsi="Times New Roman" w:cs="Times New Roman"/>
+                <w:sz w:val="24"/>
+                <w:szCs w:val="24"/>
+              </w:rPr>
+            </w:pPr>
+            <w:r>
+              <w:rPr>
+                <w:rFonts w:ascii="Times New Roman" w:hAnsi="Times New Roman" w:cs="Times New Roman"/>
+                <w:sz w:val="24"/>
+                <w:szCs w:val="24"/>
+              </w:rPr>
+              <w:t>Поезд</w:t>
+            </w:r>
+          </w:p>
+        </w:tc>
+        <w:tc>
+          <w:tcPr>
+            <w:tcW w:w="0" w:type="auto"/>
+            <w:vAlign w:val="center"/>
+            <w:hideMark/>
+          </w:tcPr>
+          <w:p>
+            <w:pPr>
+              <w:jc w:val="center"/>
+              <w:rPr>
+                <w:rFonts w:ascii="Times New Roman" w:hAnsi="Times New Roman" w:cs="Times New Roman"/>
+                <w:sz w:val="24"/>
+                <w:szCs w:val="24"/>
+              </w:rPr>
+            </w:pPr>
+            <w:r>
+              <w:rPr>
+                <w:rStyle w:val="aa"/>
+                <w:rFonts w:ascii="Times New Roman" w:hAnsi="Times New Roman" w:cs="Times New Roman"/>
+              </w:rPr>
+              <w:t>ДИЗЕЛЬПОЕЗД</w:t>
+            </w:r>
+            <w:r>
+              <w:rPr>
+                <w:rStyle w:val="aa"/>
+                <w:rFonts w:ascii="Times New Roman" w:hAnsi="Times New Roman" w:cs="Times New Roman"/>
+              </w:rPr>
+              <w:t xml:space="preserve"> ЭП</w:t>
+            </w:r>
+          </w:p>
+        </w:tc>
+        <w:tc>
+          <w:tcPr>
+            <w:tcW w:w="0" w:type="auto"/>
+            <w:vAlign w:val="center"/>
+            <w:hideMark/>
+          </w:tcPr>
+          <w:p>
+            <w:pPr>
+              <w:jc w:val="center"/>
+              <w:rPr>
+                <w:rFonts w:ascii="Times New Roman" w:hAnsi="Times New Roman" w:cs="Times New Roman"/>
+                <w:sz w:val="24"/>
+                <w:szCs w:val="24"/>
+              </w:rPr>
+            </w:pPr>
+            <w:r>
+              <w:rPr>
+                <w:rFonts w:ascii="Times New Roman" w:hAnsi="Times New Roman" w:cs="Times New Roman"/>
+                <w:sz w:val="24"/>
+                <w:szCs w:val="24"/>
+              </w:rPr>
+              <w:t>И</w:t>
+            </w:r>
+            <w:r>
+              <w:rPr>
+                <w:rFonts w:ascii="Times New Roman" w:hAnsi="Times New Roman" w:cs="Times New Roman"/>
+                <w:sz w:val="24"/>
+                <w:szCs w:val="24"/>
+              </w:rPr>
+              <w:t>з внешних источников</w:t>
+            </w:r>
+          </w:p>
+        </w:tc>
+        <w:tc>
+          <w:tcPr>
+            <w:tcW w:w="0" w:type="auto"/>
+            <w:vAlign w:val="center"/>
+            <w:hideMark/>
+          </w:tcPr>
+          <w:p>
+            <w:pPr>
+              <w:jc w:val="center"/>
+              <w:rPr>
+                <w:rFonts w:ascii="Times New Roman" w:hAnsi="Times New Roman" w:cs="Times New Roman"/>
+                <w:sz w:val="24"/>
+                <w:szCs w:val="24"/>
+              </w:rPr>
+            </w:pPr>
+          </w:p>
+        </w:tc>
+      </w:tr>
+      <w:tr>
+        <w:trPr>
+          <w:tblCellSpacing w:w="15" w:type="dxa"/>
+        </w:trPr>
+        <w:tc>
+          <w:tcPr>
+            <w:tcW w:w="0" w:type="auto"/>
+            <w:vAlign w:val="center"/>
+          </w:tcPr>
+          <w:p>
+            <w:pPr>
+              <w:jc w:val="center"/>
+              <w:rPr>
+                <w:rFonts w:ascii="Times New Roman" w:hAnsi="Times New Roman" w:cs="Times New Roman"/>
+                <w:sz w:val="24"/>
+                <w:szCs w:val="24"/>
+              </w:rPr>
+            </w:pPr>
+            <w:r>
+              <w:rPr>
+                <w:rFonts w:ascii="Times New Roman" w:hAnsi="Times New Roman" w:cs="Times New Roman"/>
+                <w:sz w:val="24"/>
+                <w:szCs w:val="24"/>
+              </w:rPr>
+              <w:t>Цена</w:t>
+            </w:r>
+          </w:p>
+        </w:tc>
+        <w:tc>
+          <w:tcPr>
+            <w:tcW w:w="0" w:type="auto"/>
+            <w:vAlign w:val="center"/>
+          </w:tcPr>
+          <w:p>
+            <w:pPr>
+              <w:jc w:val="center"/>
+              <w:rPr>
+                <w:rFonts w:ascii="Times New Roman" w:hAnsi="Times New Roman" w:cs="Times New Roman"/>
+                <w:sz w:val="24"/>
+                <w:szCs w:val="24"/>
+              </w:rPr>
+            </w:pPr>
+            <w:r>
+              <w:rPr>
+                <w:rFonts w:ascii="Times New Roman" w:hAnsi="Times New Roman" w:cs="Times New Roman"/>
+                <w:sz w:val="24"/>
+                <w:szCs w:val="24"/>
+              </w:rPr>
+              <w:t>24</w:t>
+            </w:r>
+            <w:r>
+              <w:rPr>
+                <w:rFonts w:ascii="Times New Roman" w:hAnsi="Times New Roman" w:cs="Times New Roman"/>
+                <w:sz w:val="24"/>
+                <w:szCs w:val="24"/>
+              </w:rPr>
+              <w:t xml:space="preserve"> бел.руб.</w:t>
+            </w:r>
+          </w:p>
+        </w:tc>
+        <w:tc>
+          <w:tcPr>
+            <w:tcW w:w="0" w:type="auto"/>
+            <w:vAlign w:val="center"/>
+          </w:tcPr>
+          <w:p>
+            <w:pPr>
+              <w:jc w:val="center"/>
+              <w:rPr>
+                <w:rFonts w:ascii="Times New Roman" w:hAnsi="Times New Roman" w:cs="Times New Roman"/>
+                <w:sz w:val="24"/>
+                <w:szCs w:val="24"/>
+              </w:rPr>
+            </w:pPr>
+            <w:r>
+              <w:rPr>
+                <w:rFonts w:ascii="Times New Roman" w:hAnsi="Times New Roman" w:cs="Times New Roman"/>
+                <w:sz w:val="24"/>
+                <w:szCs w:val="24"/>
+              </w:rPr>
+              <w:t>И</w:t>
+            </w:r>
+            <w:r>
+              <w:rPr>
+                <w:rFonts w:ascii="Times New Roman" w:hAnsi="Times New Roman" w:cs="Times New Roman"/>
+                <w:sz w:val="24"/>
+                <w:szCs w:val="24"/>
+              </w:rPr>
+              <w:t>з внешних источников</w:t>
+            </w:r>
+          </w:p>
+        </w:tc>
+        <w:tc>
+          <w:tcPr>
+            <w:tcW w:w="0" w:type="auto"/>
+            <w:vAlign w:val="center"/>
+          </w:tcPr>
+          <w:p>
+            <w:pPr>
+              <w:jc w:val="center"/>
+              <w:rPr>
+                <w:rFonts w:ascii="Times New Roman" w:hAnsi="Times New Roman" w:cs="Times New Roman"/>
+                <w:sz w:val="24"/>
+                <w:szCs w:val="24"/>
+              </w:rPr>
+            </w:pPr>
+          </w:p>
+        </w:tc>
+      </w:tr>
+      <w:tr>
+        <w:trPr>
+          <w:tblCellSpacing w:w="15" w:type="dxa"/>
+        </w:trPr>
+        <w:tc>
+          <w:tcPr>
+            <w:tcW w:w="0" w:type="auto"/>
+            <w:vAlign w:val="center"/>
+          </w:tcPr>
+          <w:p>
+            <w:pPr>
+              <w:jc w:val="center"/>
+              <w:rPr>
+                <w:rFonts w:ascii="Times New Roman" w:hAnsi="Times New Roman" w:cs="Times New Roman"/>
+                <w:sz w:val="24"/>
+                <w:szCs w:val="24"/>
+              </w:rPr>
+            </w:pPr>
+            <w:r>
+              <w:rPr>
+                <w:rFonts w:ascii="Times New Roman" w:hAnsi="Times New Roman" w:cs="Times New Roman"/>
+                <w:sz w:val="24"/>
+                <w:szCs w:val="24"/>
+              </w:rPr>
+              <w:t>Продавец</w:t>
+            </w:r>
+          </w:p>
+        </w:tc>
+        <w:tc>
+          <w:tcPr>
+            <w:tcW w:w="0" w:type="auto"/>
+            <w:vAlign w:val="center"/>
+          </w:tcPr>
+          <w:p>
+            <w:pPr>
+              <w:jc w:val="center"/>
+              <w:rPr>
+                <w:rFonts w:ascii="Times New Roman" w:hAnsi="Times New Roman" w:cs="Times New Roman"/>
+                <w:b/>
+                <w:bCs/>
+                <w:sz w:val="24"/>
+                <w:szCs w:val="24"/>
+              </w:rPr>
+            </w:pPr>
+            <w:r>
+              <w:rPr>
+                <w:rFonts w:ascii="Times New Roman" w:hAnsi="Times New Roman" w:cs="Times New Roman"/>
+                <w:b/>
+                <w:bCs/>
+                <w:sz w:val="24"/>
+                <w:szCs w:val="24"/>
+              </w:rPr>
+              <w:t>МАРИЯ</w:t>
+            </w:r>
+          </w:p>
+        </w:tc>
+        <w:tc>
+          <w:tcPr>
+            <w:tcW w:w="0" w:type="auto"/>
+            <w:vAlign w:val="center"/>
+            <w:hideMark/>
+          </w:tcPr>
+          <w:p>
+            <w:pPr>
+              <w:jc w:val="center"/>
+              <w:rPr>
+                <w:rFonts w:ascii="Times New Roman" w:hAnsi="Times New Roman" w:cs="Times New Roman"/>
+                <w:sz w:val="24"/>
+                <w:szCs w:val="24"/>
+              </w:rPr>
+            </w:pPr>
+            <w:r>
+              <w:rPr>
+                <w:rFonts w:ascii="Times New Roman" w:hAnsi="Times New Roman" w:cs="Times New Roman"/>
+                <w:sz w:val="24"/>
+                <w:szCs w:val="24"/>
+              </w:rPr>
+              <w:t>И</w:t>
+            </w:r>
+            <w:r>
+              <w:rPr>
+                <w:rFonts w:ascii="Times New Roman" w:hAnsi="Times New Roman" w:cs="Times New Roman"/>
+                <w:sz w:val="24"/>
+                <w:szCs w:val="24"/>
+              </w:rPr>
+              <w:t>з внешних источников</w:t>
+            </w:r>
+          </w:p>
+        </w:tc>
+        <w:tc>
+          <w:tcPr>
+            <w:tcW w:w="0" w:type="auto"/>
+            <w:vAlign w:val="center"/>
+            <w:hideMark/>
+          </w:tcPr>
+          <w:p>
+            <w:pPr>
+              <w:jc w:val="center"/>
+              <w:rPr>
+                <w:rFonts w:ascii="Times New Roman" w:hAnsi="Times New Roman" w:cs="Times New Roman"/>
+                <w:sz w:val="24"/>
+                <w:szCs w:val="24"/>
+              </w:rPr>
+            </w:pPr>
+          </w:p>
+        </w:tc>
+      </w:tr>
+      <w:tr>
+        <w:trPr>
+          <w:tblCellSpacing w:w="15" w:type="dxa"/>
+        </w:trPr>
+        <w:tc>
+          <w:tcPr>
+            <w:tcW w:w="0" w:type="auto"/>
+            <w:vAlign w:val="center"/>
+          </w:tcPr>
+          <w:p>
+            <w:pPr>
+              <w:jc w:val="center"/>
+              <w:rPr>
+                <w:rFonts w:ascii="Times New Roman" w:hAnsi="Times New Roman" w:cs="Times New Roman"/>
+                <w:sz w:val="24"/>
+                <w:szCs w:val="24"/>
+              </w:rPr>
+            </w:pPr>
+            <w:r>
+              <w:rPr>
+                <w:rFonts w:ascii="Times New Roman" w:hAnsi="Times New Roman" w:cs="Times New Roman"/>
+                <w:sz w:val="24"/>
+                <w:szCs w:val="24"/>
+              </w:rPr>
+              <w:t>Покупатель</w:t>
+            </w:r>
+          </w:p>
+        </w:tc>
+        <w:tc>
+          <w:tcPr>
+            <w:tcW w:w="0" w:type="auto"/>
+            <w:vAlign w:val="center"/>
+          </w:tcPr>
+          <w:p>
+            <w:pPr>
+              <w:jc w:val="center"/>
+              <w:rPr>
+                <w:rFonts w:ascii="Times New Roman" w:hAnsi="Times New Roman" w:cs="Times New Roman"/>
+                <w:b/>
+                <w:bCs/>
+                <w:sz w:val="24"/>
+                <w:szCs w:val="24"/>
+              </w:rPr>
+            </w:pPr>
+            <w:r>
+              <w:rPr>
+                <w:rFonts w:ascii="Times New Roman" w:hAnsi="Times New Roman" w:cs="Times New Roman"/>
+                <w:b/>
+                <w:bCs/>
+                <w:sz w:val="24"/>
+                <w:szCs w:val="24"/>
+              </w:rPr>
+              <w:t>НИКИТА</w:t>
+            </w:r>
+          </w:p>
+        </w:tc>
+        <w:tc>
+          <w:tcPr>
+            <w:tcW w:w="0" w:type="auto"/>
+            <w:vAlign w:val="center"/>
+          </w:tcPr>
+          <w:p>
+            <w:pPr>
+              <w:jc w:val="center"/>
+              <w:rPr>
+                <w:rFonts w:ascii="Times New Roman" w:hAnsi="Times New Roman" w:cs="Times New Roman"/>
+                <w:sz w:val="24"/>
+                <w:szCs w:val="24"/>
+              </w:rPr>
+            </w:pPr>
+            <w:r>
+              <w:rPr>
+                <w:rFonts w:ascii="Times New Roman" w:hAnsi="Times New Roman" w:cs="Times New Roman"/>
+                <w:sz w:val="24"/>
+                <w:szCs w:val="24"/>
+              </w:rPr>
+              <w:t>Из внешних источников</w:t>
+            </w:r>
+          </w:p>
+        </w:tc>
+        <w:tc>
+          <w:tcPr>
+            <w:tcW w:w="0" w:type="auto"/>
+            <w:vAlign w:val="center"/>
+          </w:tcPr>
+          <w:p>
+            <w:pPr>
+              <w:jc w:val="center"/>
               <w:rPr>
                 <w:rFonts w:ascii="Times New Roman" w:hAnsi="Times New Roman" w:cs="Times New Roman"/>
                 <w:sz w:val="24"/>
@@ -1466,6 +9680,49 @@
           <w:szCs w:val="28"/>
         </w:rPr>
       </w:pPr>
+      <w:r>
+        <w:rPr>
+          <w:rFonts w:ascii="Times New Roman" w:hAnsi="Times New Roman" w:cs="Times New Roman"/>
+          <w:i/>
+          <w:sz w:val="28"/>
+          <w:szCs w:val="28"/>
+        </w:rPr>
+        <w:drawing>
+          <wp:inline distT="0" distB="0" distL="0" distR="0" wp14:anchorId="2C31B713" wp14:editId="18E03CDE">
+            <wp:extent cx="5940425" cy="3232150"/>
+            <wp:effectExtent l="0" t="0" r="3175" b="6350"/>
+            <wp:docPr id="1" name="Рисунок 1"/>
+            <wp:cNvGraphicFramePr>
+              <a:graphicFrameLocks xmlns:a="http://schemas.openxmlformats.org/drawingml/2006/main" noChangeAspect="1"/>
+            </wp:cNvGraphicFramePr>
+            <a:graphic xmlns:a="http://schemas.openxmlformats.org/drawingml/2006/main">
+              <a:graphicData uri="http://schemas.openxmlformats.org/drawingml/2006/picture">
+                <pic:pic xmlns:pic="http://schemas.openxmlformats.org/drawingml/2006/picture">
+                  <pic:nvPicPr>
+                    <pic:cNvPr id="1" name=""/>
+                    <pic:cNvPicPr/>
+                  </pic:nvPicPr>
+                  <pic:blipFill>
+                    <a:blip r:embed="rId5"/>
+                    <a:stretch>
+                      <a:fillRect/>
+                    </a:stretch>
+                  </pic:blipFill>
+                  <pic:spPr>
+                    <a:xfrm>
+                      <a:off x="0" y="0"/>
+                      <a:ext cx="5940425" cy="3232150"/>
+                    </a:xfrm>
+                    <a:prstGeom prst="rect">
+                      <a:avLst/>
+                    </a:prstGeom>
+                  </pic:spPr>
+                </pic:pic>
+              </a:graphicData>
+            </a:graphic>
+          </wp:inline>
+        </w:drawing>
+      </w:r>
     </w:p>
     <w:p>
       <w:pPr>
@@ -2368,6 +10625,96 @@
     </w:lvl>
   </w:abstractNum>
   <w:abstractNum w:abstractNumId="6" w15:restartNumberingAfterBreak="0">
+    <w:nsid w:val="6BFA19C4"/>
+    <w:multiLevelType w:val="hybridMultilevel"/>
+    <w:tmpl w:val="71E02602"/>
+    <w:lvl w:ilvl="0" w:tplc="8DC06678">
+      <w:start w:val="1"/>
+      <w:numFmt w:val="decimal"/>
+      <w:lvlText w:val="%1."/>
+      <w:lvlJc w:val="left"/>
+      <w:pPr>
+        <w:ind w:left="-66" w:hanging="360"/>
+      </w:pPr>
+      <w:rPr>
+        <w:rFonts w:eastAsia="Times New Roman" w:hint="default"/>
+        <w:b/>
+      </w:rPr>
+    </w:lvl>
+    <w:lvl w:ilvl="1" w:tplc="20000019" w:tentative="1">
+      <w:start w:val="1"/>
+      <w:numFmt w:val="lowerLetter"/>
+      <w:lvlText w:val="%2."/>
+      <w:lvlJc w:val="left"/>
+      <w:pPr>
+        <w:ind w:left="654" w:hanging="360"/>
+      </w:pPr>
+    </w:lvl>
+    <w:lvl w:ilvl="2" w:tplc="2000001B" w:tentative="1">
+      <w:start w:val="1"/>
+      <w:numFmt w:val="lowerRoman"/>
+      <w:lvlText w:val="%3."/>
+      <w:lvlJc w:val="right"/>
+      <w:pPr>
+        <w:ind w:left="1374" w:hanging="180"/>
+      </w:pPr>
+    </w:lvl>
+    <w:lvl w:ilvl="3" w:tplc="2000000F" w:tentative="1">
+      <w:start w:val="1"/>
+      <w:numFmt w:val="decimal"/>
+      <w:lvlText w:val="%4."/>
+      <w:lvlJc w:val="left"/>
+      <w:pPr>
+        <w:ind w:left="2094" w:hanging="360"/>
+      </w:pPr>
+    </w:lvl>
+    <w:lvl w:ilvl="4" w:tplc="20000019" w:tentative="1">
+      <w:start w:val="1"/>
+      <w:numFmt w:val="lowerLetter"/>
+      <w:lvlText w:val="%5."/>
+      <w:lvlJc w:val="left"/>
+      <w:pPr>
+        <w:ind w:left="2814" w:hanging="360"/>
+      </w:pPr>
+    </w:lvl>
+    <w:lvl w:ilvl="5" w:tplc="2000001B" w:tentative="1">
+      <w:start w:val="1"/>
+      <w:numFmt w:val="lowerRoman"/>
+      <w:lvlText w:val="%6."/>
+      <w:lvlJc w:val="right"/>
+      <w:pPr>
+        <w:ind w:left="3534" w:hanging="180"/>
+      </w:pPr>
+    </w:lvl>
+    <w:lvl w:ilvl="6" w:tplc="2000000F" w:tentative="1">
+      <w:start w:val="1"/>
+      <w:numFmt w:val="decimal"/>
+      <w:lvlText w:val="%7."/>
+      <w:lvlJc w:val="left"/>
+      <w:pPr>
+        <w:ind w:left="4254" w:hanging="360"/>
+      </w:pPr>
+    </w:lvl>
+    <w:lvl w:ilvl="7" w:tplc="20000019" w:tentative="1">
+      <w:start w:val="1"/>
+      <w:numFmt w:val="lowerLetter"/>
+      <w:lvlText w:val="%8."/>
+      <w:lvlJc w:val="left"/>
+      <w:pPr>
+        <w:ind w:left="4974" w:hanging="360"/>
+      </w:pPr>
+    </w:lvl>
+    <w:lvl w:ilvl="8" w:tplc="2000001B" w:tentative="1">
+      <w:start w:val="1"/>
+      <w:numFmt w:val="lowerRoman"/>
+      <w:lvlText w:val="%9."/>
+      <w:lvlJc w:val="right"/>
+      <w:pPr>
+        <w:ind w:left="5694" w:hanging="180"/>
+      </w:pPr>
+    </w:lvl>
+  </w:abstractNum>
+  <w:abstractNum w:abstractNumId="7" w15:restartNumberingAfterBreak="0">
     <w:nsid w:val="6D5D615A"/>
     <w:multiLevelType w:val="multilevel"/>
     <w:tmpl w:val="0C0A1E6E"/>
@@ -2503,6 +10850,9 @@
     <w:abstractNumId w:val="1"/>
   </w:num>
   <w:num w:numId="7">
+    <w:abstractNumId w:val="7"/>
+  </w:num>
+  <w:num w:numId="8">
     <w:abstractNumId w:val="6"/>
   </w:num>
 </w:numbering>
